--- a/AI for Engineers Course/AI_for_Engineers_Final_Certification_Test_Solution.docx
+++ b/AI for Engineers Course/AI_for_Engineers_Final_Certification_Test_Solution.docx
@@ -342,7 +342,7 @@
                 <w:sz w:val="20"/>
                 <w:szCs w:val="20"/>
               </w:rPr>
-              <w:t xml:space="preserve">B</w:t>
+              <w:t>D</w:t>
             </w:r>
           </w:p>
         </w:tc>
@@ -484,7 +484,7 @@
                 <w:sz w:val="20"/>
                 <w:szCs w:val="20"/>
               </w:rPr>
-              <w:t xml:space="preserve">B</w:t>
+              <w:t>A</w:t>
             </w:r>
           </w:p>
         </w:tc>
@@ -530,7 +530,7 @@
                 <w:sz w:val="20"/>
                 <w:szCs w:val="20"/>
               </w:rPr>
-              <w:t xml:space="preserve">B</w:t>
+              <w:t>D</w:t>
             </w:r>
           </w:p>
         </w:tc>
@@ -578,7 +578,7 @@
                 <w:sz w:val="20"/>
                 <w:szCs w:val="20"/>
               </w:rPr>
-              <w:t xml:space="preserve">B</w:t>
+              <w:t>C</w:t>
             </w:r>
           </w:p>
         </w:tc>
@@ -672,7 +672,7 @@
                 <w:sz w:val="20"/>
                 <w:szCs w:val="20"/>
               </w:rPr>
-              <w:t xml:space="preserve">B</w:t>
+              <w:t>D</w:t>
             </w:r>
           </w:p>
         </w:tc>
@@ -718,7 +718,7 @@
                 <w:sz w:val="20"/>
                 <w:szCs w:val="20"/>
               </w:rPr>
-              <w:t xml:space="preserve">B</w:t>
+              <w:t>C</w:t>
             </w:r>
           </w:p>
         </w:tc>
@@ -860,7 +860,7 @@
                 <w:sz w:val="20"/>
                 <w:szCs w:val="20"/>
               </w:rPr>
-              <w:t xml:space="preserve">B</w:t>
+              <w:t>D</w:t>
             </w:r>
           </w:p>
         </w:tc>
@@ -906,7 +906,7 @@
                 <w:sz w:val="20"/>
                 <w:szCs w:val="20"/>
               </w:rPr>
-              <w:t xml:space="preserve">B</w:t>
+              <w:t>C</w:t>
             </w:r>
           </w:p>
         </w:tc>
@@ -1000,7 +1000,7 @@
                 <w:sz w:val="20"/>
                 <w:szCs w:val="20"/>
               </w:rPr>
-              <w:t xml:space="preserve">B</w:t>
+              <w:t>D</w:t>
             </w:r>
           </w:p>
         </w:tc>
@@ -1142,7 +1142,7 @@
                 <w:sz w:val="20"/>
                 <w:szCs w:val="20"/>
               </w:rPr>
-              <w:t xml:space="preserve">B</w:t>
+              <w:t>A</w:t>
             </w:r>
           </w:p>
         </w:tc>
@@ -1188,7 +1188,7 @@
                 <w:sz w:val="20"/>
                 <w:szCs w:val="20"/>
               </w:rPr>
-              <w:t xml:space="preserve">B</w:t>
+              <w:t>C</w:t>
             </w:r>
           </w:p>
         </w:tc>
@@ -1330,7 +1330,7 @@
                 <w:sz w:val="20"/>
                 <w:szCs w:val="20"/>
               </w:rPr>
-              <w:t xml:space="preserve">B</w:t>
+              <w:t>D</w:t>
             </w:r>
           </w:p>
         </w:tc>
@@ -1424,7 +1424,7 @@
                 <w:sz w:val="20"/>
                 <w:szCs w:val="20"/>
               </w:rPr>
-              <w:t xml:space="preserve">B</w:t>
+              <w:t>C</w:t>
             </w:r>
           </w:p>
         </w:tc>
@@ -1470,7 +1470,7 @@
                 <w:sz w:val="20"/>
                 <w:szCs w:val="20"/>
               </w:rPr>
-              <w:t xml:space="preserve">B</w:t>
+              <w:t>D</w:t>
             </w:r>
           </w:p>
         </w:tc>
@@ -1706,7 +1706,7 @@
                 <w:sz w:val="20"/>
                 <w:szCs w:val="20"/>
               </w:rPr>
-              <w:t xml:space="preserve">B</w:t>
+              <w:t>D</w:t>
             </w:r>
           </w:p>
         </w:tc>
@@ -1752,7 +1752,7 @@
                 <w:sz w:val="20"/>
                 <w:szCs w:val="20"/>
               </w:rPr>
-              <w:t xml:space="preserve">B</w:t>
+              <w:t>C</w:t>
             </w:r>
           </w:p>
         </w:tc>
@@ -1800,7 +1800,7 @@
                 <w:sz w:val="20"/>
                 <w:szCs w:val="20"/>
               </w:rPr>
-              <w:t xml:space="preserve">B</w:t>
+              <w:t>A</w:t>
             </w:r>
           </w:p>
         </w:tc>
@@ -1988,7 +1988,7 @@
                 <w:sz w:val="20"/>
                 <w:szCs w:val="20"/>
               </w:rPr>
-              <w:t xml:space="preserve">B</w:t>
+              <w:t>D</w:t>
             </w:r>
           </w:p>
         </w:tc>
@@ -2082,7 +2082,7 @@
                 <w:sz w:val="20"/>
                 <w:szCs w:val="20"/>
               </w:rPr>
-              <w:t xml:space="preserve">B</w:t>
+              <w:t>C</w:t>
             </w:r>
           </w:p>
         </w:tc>
@@ -2222,7 +2222,7 @@
                 <w:sz w:val="20"/>
                 <w:szCs w:val="20"/>
               </w:rPr>
-              <w:t xml:space="preserve">B</w:t>
+              <w:t>D</w:t>
             </w:r>
           </w:p>
         </w:tc>
@@ -2316,7 +2316,7 @@
                 <w:sz w:val="20"/>
                 <w:szCs w:val="20"/>
               </w:rPr>
-              <w:t xml:space="preserve">B</w:t>
+              <w:t>C</w:t>
             </w:r>
           </w:p>
         </w:tc>
@@ -2410,7 +2410,7 @@
                 <w:sz w:val="20"/>
                 <w:szCs w:val="20"/>
               </w:rPr>
-              <w:t xml:space="preserve">B</w:t>
+              <w:t>D</w:t>
             </w:r>
           </w:p>
         </w:tc>
@@ -2458,7 +2458,7 @@
                 <w:sz w:val="20"/>
                 <w:szCs w:val="20"/>
               </w:rPr>
-              <w:t xml:space="preserve">B</w:t>
+              <w:t>A</w:t>
             </w:r>
           </w:p>
         </w:tc>
@@ -2552,10 +2552,58 @@
                 <w:sz w:val="20"/>
                 <w:szCs w:val="20"/>
               </w:rPr>
+              <w:t>C</w:t>
+            </w:r>
+          </w:p>
+        </w:tc>
+        <w:tc>
+          <w:tcPr>
+            <w:shd w:fill="FFFFFF" w:val="clear"/>
+            <w:tcMar>
+              <w:top w:type="dxa" w:w="60"/>
+              <w:left w:type="dxa" w:w="80"/>
+              <w:bottom w:type="dxa" w:w="60"/>
+              <w:right w:type="dxa" w:w="80"/>
+            </w:tcMar>
+          </w:tcPr>
+          <w:p>
+            <w:r>
+              <w:rPr>
+                <w:b/>
+                <w:bCs/>
+                <w:color w:val="2E86AB"/>
+                <w:sz w:val="20"/>
+                <w:szCs w:val="20"/>
+              </w:rPr>
+              <w:t xml:space="preserve">Q50</w:t>
+            </w:r>
+          </w:p>
+        </w:tc>
+        <w:tc>
+          <w:tcPr>
+            <w:shd w:fill="FFFFFF" w:val="clear"/>
+            <w:tcMar>
+              <w:top w:type="dxa" w:w="60"/>
+              <w:left w:type="dxa" w:w="80"/>
+              <w:bottom w:type="dxa" w:w="60"/>
+              <w:right w:type="dxa" w:w="80"/>
+            </w:tcMar>
+          </w:tcPr>
+          <w:p>
+            <w:r>
+              <w:rPr>
+                <w:b/>
+                <w:bCs/>
+                <w:color w:val="4CAF50"/>
+                <w:sz w:val="20"/>
+                <w:szCs w:val="20"/>
+              </w:rPr>
               <w:t xml:space="preserve">B</w:t>
             </w:r>
           </w:p>
         </w:tc>
+      </w:tr>
+      <w:tr>
         <w:tc>
           <w:tcPr>
             <w:shd w:fill="FFFFFF" w:val="clear"/>
@@ -2575,7 +2623,7 @@
                 <w:sz w:val="20"/>
                 <w:szCs w:val="20"/>
               </w:rPr>
-              <w:t xml:space="preserve">Q50</w:t>
+              <w:t>Q51</w:t>
             </w:r>
           </w:p>
         </w:tc>
@@ -2598,7 +2646,2309 @@
                 <w:sz w:val="20"/>
                 <w:szCs w:val="20"/>
               </w:rPr>
-              <w:t xml:space="preserve">B</w:t>
+              <w:t>D</w:t>
+            </w:r>
+          </w:p>
+        </w:tc>
+        <w:tc>
+          <w:tcPr>
+            <w:shd w:fill="FFFFFF" w:val="clear"/>
+            <w:tcMar>
+              <w:top w:type="dxa" w:w="60"/>
+              <w:left w:type="dxa" w:w="80"/>
+              <w:bottom w:type="dxa" w:w="60"/>
+              <w:right w:type="dxa" w:w="80"/>
+            </w:tcMar>
+          </w:tcPr>
+          <w:p>
+            <w:r>
+              <w:rPr>
+                <w:b/>
+                <w:bCs/>
+                <w:color w:val="2E86AB"/>
+                <w:sz w:val="20"/>
+                <w:szCs w:val="20"/>
+              </w:rPr>
+              <w:t>Q52</w:t>
+            </w:r>
+          </w:p>
+        </w:tc>
+        <w:tc>
+          <w:tcPr>
+            <w:shd w:fill="FFFFFF" w:val="clear"/>
+            <w:tcMar>
+              <w:top w:type="dxa" w:w="60"/>
+              <w:left w:type="dxa" w:w="80"/>
+              <w:bottom w:type="dxa" w:w="60"/>
+              <w:right w:type="dxa" w:w="80"/>
+            </w:tcMar>
+          </w:tcPr>
+          <w:p>
+            <w:r>
+              <w:rPr>
+                <w:b/>
+                <w:bCs/>
+                <w:color w:val="4CAF50"/>
+                <w:sz w:val="20"/>
+                <w:szCs w:val="20"/>
+              </w:rPr>
+              <w:t>C</w:t>
+            </w:r>
+          </w:p>
+        </w:tc>
+      </w:tr>
+      <w:tr>
+        <w:tc>
+          <w:tcPr>
+            <w:shd w:fill="FFFFFF" w:val="clear"/>
+            <w:tcMar>
+              <w:top w:type="dxa" w:w="60"/>
+              <w:left w:type="dxa" w:w="80"/>
+              <w:bottom w:type="dxa" w:w="60"/>
+              <w:right w:type="dxa" w:w="80"/>
+            </w:tcMar>
+          </w:tcPr>
+          <w:p>
+            <w:r>
+              <w:rPr>
+                <w:b/>
+                <w:bCs/>
+                <w:color w:val="2E86AB"/>
+                <w:sz w:val="20"/>
+                <w:szCs w:val="20"/>
+              </w:rPr>
+              <w:t>Q53</w:t>
+            </w:r>
+          </w:p>
+        </w:tc>
+        <w:tc>
+          <w:tcPr>
+            <w:shd w:fill="FFFFFF" w:val="clear"/>
+            <w:tcMar>
+              <w:top w:type="dxa" w:w="60"/>
+              <w:left w:type="dxa" w:w="80"/>
+              <w:bottom w:type="dxa" w:w="60"/>
+              <w:right w:type="dxa" w:w="80"/>
+            </w:tcMar>
+          </w:tcPr>
+          <w:p>
+            <w:r>
+              <w:rPr>
+                <w:b/>
+                <w:bCs/>
+                <w:color w:val="4CAF50"/>
+                <w:sz w:val="20"/>
+                <w:szCs w:val="20"/>
+              </w:rPr>
+              <w:t>A</w:t>
+            </w:r>
+          </w:p>
+        </w:tc>
+        <w:tc>
+          <w:tcPr>
+            <w:shd w:fill="FFFFFF" w:val="clear"/>
+            <w:tcMar>
+              <w:top w:type="dxa" w:w="60"/>
+              <w:left w:type="dxa" w:w="80"/>
+              <w:bottom w:type="dxa" w:w="60"/>
+              <w:right w:type="dxa" w:w="80"/>
+            </w:tcMar>
+          </w:tcPr>
+          <w:p>
+            <w:r>
+              <w:rPr>
+                <w:b/>
+                <w:bCs/>
+                <w:color w:val="2E86AB"/>
+                <w:sz w:val="20"/>
+                <w:szCs w:val="20"/>
+              </w:rPr>
+              <w:t>Q54</w:t>
+            </w:r>
+          </w:p>
+        </w:tc>
+        <w:tc>
+          <w:tcPr>
+            <w:shd w:fill="FFFFFF" w:val="clear"/>
+            <w:tcMar>
+              <w:top w:type="dxa" w:w="60"/>
+              <w:left w:type="dxa" w:w="80"/>
+              <w:bottom w:type="dxa" w:w="60"/>
+              <w:right w:type="dxa" w:w="80"/>
+            </w:tcMar>
+          </w:tcPr>
+          <w:p>
+            <w:r>
+              <w:rPr>
+                <w:b/>
+                <w:bCs/>
+                <w:color w:val="4CAF50"/>
+                <w:sz w:val="20"/>
+                <w:szCs w:val="20"/>
+              </w:rPr>
+              <w:t>B</w:t>
+            </w:r>
+          </w:p>
+        </w:tc>
+      </w:tr>
+      <w:tr>
+        <w:tc>
+          <w:tcPr>
+            <w:shd w:fill="FFFFFF" w:val="clear"/>
+            <w:tcMar>
+              <w:top w:type="dxa" w:w="60"/>
+              <w:left w:type="dxa" w:w="80"/>
+              <w:bottom w:type="dxa" w:w="60"/>
+              <w:right w:type="dxa" w:w="80"/>
+            </w:tcMar>
+          </w:tcPr>
+          <w:p>
+            <w:r>
+              <w:rPr>
+                <w:b/>
+                <w:bCs/>
+                <w:color w:val="2E86AB"/>
+                <w:sz w:val="20"/>
+                <w:szCs w:val="20"/>
+              </w:rPr>
+              <w:t>Q55</w:t>
+            </w:r>
+          </w:p>
+        </w:tc>
+        <w:tc>
+          <w:tcPr>
+            <w:shd w:fill="FFFFFF" w:val="clear"/>
+            <w:tcMar>
+              <w:top w:type="dxa" w:w="60"/>
+              <w:left w:type="dxa" w:w="80"/>
+              <w:bottom w:type="dxa" w:w="60"/>
+              <w:right w:type="dxa" w:w="80"/>
+            </w:tcMar>
+          </w:tcPr>
+          <w:p>
+            <w:r>
+              <w:rPr>
+                <w:b/>
+                <w:bCs/>
+                <w:color w:val="4CAF50"/>
+                <w:sz w:val="20"/>
+                <w:szCs w:val="20"/>
+              </w:rPr>
+              <w:t>D</w:t>
+            </w:r>
+          </w:p>
+        </w:tc>
+        <w:tc>
+          <w:tcPr>
+            <w:shd w:fill="FFFFFF" w:val="clear"/>
+            <w:tcMar>
+              <w:top w:type="dxa" w:w="60"/>
+              <w:left w:type="dxa" w:w="80"/>
+              <w:bottom w:type="dxa" w:w="60"/>
+              <w:right w:type="dxa" w:w="80"/>
+            </w:tcMar>
+          </w:tcPr>
+          <w:p>
+            <w:r>
+              <w:rPr>
+                <w:b/>
+                <w:bCs/>
+                <w:color w:val="2E86AB"/>
+                <w:sz w:val="20"/>
+                <w:szCs w:val="20"/>
+              </w:rPr>
+              <w:t>Q56</w:t>
+            </w:r>
+          </w:p>
+        </w:tc>
+        <w:tc>
+          <w:tcPr>
+            <w:shd w:fill="FFFFFF" w:val="clear"/>
+            <w:tcMar>
+              <w:top w:type="dxa" w:w="60"/>
+              <w:left w:type="dxa" w:w="80"/>
+              <w:bottom w:type="dxa" w:w="60"/>
+              <w:right w:type="dxa" w:w="80"/>
+            </w:tcMar>
+          </w:tcPr>
+          <w:p>
+            <w:r>
+              <w:rPr>
+                <w:b/>
+                <w:bCs/>
+                <w:color w:val="4CAF50"/>
+                <w:sz w:val="20"/>
+                <w:szCs w:val="20"/>
+              </w:rPr>
+              <w:t>A</w:t>
+            </w:r>
+          </w:p>
+        </w:tc>
+      </w:tr>
+      <w:tr>
+        <w:tc>
+          <w:tcPr>
+            <w:shd w:fill="FFFFFF" w:val="clear"/>
+            <w:tcMar>
+              <w:top w:type="dxa" w:w="60"/>
+              <w:left w:type="dxa" w:w="80"/>
+              <w:bottom w:type="dxa" w:w="60"/>
+              <w:right w:type="dxa" w:w="80"/>
+            </w:tcMar>
+          </w:tcPr>
+          <w:p>
+            <w:r>
+              <w:rPr>
+                <w:b/>
+                <w:bCs/>
+                <w:color w:val="2E86AB"/>
+                <w:sz w:val="20"/>
+                <w:szCs w:val="20"/>
+              </w:rPr>
+              <w:t>Q57</w:t>
+            </w:r>
+          </w:p>
+        </w:tc>
+        <w:tc>
+          <w:tcPr>
+            <w:shd w:fill="FFFFFF" w:val="clear"/>
+            <w:tcMar>
+              <w:top w:type="dxa" w:w="60"/>
+              <w:left w:type="dxa" w:w="80"/>
+              <w:bottom w:type="dxa" w:w="60"/>
+              <w:right w:type="dxa" w:w="80"/>
+            </w:tcMar>
+          </w:tcPr>
+          <w:p>
+            <w:r>
+              <w:rPr>
+                <w:b/>
+                <w:bCs/>
+                <w:color w:val="4CAF50"/>
+                <w:sz w:val="20"/>
+                <w:szCs w:val="20"/>
+              </w:rPr>
+              <w:t>C</w:t>
+            </w:r>
+          </w:p>
+        </w:tc>
+        <w:tc>
+          <w:tcPr>
+            <w:shd w:fill="FFFFFF" w:val="clear"/>
+            <w:tcMar>
+              <w:top w:type="dxa" w:w="60"/>
+              <w:left w:type="dxa" w:w="80"/>
+              <w:bottom w:type="dxa" w:w="60"/>
+              <w:right w:type="dxa" w:w="80"/>
+            </w:tcMar>
+          </w:tcPr>
+          <w:p>
+            <w:r>
+              <w:rPr>
+                <w:b/>
+                <w:bCs/>
+                <w:color w:val="2E86AB"/>
+                <w:sz w:val="20"/>
+                <w:szCs w:val="20"/>
+              </w:rPr>
+              <w:t>Q58</w:t>
+            </w:r>
+          </w:p>
+        </w:tc>
+        <w:tc>
+          <w:tcPr>
+            <w:shd w:fill="FFFFFF" w:val="clear"/>
+            <w:tcMar>
+              <w:top w:type="dxa" w:w="60"/>
+              <w:left w:type="dxa" w:w="80"/>
+              <w:bottom w:type="dxa" w:w="60"/>
+              <w:right w:type="dxa" w:w="80"/>
+            </w:tcMar>
+          </w:tcPr>
+          <w:p>
+            <w:r>
+              <w:rPr>
+                <w:b/>
+                <w:bCs/>
+                <w:color w:val="4CAF50"/>
+                <w:sz w:val="20"/>
+                <w:szCs w:val="20"/>
+              </w:rPr>
+              <w:t>B</w:t>
+            </w:r>
+          </w:p>
+        </w:tc>
+      </w:tr>
+      <w:tr>
+        <w:tc>
+          <w:tcPr>
+            <w:shd w:fill="FFFFFF" w:val="clear"/>
+            <w:tcMar>
+              <w:top w:type="dxa" w:w="60"/>
+              <w:left w:type="dxa" w:w="80"/>
+              <w:bottom w:type="dxa" w:w="60"/>
+              <w:right w:type="dxa" w:w="80"/>
+            </w:tcMar>
+          </w:tcPr>
+          <w:p>
+            <w:r>
+              <w:rPr>
+                <w:b/>
+                <w:bCs/>
+                <w:color w:val="2E86AB"/>
+                <w:sz w:val="20"/>
+                <w:szCs w:val="20"/>
+              </w:rPr>
+              <w:t>Q59</w:t>
+            </w:r>
+          </w:p>
+        </w:tc>
+        <w:tc>
+          <w:tcPr>
+            <w:shd w:fill="FFFFFF" w:val="clear"/>
+            <w:tcMar>
+              <w:top w:type="dxa" w:w="60"/>
+              <w:left w:type="dxa" w:w="80"/>
+              <w:bottom w:type="dxa" w:w="60"/>
+              <w:right w:type="dxa" w:w="80"/>
+            </w:tcMar>
+          </w:tcPr>
+          <w:p>
+            <w:r>
+              <w:rPr>
+                <w:b/>
+                <w:bCs/>
+                <w:color w:val="4CAF50"/>
+                <w:sz w:val="20"/>
+                <w:szCs w:val="20"/>
+              </w:rPr>
+              <w:t>C</w:t>
+            </w:r>
+          </w:p>
+        </w:tc>
+        <w:tc>
+          <w:tcPr>
+            <w:shd w:fill="FFFFFF" w:val="clear"/>
+            <w:tcMar>
+              <w:top w:type="dxa" w:w="60"/>
+              <w:left w:type="dxa" w:w="80"/>
+              <w:bottom w:type="dxa" w:w="60"/>
+              <w:right w:type="dxa" w:w="80"/>
+            </w:tcMar>
+          </w:tcPr>
+          <w:p>
+            <w:r>
+              <w:rPr>
+                <w:b/>
+                <w:bCs/>
+                <w:color w:val="2E86AB"/>
+                <w:sz w:val="20"/>
+                <w:szCs w:val="20"/>
+              </w:rPr>
+              <w:t>Q60</w:t>
+            </w:r>
+          </w:p>
+        </w:tc>
+        <w:tc>
+          <w:tcPr>
+            <w:shd w:fill="FFFFFF" w:val="clear"/>
+            <w:tcMar>
+              <w:top w:type="dxa" w:w="60"/>
+              <w:left w:type="dxa" w:w="80"/>
+              <w:bottom w:type="dxa" w:w="60"/>
+              <w:right w:type="dxa" w:w="80"/>
+            </w:tcMar>
+          </w:tcPr>
+          <w:p>
+            <w:r>
+              <w:rPr>
+                <w:b/>
+                <w:bCs/>
+                <w:color w:val="4CAF50"/>
+                <w:sz w:val="20"/>
+                <w:szCs w:val="20"/>
+              </w:rPr>
+              <w:t>B</w:t>
+            </w:r>
+          </w:p>
+        </w:tc>
+      </w:tr>
+      <w:tr>
+        <w:tc>
+          <w:tcPr>
+            <w:shd w:fill="FFFFFF" w:val="clear"/>
+            <w:tcMar>
+              <w:top w:type="dxa" w:w="60"/>
+              <w:left w:type="dxa" w:w="80"/>
+              <w:bottom w:type="dxa" w:w="60"/>
+              <w:right w:type="dxa" w:w="80"/>
+            </w:tcMar>
+          </w:tcPr>
+          <w:p>
+            <w:r>
+              <w:rPr>
+                <w:b/>
+                <w:bCs/>
+                <w:color w:val="2E86AB"/>
+                <w:sz w:val="20"/>
+                <w:szCs w:val="20"/>
+              </w:rPr>
+              <w:t>Q61</w:t>
+            </w:r>
+          </w:p>
+        </w:tc>
+        <w:tc>
+          <w:tcPr>
+            <w:shd w:fill="FFFFFF" w:val="clear"/>
+            <w:tcMar>
+              <w:top w:type="dxa" w:w="60"/>
+              <w:left w:type="dxa" w:w="80"/>
+              <w:bottom w:type="dxa" w:w="60"/>
+              <w:right w:type="dxa" w:w="80"/>
+            </w:tcMar>
+          </w:tcPr>
+          <w:p>
+            <w:r>
+              <w:rPr>
+                <w:b/>
+                <w:bCs/>
+                <w:color w:val="4CAF50"/>
+                <w:sz w:val="20"/>
+                <w:szCs w:val="20"/>
+              </w:rPr>
+              <w:t>D</w:t>
+            </w:r>
+          </w:p>
+        </w:tc>
+        <w:tc>
+          <w:tcPr>
+            <w:shd w:fill="FFFFFF" w:val="clear"/>
+            <w:tcMar>
+              <w:top w:type="dxa" w:w="60"/>
+              <w:left w:type="dxa" w:w="80"/>
+              <w:bottom w:type="dxa" w:w="60"/>
+              <w:right w:type="dxa" w:w="80"/>
+            </w:tcMar>
+          </w:tcPr>
+          <w:p>
+            <w:r>
+              <w:rPr>
+                <w:b/>
+                <w:bCs/>
+                <w:color w:val="2E86AB"/>
+                <w:sz w:val="20"/>
+                <w:szCs w:val="20"/>
+              </w:rPr>
+              <w:t>Q62</w:t>
+            </w:r>
+          </w:p>
+        </w:tc>
+        <w:tc>
+          <w:tcPr>
+            <w:shd w:fill="FFFFFF" w:val="clear"/>
+            <w:tcMar>
+              <w:top w:type="dxa" w:w="60"/>
+              <w:left w:type="dxa" w:w="80"/>
+              <w:bottom w:type="dxa" w:w="60"/>
+              <w:right w:type="dxa" w:w="80"/>
+            </w:tcMar>
+          </w:tcPr>
+          <w:p>
+            <w:r>
+              <w:rPr>
+                <w:b/>
+                <w:bCs/>
+                <w:color w:val="4CAF50"/>
+                <w:sz w:val="20"/>
+                <w:szCs w:val="20"/>
+              </w:rPr>
+              <w:t>A</w:t>
+            </w:r>
+          </w:p>
+        </w:tc>
+      </w:tr>
+      <w:tr>
+        <w:tc>
+          <w:tcPr>
+            <w:shd w:fill="FFFFFF" w:val="clear"/>
+            <w:tcMar>
+              <w:top w:type="dxa" w:w="60"/>
+              <w:left w:type="dxa" w:w="80"/>
+              <w:bottom w:type="dxa" w:w="60"/>
+              <w:right w:type="dxa" w:w="80"/>
+            </w:tcMar>
+          </w:tcPr>
+          <w:p>
+            <w:r>
+              <w:rPr>
+                <w:b/>
+                <w:bCs/>
+                <w:color w:val="2E86AB"/>
+                <w:sz w:val="20"/>
+                <w:szCs w:val="20"/>
+              </w:rPr>
+              <w:t>Q63</w:t>
+            </w:r>
+          </w:p>
+        </w:tc>
+        <w:tc>
+          <w:tcPr>
+            <w:shd w:fill="FFFFFF" w:val="clear"/>
+            <w:tcMar>
+              <w:top w:type="dxa" w:w="60"/>
+              <w:left w:type="dxa" w:w="80"/>
+              <w:bottom w:type="dxa" w:w="60"/>
+              <w:right w:type="dxa" w:w="80"/>
+            </w:tcMar>
+          </w:tcPr>
+          <w:p>
+            <w:r>
+              <w:rPr>
+                <w:b/>
+                <w:bCs/>
+                <w:color w:val="4CAF50"/>
+                <w:sz w:val="20"/>
+                <w:szCs w:val="20"/>
+              </w:rPr>
+              <w:t>B</w:t>
+            </w:r>
+          </w:p>
+        </w:tc>
+        <w:tc>
+          <w:tcPr>
+            <w:shd w:fill="FFFFFF" w:val="clear"/>
+            <w:tcMar>
+              <w:top w:type="dxa" w:w="60"/>
+              <w:left w:type="dxa" w:w="80"/>
+              <w:bottom w:type="dxa" w:w="60"/>
+              <w:right w:type="dxa" w:w="80"/>
+            </w:tcMar>
+          </w:tcPr>
+          <w:p>
+            <w:r>
+              <w:rPr>
+                <w:b/>
+                <w:bCs/>
+                <w:color w:val="2E86AB"/>
+                <w:sz w:val="20"/>
+                <w:szCs w:val="20"/>
+              </w:rPr>
+              <w:t>Q64</w:t>
+            </w:r>
+          </w:p>
+        </w:tc>
+        <w:tc>
+          <w:tcPr>
+            <w:shd w:fill="FFFFFF" w:val="clear"/>
+            <w:tcMar>
+              <w:top w:type="dxa" w:w="60"/>
+              <w:left w:type="dxa" w:w="80"/>
+              <w:bottom w:type="dxa" w:w="60"/>
+              <w:right w:type="dxa" w:w="80"/>
+            </w:tcMar>
+          </w:tcPr>
+          <w:p>
+            <w:r>
+              <w:rPr>
+                <w:b/>
+                <w:bCs/>
+                <w:color w:val="4CAF50"/>
+                <w:sz w:val="20"/>
+                <w:szCs w:val="20"/>
+              </w:rPr>
+              <w:t>C</w:t>
+            </w:r>
+          </w:p>
+        </w:tc>
+      </w:tr>
+      <w:tr>
+        <w:tc>
+          <w:tcPr>
+            <w:shd w:fill="FFFFFF" w:val="clear"/>
+            <w:tcMar>
+              <w:top w:type="dxa" w:w="60"/>
+              <w:left w:type="dxa" w:w="80"/>
+              <w:bottom w:type="dxa" w:w="60"/>
+              <w:right w:type="dxa" w:w="80"/>
+            </w:tcMar>
+          </w:tcPr>
+          <w:p>
+            <w:r>
+              <w:rPr>
+                <w:b/>
+                <w:bCs/>
+                <w:color w:val="2E86AB"/>
+                <w:sz w:val="20"/>
+                <w:szCs w:val="20"/>
+              </w:rPr>
+              <w:t>Q65</w:t>
+            </w:r>
+          </w:p>
+        </w:tc>
+        <w:tc>
+          <w:tcPr>
+            <w:shd w:fill="FFFFFF" w:val="clear"/>
+            <w:tcMar>
+              <w:top w:type="dxa" w:w="60"/>
+              <w:left w:type="dxa" w:w="80"/>
+              <w:bottom w:type="dxa" w:w="60"/>
+              <w:right w:type="dxa" w:w="80"/>
+            </w:tcMar>
+          </w:tcPr>
+          <w:p>
+            <w:r>
+              <w:rPr>
+                <w:b/>
+                <w:bCs/>
+                <w:color w:val="4CAF50"/>
+                <w:sz w:val="20"/>
+                <w:szCs w:val="20"/>
+              </w:rPr>
+              <w:t>B</w:t>
+            </w:r>
+          </w:p>
+        </w:tc>
+        <w:tc>
+          <w:tcPr>
+            <w:shd w:fill="FFFFFF" w:val="clear"/>
+            <w:tcMar>
+              <w:top w:type="dxa" w:w="60"/>
+              <w:left w:type="dxa" w:w="80"/>
+              <w:bottom w:type="dxa" w:w="60"/>
+              <w:right w:type="dxa" w:w="80"/>
+            </w:tcMar>
+          </w:tcPr>
+          <w:p>
+            <w:r>
+              <w:rPr>
+                <w:b/>
+                <w:bCs/>
+                <w:color w:val="2E86AB"/>
+                <w:sz w:val="20"/>
+                <w:szCs w:val="20"/>
+              </w:rPr>
+              <w:t>Q66</w:t>
+            </w:r>
+          </w:p>
+        </w:tc>
+        <w:tc>
+          <w:tcPr>
+            <w:shd w:fill="FFFFFF" w:val="clear"/>
+            <w:tcMar>
+              <w:top w:type="dxa" w:w="60"/>
+              <w:left w:type="dxa" w:w="80"/>
+              <w:bottom w:type="dxa" w:w="60"/>
+              <w:right w:type="dxa" w:w="80"/>
+            </w:tcMar>
+          </w:tcPr>
+          <w:p>
+            <w:r>
+              <w:rPr>
+                <w:b/>
+                <w:bCs/>
+                <w:color w:val="4CAF50"/>
+                <w:sz w:val="20"/>
+                <w:szCs w:val="20"/>
+              </w:rPr>
+              <w:t>D</w:t>
+            </w:r>
+          </w:p>
+        </w:tc>
+      </w:tr>
+      <w:tr>
+        <w:tc>
+          <w:tcPr>
+            <w:shd w:fill="FFFFFF" w:val="clear"/>
+            <w:tcMar>
+              <w:top w:type="dxa" w:w="60"/>
+              <w:left w:type="dxa" w:w="80"/>
+              <w:bottom w:type="dxa" w:w="60"/>
+              <w:right w:type="dxa" w:w="80"/>
+            </w:tcMar>
+          </w:tcPr>
+          <w:p>
+            <w:r>
+              <w:rPr>
+                <w:b/>
+                <w:bCs/>
+                <w:color w:val="2E86AB"/>
+                <w:sz w:val="20"/>
+                <w:szCs w:val="20"/>
+              </w:rPr>
+              <w:t>Q67</w:t>
+            </w:r>
+          </w:p>
+        </w:tc>
+        <w:tc>
+          <w:tcPr>
+            <w:shd w:fill="FFFFFF" w:val="clear"/>
+            <w:tcMar>
+              <w:top w:type="dxa" w:w="60"/>
+              <w:left w:type="dxa" w:w="80"/>
+              <w:bottom w:type="dxa" w:w="60"/>
+              <w:right w:type="dxa" w:w="80"/>
+            </w:tcMar>
+          </w:tcPr>
+          <w:p>
+            <w:r>
+              <w:rPr>
+                <w:b/>
+                <w:bCs/>
+                <w:color w:val="4CAF50"/>
+                <w:sz w:val="20"/>
+                <w:szCs w:val="20"/>
+              </w:rPr>
+              <w:t>A</w:t>
+            </w:r>
+          </w:p>
+        </w:tc>
+        <w:tc>
+          <w:tcPr>
+            <w:shd w:fill="FFFFFF" w:val="clear"/>
+            <w:tcMar>
+              <w:top w:type="dxa" w:w="60"/>
+              <w:left w:type="dxa" w:w="80"/>
+              <w:bottom w:type="dxa" w:w="60"/>
+              <w:right w:type="dxa" w:w="80"/>
+            </w:tcMar>
+          </w:tcPr>
+          <w:p>
+            <w:r>
+              <w:rPr>
+                <w:b/>
+                <w:bCs/>
+                <w:color w:val="2E86AB"/>
+                <w:sz w:val="20"/>
+                <w:szCs w:val="20"/>
+              </w:rPr>
+              <w:t>Q68</w:t>
+            </w:r>
+          </w:p>
+        </w:tc>
+        <w:tc>
+          <w:tcPr>
+            <w:shd w:fill="FFFFFF" w:val="clear"/>
+            <w:tcMar>
+              <w:top w:type="dxa" w:w="60"/>
+              <w:left w:type="dxa" w:w="80"/>
+              <w:bottom w:type="dxa" w:w="60"/>
+              <w:right w:type="dxa" w:w="80"/>
+            </w:tcMar>
+          </w:tcPr>
+          <w:p>
+            <w:r>
+              <w:rPr>
+                <w:b/>
+                <w:bCs/>
+                <w:color w:val="4CAF50"/>
+                <w:sz w:val="20"/>
+                <w:szCs w:val="20"/>
+              </w:rPr>
+              <w:t>B</w:t>
+            </w:r>
+          </w:p>
+        </w:tc>
+      </w:tr>
+      <w:tr>
+        <w:tc>
+          <w:tcPr>
+            <w:shd w:fill="FFFFFF" w:val="clear"/>
+            <w:tcMar>
+              <w:top w:type="dxa" w:w="60"/>
+              <w:left w:type="dxa" w:w="80"/>
+              <w:bottom w:type="dxa" w:w="60"/>
+              <w:right w:type="dxa" w:w="80"/>
+            </w:tcMar>
+          </w:tcPr>
+          <w:p>
+            <w:r>
+              <w:rPr>
+                <w:b/>
+                <w:bCs/>
+                <w:color w:val="2E86AB"/>
+                <w:sz w:val="20"/>
+                <w:szCs w:val="20"/>
+              </w:rPr>
+              <w:t>Q69</w:t>
+            </w:r>
+          </w:p>
+        </w:tc>
+        <w:tc>
+          <w:tcPr>
+            <w:shd w:fill="FFFFFF" w:val="clear"/>
+            <w:tcMar>
+              <w:top w:type="dxa" w:w="60"/>
+              <w:left w:type="dxa" w:w="80"/>
+              <w:bottom w:type="dxa" w:w="60"/>
+              <w:right w:type="dxa" w:w="80"/>
+            </w:tcMar>
+          </w:tcPr>
+          <w:p>
+            <w:r>
+              <w:rPr>
+                <w:b/>
+                <w:bCs/>
+                <w:color w:val="4CAF50"/>
+                <w:sz w:val="20"/>
+                <w:szCs w:val="20"/>
+              </w:rPr>
+              <w:t>B</w:t>
+            </w:r>
+          </w:p>
+        </w:tc>
+        <w:tc>
+          <w:tcPr>
+            <w:shd w:fill="FFFFFF" w:val="clear"/>
+            <w:tcMar>
+              <w:top w:type="dxa" w:w="60"/>
+              <w:left w:type="dxa" w:w="80"/>
+              <w:bottom w:type="dxa" w:w="60"/>
+              <w:right w:type="dxa" w:w="80"/>
+            </w:tcMar>
+          </w:tcPr>
+          <w:p>
+            <w:r>
+              <w:rPr>
+                <w:b/>
+                <w:bCs/>
+                <w:color w:val="2E86AB"/>
+                <w:sz w:val="20"/>
+                <w:szCs w:val="20"/>
+              </w:rPr>
+              <w:t>Q70</w:t>
+            </w:r>
+          </w:p>
+        </w:tc>
+        <w:tc>
+          <w:tcPr>
+            <w:shd w:fill="FFFFFF" w:val="clear"/>
+            <w:tcMar>
+              <w:top w:type="dxa" w:w="60"/>
+              <w:left w:type="dxa" w:w="80"/>
+              <w:bottom w:type="dxa" w:w="60"/>
+              <w:right w:type="dxa" w:w="80"/>
+            </w:tcMar>
+          </w:tcPr>
+          <w:p>
+            <w:r>
+              <w:rPr>
+                <w:b/>
+                <w:bCs/>
+                <w:color w:val="4CAF50"/>
+                <w:sz w:val="20"/>
+                <w:szCs w:val="20"/>
+              </w:rPr>
+              <w:t>A</w:t>
+            </w:r>
+          </w:p>
+        </w:tc>
+      </w:tr>
+      <w:tr>
+        <w:tc>
+          <w:tcPr>
+            <w:shd w:fill="FFFFFF" w:val="clear"/>
+            <w:tcMar>
+              <w:top w:type="dxa" w:w="60"/>
+              <w:left w:type="dxa" w:w="80"/>
+              <w:bottom w:type="dxa" w:w="60"/>
+              <w:right w:type="dxa" w:w="80"/>
+            </w:tcMar>
+          </w:tcPr>
+          <w:p>
+            <w:r>
+              <w:rPr>
+                <w:b/>
+                <w:bCs/>
+                <w:color w:val="2E86AB"/>
+                <w:sz w:val="20"/>
+                <w:szCs w:val="20"/>
+              </w:rPr>
+              <w:t>Q71</w:t>
+            </w:r>
+          </w:p>
+        </w:tc>
+        <w:tc>
+          <w:tcPr>
+            <w:shd w:fill="FFFFFF" w:val="clear"/>
+            <w:tcMar>
+              <w:top w:type="dxa" w:w="60"/>
+              <w:left w:type="dxa" w:w="80"/>
+              <w:bottom w:type="dxa" w:w="60"/>
+              <w:right w:type="dxa" w:w="80"/>
+            </w:tcMar>
+          </w:tcPr>
+          <w:p>
+            <w:r>
+              <w:rPr>
+                <w:b/>
+                <w:bCs/>
+                <w:color w:val="4CAF50"/>
+                <w:sz w:val="20"/>
+                <w:szCs w:val="20"/>
+              </w:rPr>
+              <w:t>C</w:t>
+            </w:r>
+          </w:p>
+        </w:tc>
+        <w:tc>
+          <w:tcPr>
+            <w:shd w:fill="FFFFFF" w:val="clear"/>
+            <w:tcMar>
+              <w:top w:type="dxa" w:w="60"/>
+              <w:left w:type="dxa" w:w="80"/>
+              <w:bottom w:type="dxa" w:w="60"/>
+              <w:right w:type="dxa" w:w="80"/>
+            </w:tcMar>
+          </w:tcPr>
+          <w:p>
+            <w:r>
+              <w:rPr>
+                <w:b/>
+                <w:bCs/>
+                <w:color w:val="2E86AB"/>
+                <w:sz w:val="20"/>
+                <w:szCs w:val="20"/>
+              </w:rPr>
+              <w:t>Q72</w:t>
+            </w:r>
+          </w:p>
+        </w:tc>
+        <w:tc>
+          <w:tcPr>
+            <w:shd w:fill="FFFFFF" w:val="clear"/>
+            <w:tcMar>
+              <w:top w:type="dxa" w:w="60"/>
+              <w:left w:type="dxa" w:w="80"/>
+              <w:bottom w:type="dxa" w:w="60"/>
+              <w:right w:type="dxa" w:w="80"/>
+            </w:tcMar>
+          </w:tcPr>
+          <w:p>
+            <w:r>
+              <w:rPr>
+                <w:b/>
+                <w:bCs/>
+                <w:color w:val="4CAF50"/>
+                <w:sz w:val="20"/>
+                <w:szCs w:val="20"/>
+              </w:rPr>
+              <w:t>B</w:t>
+            </w:r>
+          </w:p>
+        </w:tc>
+      </w:tr>
+      <w:tr>
+        <w:tc>
+          <w:tcPr>
+            <w:shd w:fill="FFFFFF" w:val="clear"/>
+            <w:tcMar>
+              <w:top w:type="dxa" w:w="60"/>
+              <w:left w:type="dxa" w:w="80"/>
+              <w:bottom w:type="dxa" w:w="60"/>
+              <w:right w:type="dxa" w:w="80"/>
+            </w:tcMar>
+          </w:tcPr>
+          <w:p>
+            <w:r>
+              <w:rPr>
+                <w:b/>
+                <w:bCs/>
+                <w:color w:val="2E86AB"/>
+                <w:sz w:val="20"/>
+                <w:szCs w:val="20"/>
+              </w:rPr>
+              <w:t>Q73</w:t>
+            </w:r>
+          </w:p>
+        </w:tc>
+        <w:tc>
+          <w:tcPr>
+            <w:shd w:fill="FFFFFF" w:val="clear"/>
+            <w:tcMar>
+              <w:top w:type="dxa" w:w="60"/>
+              <w:left w:type="dxa" w:w="80"/>
+              <w:bottom w:type="dxa" w:w="60"/>
+              <w:right w:type="dxa" w:w="80"/>
+            </w:tcMar>
+          </w:tcPr>
+          <w:p>
+            <w:r>
+              <w:rPr>
+                <w:b/>
+                <w:bCs/>
+                <w:color w:val="4CAF50"/>
+                <w:sz w:val="20"/>
+                <w:szCs w:val="20"/>
+              </w:rPr>
+              <w:t>D</w:t>
+            </w:r>
+          </w:p>
+        </w:tc>
+        <w:tc>
+          <w:tcPr>
+            <w:shd w:fill="FFFFFF" w:val="clear"/>
+            <w:tcMar>
+              <w:top w:type="dxa" w:w="60"/>
+              <w:left w:type="dxa" w:w="80"/>
+              <w:bottom w:type="dxa" w:w="60"/>
+              <w:right w:type="dxa" w:w="80"/>
+            </w:tcMar>
+          </w:tcPr>
+          <w:p>
+            <w:r>
+              <w:rPr>
+                <w:b/>
+                <w:bCs/>
+                <w:color w:val="2E86AB"/>
+                <w:sz w:val="20"/>
+                <w:szCs w:val="20"/>
+              </w:rPr>
+              <w:t>Q74</w:t>
+            </w:r>
+          </w:p>
+        </w:tc>
+        <w:tc>
+          <w:tcPr>
+            <w:shd w:fill="FFFFFF" w:val="clear"/>
+            <w:tcMar>
+              <w:top w:type="dxa" w:w="60"/>
+              <w:left w:type="dxa" w:w="80"/>
+              <w:bottom w:type="dxa" w:w="60"/>
+              <w:right w:type="dxa" w:w="80"/>
+            </w:tcMar>
+          </w:tcPr>
+          <w:p>
+            <w:r>
+              <w:rPr>
+                <w:b/>
+                <w:bCs/>
+                <w:color w:val="4CAF50"/>
+                <w:sz w:val="20"/>
+                <w:szCs w:val="20"/>
+              </w:rPr>
+              <w:t>A</w:t>
+            </w:r>
+          </w:p>
+        </w:tc>
+      </w:tr>
+      <w:tr>
+        <w:tc>
+          <w:tcPr>
+            <w:shd w:fill="FFFFFF" w:val="clear"/>
+            <w:tcMar>
+              <w:top w:type="dxa" w:w="60"/>
+              <w:left w:type="dxa" w:w="80"/>
+              <w:bottom w:type="dxa" w:w="60"/>
+              <w:right w:type="dxa" w:w="80"/>
+            </w:tcMar>
+          </w:tcPr>
+          <w:p>
+            <w:r>
+              <w:rPr>
+                <w:b/>
+                <w:bCs/>
+                <w:color w:val="2E86AB"/>
+                <w:sz w:val="20"/>
+                <w:szCs w:val="20"/>
+              </w:rPr>
+              <w:t>Q75</w:t>
+            </w:r>
+          </w:p>
+        </w:tc>
+        <w:tc>
+          <w:tcPr>
+            <w:shd w:fill="FFFFFF" w:val="clear"/>
+            <w:tcMar>
+              <w:top w:type="dxa" w:w="60"/>
+              <w:left w:type="dxa" w:w="80"/>
+              <w:bottom w:type="dxa" w:w="60"/>
+              <w:right w:type="dxa" w:w="80"/>
+            </w:tcMar>
+          </w:tcPr>
+          <w:p>
+            <w:r>
+              <w:rPr>
+                <w:b/>
+                <w:bCs/>
+                <w:color w:val="4CAF50"/>
+                <w:sz w:val="20"/>
+                <w:szCs w:val="20"/>
+              </w:rPr>
+              <w:t>B</w:t>
+            </w:r>
+          </w:p>
+        </w:tc>
+        <w:tc>
+          <w:tcPr>
+            <w:shd w:fill="FFFFFF" w:val="clear"/>
+            <w:tcMar>
+              <w:top w:type="dxa" w:w="60"/>
+              <w:left w:type="dxa" w:w="80"/>
+              <w:bottom w:type="dxa" w:w="60"/>
+              <w:right w:type="dxa" w:w="80"/>
+            </w:tcMar>
+          </w:tcPr>
+          <w:p>
+            <w:r>
+              <w:rPr>
+                <w:b/>
+                <w:bCs/>
+                <w:color w:val="2E86AB"/>
+                <w:sz w:val="20"/>
+                <w:szCs w:val="20"/>
+              </w:rPr>
+              <w:t>Q76</w:t>
+            </w:r>
+          </w:p>
+        </w:tc>
+        <w:tc>
+          <w:tcPr>
+            <w:shd w:fill="FFFFFF" w:val="clear"/>
+            <w:tcMar>
+              <w:top w:type="dxa" w:w="60"/>
+              <w:left w:type="dxa" w:w="80"/>
+              <w:bottom w:type="dxa" w:w="60"/>
+              <w:right w:type="dxa" w:w="80"/>
+            </w:tcMar>
+          </w:tcPr>
+          <w:p>
+            <w:r>
+              <w:rPr>
+                <w:b/>
+                <w:bCs/>
+                <w:color w:val="4CAF50"/>
+                <w:sz w:val="20"/>
+                <w:szCs w:val="20"/>
+              </w:rPr>
+              <w:t>B</w:t>
+            </w:r>
+          </w:p>
+        </w:tc>
+      </w:tr>
+      <w:tr>
+        <w:tc>
+          <w:tcPr>
+            <w:shd w:fill="FFFFFF" w:val="clear"/>
+            <w:tcMar>
+              <w:top w:type="dxa" w:w="60"/>
+              <w:left w:type="dxa" w:w="80"/>
+              <w:bottom w:type="dxa" w:w="60"/>
+              <w:right w:type="dxa" w:w="80"/>
+            </w:tcMar>
+          </w:tcPr>
+          <w:p>
+            <w:r>
+              <w:rPr>
+                <w:b/>
+                <w:bCs/>
+                <w:color w:val="2E86AB"/>
+                <w:sz w:val="20"/>
+                <w:szCs w:val="20"/>
+              </w:rPr>
+              <w:t>Q77</w:t>
+            </w:r>
+          </w:p>
+        </w:tc>
+        <w:tc>
+          <w:tcPr>
+            <w:shd w:fill="FFFFFF" w:val="clear"/>
+            <w:tcMar>
+              <w:top w:type="dxa" w:w="60"/>
+              <w:left w:type="dxa" w:w="80"/>
+              <w:bottom w:type="dxa" w:w="60"/>
+              <w:right w:type="dxa" w:w="80"/>
+            </w:tcMar>
+          </w:tcPr>
+          <w:p>
+            <w:r>
+              <w:rPr>
+                <w:b/>
+                <w:bCs/>
+                <w:color w:val="4CAF50"/>
+                <w:sz w:val="20"/>
+                <w:szCs w:val="20"/>
+              </w:rPr>
+              <w:t>C</w:t>
+            </w:r>
+          </w:p>
+        </w:tc>
+        <w:tc>
+          <w:tcPr>
+            <w:shd w:fill="FFFFFF" w:val="clear"/>
+            <w:tcMar>
+              <w:top w:type="dxa" w:w="60"/>
+              <w:left w:type="dxa" w:w="80"/>
+              <w:bottom w:type="dxa" w:w="60"/>
+              <w:right w:type="dxa" w:w="80"/>
+            </w:tcMar>
+          </w:tcPr>
+          <w:p>
+            <w:r>
+              <w:rPr>
+                <w:b/>
+                <w:bCs/>
+                <w:color w:val="2E86AB"/>
+                <w:sz w:val="20"/>
+                <w:szCs w:val="20"/>
+              </w:rPr>
+              <w:t>Q78</w:t>
+            </w:r>
+          </w:p>
+        </w:tc>
+        <w:tc>
+          <w:tcPr>
+            <w:shd w:fill="FFFFFF" w:val="clear"/>
+            <w:tcMar>
+              <w:top w:type="dxa" w:w="60"/>
+              <w:left w:type="dxa" w:w="80"/>
+              <w:bottom w:type="dxa" w:w="60"/>
+              <w:right w:type="dxa" w:w="80"/>
+            </w:tcMar>
+          </w:tcPr>
+          <w:p>
+            <w:r>
+              <w:rPr>
+                <w:b/>
+                <w:bCs/>
+                <w:color w:val="4CAF50"/>
+                <w:sz w:val="20"/>
+                <w:szCs w:val="20"/>
+              </w:rPr>
+              <w:t>B</w:t>
+            </w:r>
+          </w:p>
+        </w:tc>
+      </w:tr>
+      <w:tr>
+        <w:tc>
+          <w:tcPr>
+            <w:shd w:fill="FFFFFF" w:val="clear"/>
+            <w:tcMar>
+              <w:top w:type="dxa" w:w="60"/>
+              <w:left w:type="dxa" w:w="80"/>
+              <w:bottom w:type="dxa" w:w="60"/>
+              <w:right w:type="dxa" w:w="80"/>
+            </w:tcMar>
+          </w:tcPr>
+          <w:p>
+            <w:r>
+              <w:rPr>
+                <w:b/>
+                <w:bCs/>
+                <w:color w:val="2E86AB"/>
+                <w:sz w:val="20"/>
+                <w:szCs w:val="20"/>
+              </w:rPr>
+              <w:t>Q79</w:t>
+            </w:r>
+          </w:p>
+        </w:tc>
+        <w:tc>
+          <w:tcPr>
+            <w:shd w:fill="FFFFFF" w:val="clear"/>
+            <w:tcMar>
+              <w:top w:type="dxa" w:w="60"/>
+              <w:left w:type="dxa" w:w="80"/>
+              <w:bottom w:type="dxa" w:w="60"/>
+              <w:right w:type="dxa" w:w="80"/>
+            </w:tcMar>
+          </w:tcPr>
+          <w:p>
+            <w:r>
+              <w:rPr>
+                <w:b/>
+                <w:bCs/>
+                <w:color w:val="4CAF50"/>
+                <w:sz w:val="20"/>
+                <w:szCs w:val="20"/>
+              </w:rPr>
+              <w:t>D</w:t>
+            </w:r>
+          </w:p>
+        </w:tc>
+        <w:tc>
+          <w:tcPr>
+            <w:shd w:fill="FFFFFF" w:val="clear"/>
+            <w:tcMar>
+              <w:top w:type="dxa" w:w="60"/>
+              <w:left w:type="dxa" w:w="80"/>
+              <w:bottom w:type="dxa" w:w="60"/>
+              <w:right w:type="dxa" w:w="80"/>
+            </w:tcMar>
+          </w:tcPr>
+          <w:p>
+            <w:r>
+              <w:rPr>
+                <w:b/>
+                <w:bCs/>
+                <w:color w:val="2E86AB"/>
+                <w:sz w:val="20"/>
+                <w:szCs w:val="20"/>
+              </w:rPr>
+              <w:t>Q80</w:t>
+            </w:r>
+          </w:p>
+        </w:tc>
+        <w:tc>
+          <w:tcPr>
+            <w:shd w:fill="FFFFFF" w:val="clear"/>
+            <w:tcMar>
+              <w:top w:type="dxa" w:w="60"/>
+              <w:left w:type="dxa" w:w="80"/>
+              <w:bottom w:type="dxa" w:w="60"/>
+              <w:right w:type="dxa" w:w="80"/>
+            </w:tcMar>
+          </w:tcPr>
+          <w:p>
+            <w:r>
+              <w:rPr>
+                <w:b/>
+                <w:bCs/>
+                <w:color w:val="4CAF50"/>
+                <w:sz w:val="20"/>
+                <w:szCs w:val="20"/>
+              </w:rPr>
+              <w:t>B</w:t>
+            </w:r>
+          </w:p>
+        </w:tc>
+      </w:tr>
+      <w:tr>
+        <w:tc>
+          <w:tcPr>
+            <w:shd w:fill="FFFFFF" w:val="clear"/>
+            <w:tcMar>
+              <w:top w:type="dxa" w:w="60"/>
+              <w:left w:type="dxa" w:w="80"/>
+              <w:bottom w:type="dxa" w:w="60"/>
+              <w:right w:type="dxa" w:w="80"/>
+            </w:tcMar>
+          </w:tcPr>
+          <w:p>
+            <w:r>
+              <w:rPr>
+                <w:b/>
+                <w:bCs/>
+                <w:color w:val="2E86AB"/>
+                <w:sz w:val="20"/>
+                <w:szCs w:val="20"/>
+              </w:rPr>
+              <w:t>Q81</w:t>
+            </w:r>
+          </w:p>
+        </w:tc>
+        <w:tc>
+          <w:tcPr>
+            <w:shd w:fill="FFFFFF" w:val="clear"/>
+            <w:tcMar>
+              <w:top w:type="dxa" w:w="60"/>
+              <w:left w:type="dxa" w:w="80"/>
+              <w:bottom w:type="dxa" w:w="60"/>
+              <w:right w:type="dxa" w:w="80"/>
+            </w:tcMar>
+          </w:tcPr>
+          <w:p>
+            <w:r>
+              <w:rPr>
+                <w:b/>
+                <w:bCs/>
+                <w:color w:val="4CAF50"/>
+                <w:sz w:val="20"/>
+                <w:szCs w:val="20"/>
+              </w:rPr>
+              <w:t>B</w:t>
+            </w:r>
+          </w:p>
+        </w:tc>
+        <w:tc>
+          <w:tcPr>
+            <w:shd w:fill="FFFFFF" w:val="clear"/>
+            <w:tcMar>
+              <w:top w:type="dxa" w:w="60"/>
+              <w:left w:type="dxa" w:w="80"/>
+              <w:bottom w:type="dxa" w:w="60"/>
+              <w:right w:type="dxa" w:w="80"/>
+            </w:tcMar>
+          </w:tcPr>
+          <w:p>
+            <w:r>
+              <w:rPr>
+                <w:b/>
+                <w:bCs/>
+                <w:color w:val="2E86AB"/>
+                <w:sz w:val="20"/>
+                <w:szCs w:val="20"/>
+              </w:rPr>
+              <w:t>Q82</w:t>
+            </w:r>
+          </w:p>
+        </w:tc>
+        <w:tc>
+          <w:tcPr>
+            <w:shd w:fill="FFFFFF" w:val="clear"/>
+            <w:tcMar>
+              <w:top w:type="dxa" w:w="60"/>
+              <w:left w:type="dxa" w:w="80"/>
+              <w:bottom w:type="dxa" w:w="60"/>
+              <w:right w:type="dxa" w:w="80"/>
+            </w:tcMar>
+          </w:tcPr>
+          <w:p>
+            <w:r>
+              <w:rPr>
+                <w:b/>
+                <w:bCs/>
+                <w:color w:val="4CAF50"/>
+                <w:sz w:val="20"/>
+                <w:szCs w:val="20"/>
+              </w:rPr>
+              <w:t>C</w:t>
+            </w:r>
+          </w:p>
+        </w:tc>
+      </w:tr>
+      <w:tr>
+        <w:tc>
+          <w:tcPr>
+            <w:shd w:fill="FFFFFF" w:val="clear"/>
+            <w:tcMar>
+              <w:top w:type="dxa" w:w="60"/>
+              <w:left w:type="dxa" w:w="80"/>
+              <w:bottom w:type="dxa" w:w="60"/>
+              <w:right w:type="dxa" w:w="80"/>
+            </w:tcMar>
+          </w:tcPr>
+          <w:p>
+            <w:r>
+              <w:rPr>
+                <w:b/>
+                <w:bCs/>
+                <w:color w:val="2E86AB"/>
+                <w:sz w:val="20"/>
+                <w:szCs w:val="20"/>
+              </w:rPr>
+              <w:t>Q83</w:t>
+            </w:r>
+          </w:p>
+        </w:tc>
+        <w:tc>
+          <w:tcPr>
+            <w:shd w:fill="FFFFFF" w:val="clear"/>
+            <w:tcMar>
+              <w:top w:type="dxa" w:w="60"/>
+              <w:left w:type="dxa" w:w="80"/>
+              <w:bottom w:type="dxa" w:w="60"/>
+              <w:right w:type="dxa" w:w="80"/>
+            </w:tcMar>
+          </w:tcPr>
+          <w:p>
+            <w:r>
+              <w:rPr>
+                <w:b/>
+                <w:bCs/>
+                <w:color w:val="4CAF50"/>
+                <w:sz w:val="20"/>
+                <w:szCs w:val="20"/>
+              </w:rPr>
+              <w:t>B</w:t>
+            </w:r>
+          </w:p>
+        </w:tc>
+        <w:tc>
+          <w:tcPr>
+            <w:shd w:fill="FFFFFF" w:val="clear"/>
+            <w:tcMar>
+              <w:top w:type="dxa" w:w="60"/>
+              <w:left w:type="dxa" w:w="80"/>
+              <w:bottom w:type="dxa" w:w="60"/>
+              <w:right w:type="dxa" w:w="80"/>
+            </w:tcMar>
+          </w:tcPr>
+          <w:p>
+            <w:r>
+              <w:rPr>
+                <w:b/>
+                <w:bCs/>
+                <w:color w:val="2E86AB"/>
+                <w:sz w:val="20"/>
+                <w:szCs w:val="20"/>
+              </w:rPr>
+              <w:t>Q84</w:t>
+            </w:r>
+          </w:p>
+        </w:tc>
+        <w:tc>
+          <w:tcPr>
+            <w:shd w:fill="FFFFFF" w:val="clear"/>
+            <w:tcMar>
+              <w:top w:type="dxa" w:w="60"/>
+              <w:left w:type="dxa" w:w="80"/>
+              <w:bottom w:type="dxa" w:w="60"/>
+              <w:right w:type="dxa" w:w="80"/>
+            </w:tcMar>
+          </w:tcPr>
+          <w:p>
+            <w:r>
+              <w:rPr>
+                <w:b/>
+                <w:bCs/>
+                <w:color w:val="4CAF50"/>
+                <w:sz w:val="20"/>
+                <w:szCs w:val="20"/>
+              </w:rPr>
+              <w:t>D</w:t>
+            </w:r>
+          </w:p>
+        </w:tc>
+      </w:tr>
+      <w:tr>
+        <w:tc>
+          <w:tcPr>
+            <w:shd w:fill="FFFFFF" w:val="clear"/>
+            <w:tcMar>
+              <w:top w:type="dxa" w:w="60"/>
+              <w:left w:type="dxa" w:w="80"/>
+              <w:bottom w:type="dxa" w:w="60"/>
+              <w:right w:type="dxa" w:w="80"/>
+            </w:tcMar>
+          </w:tcPr>
+          <w:p>
+            <w:r>
+              <w:rPr>
+                <w:b/>
+                <w:bCs/>
+                <w:color w:val="2E86AB"/>
+                <w:sz w:val="20"/>
+                <w:szCs w:val="20"/>
+              </w:rPr>
+              <w:t>Q85</w:t>
+            </w:r>
+          </w:p>
+        </w:tc>
+        <w:tc>
+          <w:tcPr>
+            <w:shd w:fill="FFFFFF" w:val="clear"/>
+            <w:tcMar>
+              <w:top w:type="dxa" w:w="60"/>
+              <w:left w:type="dxa" w:w="80"/>
+              <w:bottom w:type="dxa" w:w="60"/>
+              <w:right w:type="dxa" w:w="80"/>
+            </w:tcMar>
+          </w:tcPr>
+          <w:p>
+            <w:r>
+              <w:rPr>
+                <w:b/>
+                <w:bCs/>
+                <w:color w:val="4CAF50"/>
+                <w:sz w:val="20"/>
+                <w:szCs w:val="20"/>
+              </w:rPr>
+              <w:t>B</w:t>
+            </w:r>
+          </w:p>
+        </w:tc>
+        <w:tc>
+          <w:tcPr>
+            <w:shd w:fill="FFFFFF" w:val="clear"/>
+            <w:tcMar>
+              <w:top w:type="dxa" w:w="60"/>
+              <w:left w:type="dxa" w:w="80"/>
+              <w:bottom w:type="dxa" w:w="60"/>
+              <w:right w:type="dxa" w:w="80"/>
+            </w:tcMar>
+          </w:tcPr>
+          <w:p>
+            <w:r>
+              <w:rPr>
+                <w:b/>
+                <w:bCs/>
+                <w:color w:val="2E86AB"/>
+                <w:sz w:val="20"/>
+                <w:szCs w:val="20"/>
+              </w:rPr>
+              <w:t>Q86</w:t>
+            </w:r>
+          </w:p>
+        </w:tc>
+        <w:tc>
+          <w:tcPr>
+            <w:shd w:fill="FFFFFF" w:val="clear"/>
+            <w:tcMar>
+              <w:top w:type="dxa" w:w="60"/>
+              <w:left w:type="dxa" w:w="80"/>
+              <w:bottom w:type="dxa" w:w="60"/>
+              <w:right w:type="dxa" w:w="80"/>
+            </w:tcMar>
+          </w:tcPr>
+          <w:p>
+            <w:r>
+              <w:rPr>
+                <w:b/>
+                <w:bCs/>
+                <w:color w:val="4CAF50"/>
+                <w:sz w:val="20"/>
+                <w:szCs w:val="20"/>
+              </w:rPr>
+              <w:t>A</w:t>
+            </w:r>
+          </w:p>
+        </w:tc>
+      </w:tr>
+      <w:tr>
+        <w:tc>
+          <w:tcPr>
+            <w:shd w:fill="FFFFFF" w:val="clear"/>
+            <w:tcMar>
+              <w:top w:type="dxa" w:w="60"/>
+              <w:left w:type="dxa" w:w="80"/>
+              <w:bottom w:type="dxa" w:w="60"/>
+              <w:right w:type="dxa" w:w="80"/>
+            </w:tcMar>
+          </w:tcPr>
+          <w:p>
+            <w:r>
+              <w:rPr>
+                <w:b/>
+                <w:bCs/>
+                <w:color w:val="2E86AB"/>
+                <w:sz w:val="20"/>
+                <w:szCs w:val="20"/>
+              </w:rPr>
+              <w:t>Q87</w:t>
+            </w:r>
+          </w:p>
+        </w:tc>
+        <w:tc>
+          <w:tcPr>
+            <w:shd w:fill="FFFFFF" w:val="clear"/>
+            <w:tcMar>
+              <w:top w:type="dxa" w:w="60"/>
+              <w:left w:type="dxa" w:w="80"/>
+              <w:bottom w:type="dxa" w:w="60"/>
+              <w:right w:type="dxa" w:w="80"/>
+            </w:tcMar>
+          </w:tcPr>
+          <w:p>
+            <w:r>
+              <w:rPr>
+                <w:b/>
+                <w:bCs/>
+                <w:color w:val="4CAF50"/>
+                <w:sz w:val="20"/>
+                <w:szCs w:val="20"/>
+              </w:rPr>
+              <w:t>A</w:t>
+            </w:r>
+          </w:p>
+        </w:tc>
+        <w:tc>
+          <w:tcPr>
+            <w:shd w:fill="FFFFFF" w:val="clear"/>
+            <w:tcMar>
+              <w:top w:type="dxa" w:w="60"/>
+              <w:left w:type="dxa" w:w="80"/>
+              <w:bottom w:type="dxa" w:w="60"/>
+              <w:right w:type="dxa" w:w="80"/>
+            </w:tcMar>
+          </w:tcPr>
+          <w:p>
+            <w:r>
+              <w:rPr>
+                <w:b/>
+                <w:bCs/>
+                <w:color w:val="2E86AB"/>
+                <w:sz w:val="20"/>
+                <w:szCs w:val="20"/>
+              </w:rPr>
+              <w:t>Q88</w:t>
+            </w:r>
+          </w:p>
+        </w:tc>
+        <w:tc>
+          <w:tcPr>
+            <w:shd w:fill="FFFFFF" w:val="clear"/>
+            <w:tcMar>
+              <w:top w:type="dxa" w:w="60"/>
+              <w:left w:type="dxa" w:w="80"/>
+              <w:bottom w:type="dxa" w:w="60"/>
+              <w:right w:type="dxa" w:w="80"/>
+            </w:tcMar>
+          </w:tcPr>
+          <w:p>
+            <w:r>
+              <w:rPr>
+                <w:b/>
+                <w:bCs/>
+                <w:color w:val="4CAF50"/>
+                <w:sz w:val="20"/>
+                <w:szCs w:val="20"/>
+              </w:rPr>
+              <w:t>A</w:t>
+            </w:r>
+          </w:p>
+        </w:tc>
+      </w:tr>
+      <w:tr>
+        <w:tc>
+          <w:tcPr>
+            <w:shd w:fill="FFFFFF" w:val="clear"/>
+            <w:tcMar>
+              <w:top w:type="dxa" w:w="60"/>
+              <w:left w:type="dxa" w:w="80"/>
+              <w:bottom w:type="dxa" w:w="60"/>
+              <w:right w:type="dxa" w:w="80"/>
+            </w:tcMar>
+          </w:tcPr>
+          <w:p>
+            <w:r>
+              <w:rPr>
+                <w:b/>
+                <w:bCs/>
+                <w:color w:val="2E86AB"/>
+                <w:sz w:val="20"/>
+                <w:szCs w:val="20"/>
+              </w:rPr>
+              <w:t>Q89</w:t>
+            </w:r>
+          </w:p>
+        </w:tc>
+        <w:tc>
+          <w:tcPr>
+            <w:shd w:fill="FFFFFF" w:val="clear"/>
+            <w:tcMar>
+              <w:top w:type="dxa" w:w="60"/>
+              <w:left w:type="dxa" w:w="80"/>
+              <w:bottom w:type="dxa" w:w="60"/>
+              <w:right w:type="dxa" w:w="80"/>
+            </w:tcMar>
+          </w:tcPr>
+          <w:p>
+            <w:r>
+              <w:rPr>
+                <w:b/>
+                <w:bCs/>
+                <w:color w:val="4CAF50"/>
+                <w:sz w:val="20"/>
+                <w:szCs w:val="20"/>
+              </w:rPr>
+              <w:t>C</w:t>
+            </w:r>
+          </w:p>
+        </w:tc>
+        <w:tc>
+          <w:tcPr>
+            <w:shd w:fill="FFFFFF" w:val="clear"/>
+            <w:tcMar>
+              <w:top w:type="dxa" w:w="60"/>
+              <w:left w:type="dxa" w:w="80"/>
+              <w:bottom w:type="dxa" w:w="60"/>
+              <w:right w:type="dxa" w:w="80"/>
+            </w:tcMar>
+          </w:tcPr>
+          <w:p>
+            <w:r>
+              <w:rPr>
+                <w:b/>
+                <w:bCs/>
+                <w:color w:val="2E86AB"/>
+                <w:sz w:val="20"/>
+                <w:szCs w:val="20"/>
+              </w:rPr>
+              <w:t>Q90</w:t>
+            </w:r>
+          </w:p>
+        </w:tc>
+        <w:tc>
+          <w:tcPr>
+            <w:shd w:fill="FFFFFF" w:val="clear"/>
+            <w:tcMar>
+              <w:top w:type="dxa" w:w="60"/>
+              <w:left w:type="dxa" w:w="80"/>
+              <w:bottom w:type="dxa" w:w="60"/>
+              <w:right w:type="dxa" w:w="80"/>
+            </w:tcMar>
+          </w:tcPr>
+          <w:p>
+            <w:r>
+              <w:rPr>
+                <w:b/>
+                <w:bCs/>
+                <w:color w:val="4CAF50"/>
+                <w:sz w:val="20"/>
+                <w:szCs w:val="20"/>
+              </w:rPr>
+              <w:t>B</w:t>
+            </w:r>
+          </w:p>
+        </w:tc>
+      </w:tr>
+      <w:tr>
+        <w:tc>
+          <w:tcPr>
+            <w:shd w:fill="FFFFFF" w:val="clear"/>
+            <w:tcMar>
+              <w:top w:type="dxa" w:w="60"/>
+              <w:left w:type="dxa" w:w="80"/>
+              <w:bottom w:type="dxa" w:w="60"/>
+              <w:right w:type="dxa" w:w="80"/>
+            </w:tcMar>
+          </w:tcPr>
+          <w:p>
+            <w:r>
+              <w:rPr>
+                <w:b/>
+                <w:bCs/>
+                <w:color w:val="2E86AB"/>
+                <w:sz w:val="20"/>
+                <w:szCs w:val="20"/>
+              </w:rPr>
+              <w:t>Q91</w:t>
+            </w:r>
+          </w:p>
+        </w:tc>
+        <w:tc>
+          <w:tcPr>
+            <w:shd w:fill="FFFFFF" w:val="clear"/>
+            <w:tcMar>
+              <w:top w:type="dxa" w:w="60"/>
+              <w:left w:type="dxa" w:w="80"/>
+              <w:bottom w:type="dxa" w:w="60"/>
+              <w:right w:type="dxa" w:w="80"/>
+            </w:tcMar>
+          </w:tcPr>
+          <w:p>
+            <w:r>
+              <w:rPr>
+                <w:b/>
+                <w:bCs/>
+                <w:color w:val="4CAF50"/>
+                <w:sz w:val="20"/>
+                <w:szCs w:val="20"/>
+              </w:rPr>
+              <w:t>D</w:t>
+            </w:r>
+          </w:p>
+        </w:tc>
+        <w:tc>
+          <w:tcPr>
+            <w:shd w:fill="FFFFFF" w:val="clear"/>
+            <w:tcMar>
+              <w:top w:type="dxa" w:w="60"/>
+              <w:left w:type="dxa" w:w="80"/>
+              <w:bottom w:type="dxa" w:w="60"/>
+              <w:right w:type="dxa" w:w="80"/>
+            </w:tcMar>
+          </w:tcPr>
+          <w:p>
+            <w:r>
+              <w:rPr>
+                <w:b/>
+                <w:bCs/>
+                <w:color w:val="2E86AB"/>
+                <w:sz w:val="20"/>
+                <w:szCs w:val="20"/>
+              </w:rPr>
+              <w:t>Q92</w:t>
+            </w:r>
+          </w:p>
+        </w:tc>
+        <w:tc>
+          <w:tcPr>
+            <w:shd w:fill="FFFFFF" w:val="clear"/>
+            <w:tcMar>
+              <w:top w:type="dxa" w:w="60"/>
+              <w:left w:type="dxa" w:w="80"/>
+              <w:bottom w:type="dxa" w:w="60"/>
+              <w:right w:type="dxa" w:w="80"/>
+            </w:tcMar>
+          </w:tcPr>
+          <w:p>
+            <w:r>
+              <w:rPr>
+                <w:b/>
+                <w:bCs/>
+                <w:color w:val="4CAF50"/>
+                <w:sz w:val="20"/>
+                <w:szCs w:val="20"/>
+              </w:rPr>
+              <w:t>A</w:t>
+            </w:r>
+          </w:p>
+        </w:tc>
+      </w:tr>
+      <w:tr>
+        <w:tc>
+          <w:tcPr>
+            <w:shd w:fill="FFFFFF" w:val="clear"/>
+            <w:tcMar>
+              <w:top w:type="dxa" w:w="60"/>
+              <w:left w:type="dxa" w:w="80"/>
+              <w:bottom w:type="dxa" w:w="60"/>
+              <w:right w:type="dxa" w:w="80"/>
+            </w:tcMar>
+          </w:tcPr>
+          <w:p>
+            <w:r>
+              <w:rPr>
+                <w:b/>
+                <w:bCs/>
+                <w:color w:val="2E86AB"/>
+                <w:sz w:val="20"/>
+                <w:szCs w:val="20"/>
+              </w:rPr>
+              <w:t>Q93</w:t>
+            </w:r>
+          </w:p>
+        </w:tc>
+        <w:tc>
+          <w:tcPr>
+            <w:shd w:fill="FFFFFF" w:val="clear"/>
+            <w:tcMar>
+              <w:top w:type="dxa" w:w="60"/>
+              <w:left w:type="dxa" w:w="80"/>
+              <w:bottom w:type="dxa" w:w="60"/>
+              <w:right w:type="dxa" w:w="80"/>
+            </w:tcMar>
+          </w:tcPr>
+          <w:p>
+            <w:r>
+              <w:rPr>
+                <w:b/>
+                <w:bCs/>
+                <w:color w:val="4CAF50"/>
+                <w:sz w:val="20"/>
+                <w:szCs w:val="20"/>
+              </w:rPr>
+              <w:t>C</w:t>
+            </w:r>
+          </w:p>
+        </w:tc>
+        <w:tc>
+          <w:tcPr>
+            <w:shd w:fill="FFFFFF" w:val="clear"/>
+            <w:tcMar>
+              <w:top w:type="dxa" w:w="60"/>
+              <w:left w:type="dxa" w:w="80"/>
+              <w:bottom w:type="dxa" w:w="60"/>
+              <w:right w:type="dxa" w:w="80"/>
+            </w:tcMar>
+          </w:tcPr>
+          <w:p>
+            <w:r>
+              <w:rPr>
+                <w:b/>
+                <w:bCs/>
+                <w:color w:val="2E86AB"/>
+                <w:sz w:val="20"/>
+                <w:szCs w:val="20"/>
+              </w:rPr>
+              <w:t>Q94</w:t>
+            </w:r>
+          </w:p>
+        </w:tc>
+        <w:tc>
+          <w:tcPr>
+            <w:shd w:fill="FFFFFF" w:val="clear"/>
+            <w:tcMar>
+              <w:top w:type="dxa" w:w="60"/>
+              <w:left w:type="dxa" w:w="80"/>
+              <w:bottom w:type="dxa" w:w="60"/>
+              <w:right w:type="dxa" w:w="80"/>
+            </w:tcMar>
+          </w:tcPr>
+          <w:p>
+            <w:r>
+              <w:rPr>
+                <w:b/>
+                <w:bCs/>
+                <w:color w:val="4CAF50"/>
+                <w:sz w:val="20"/>
+                <w:szCs w:val="20"/>
+              </w:rPr>
+              <w:t>B</w:t>
+            </w:r>
+          </w:p>
+        </w:tc>
+      </w:tr>
+      <w:tr>
+        <w:tc>
+          <w:tcPr>
+            <w:shd w:fill="FFFFFF" w:val="clear"/>
+            <w:tcMar>
+              <w:top w:type="dxa" w:w="60"/>
+              <w:left w:type="dxa" w:w="80"/>
+              <w:bottom w:type="dxa" w:w="60"/>
+              <w:right w:type="dxa" w:w="80"/>
+            </w:tcMar>
+          </w:tcPr>
+          <w:p>
+            <w:r>
+              <w:rPr>
+                <w:b/>
+                <w:bCs/>
+                <w:color w:val="2E86AB"/>
+                <w:sz w:val="20"/>
+                <w:szCs w:val="20"/>
+              </w:rPr>
+              <w:t>Q95</w:t>
+            </w:r>
+          </w:p>
+        </w:tc>
+        <w:tc>
+          <w:tcPr>
+            <w:shd w:fill="FFFFFF" w:val="clear"/>
+            <w:tcMar>
+              <w:top w:type="dxa" w:w="60"/>
+              <w:left w:type="dxa" w:w="80"/>
+              <w:bottom w:type="dxa" w:w="60"/>
+              <w:right w:type="dxa" w:w="80"/>
+            </w:tcMar>
+          </w:tcPr>
+          <w:p>
+            <w:r>
+              <w:rPr>
+                <w:b/>
+                <w:bCs/>
+                <w:color w:val="4CAF50"/>
+                <w:sz w:val="20"/>
+                <w:szCs w:val="20"/>
+              </w:rPr>
+              <w:t>D</w:t>
+            </w:r>
+          </w:p>
+        </w:tc>
+        <w:tc>
+          <w:tcPr>
+            <w:shd w:fill="FFFFFF" w:val="clear"/>
+            <w:tcMar>
+              <w:top w:type="dxa" w:w="60"/>
+              <w:left w:type="dxa" w:w="80"/>
+              <w:bottom w:type="dxa" w:w="60"/>
+              <w:right w:type="dxa" w:w="80"/>
+            </w:tcMar>
+          </w:tcPr>
+          <w:p>
+            <w:r>
+              <w:rPr>
+                <w:b/>
+                <w:bCs/>
+                <w:color w:val="2E86AB"/>
+                <w:sz w:val="20"/>
+                <w:szCs w:val="20"/>
+              </w:rPr>
+              <w:t>Q96</w:t>
+            </w:r>
+          </w:p>
+        </w:tc>
+        <w:tc>
+          <w:tcPr>
+            <w:shd w:fill="FFFFFF" w:val="clear"/>
+            <w:tcMar>
+              <w:top w:type="dxa" w:w="60"/>
+              <w:left w:type="dxa" w:w="80"/>
+              <w:bottom w:type="dxa" w:w="60"/>
+              <w:right w:type="dxa" w:w="80"/>
+            </w:tcMar>
+          </w:tcPr>
+          <w:p>
+            <w:r>
+              <w:rPr>
+                <w:b/>
+                <w:bCs/>
+                <w:color w:val="4CAF50"/>
+                <w:sz w:val="20"/>
+                <w:szCs w:val="20"/>
+              </w:rPr>
+              <w:t>B</w:t>
+            </w:r>
+          </w:p>
+        </w:tc>
+      </w:tr>
+      <w:tr>
+        <w:tc>
+          <w:tcPr>
+            <w:shd w:fill="FFFFFF" w:val="clear"/>
+            <w:tcMar>
+              <w:top w:type="dxa" w:w="60"/>
+              <w:left w:type="dxa" w:w="80"/>
+              <w:bottom w:type="dxa" w:w="60"/>
+              <w:right w:type="dxa" w:w="80"/>
+            </w:tcMar>
+          </w:tcPr>
+          <w:p>
+            <w:r>
+              <w:rPr>
+                <w:b/>
+                <w:bCs/>
+                <w:color w:val="2E86AB"/>
+                <w:sz w:val="20"/>
+                <w:szCs w:val="20"/>
+              </w:rPr>
+              <w:t>Q97</w:t>
+            </w:r>
+          </w:p>
+        </w:tc>
+        <w:tc>
+          <w:tcPr>
+            <w:shd w:fill="FFFFFF" w:val="clear"/>
+            <w:tcMar>
+              <w:top w:type="dxa" w:w="60"/>
+              <w:left w:type="dxa" w:w="80"/>
+              <w:bottom w:type="dxa" w:w="60"/>
+              <w:right w:type="dxa" w:w="80"/>
+            </w:tcMar>
+          </w:tcPr>
+          <w:p>
+            <w:r>
+              <w:rPr>
+                <w:b/>
+                <w:bCs/>
+                <w:color w:val="4CAF50"/>
+                <w:sz w:val="20"/>
+                <w:szCs w:val="20"/>
+              </w:rPr>
+              <w:t>A</w:t>
+            </w:r>
+          </w:p>
+        </w:tc>
+        <w:tc>
+          <w:tcPr>
+            <w:shd w:fill="FFFFFF" w:val="clear"/>
+            <w:tcMar>
+              <w:top w:type="dxa" w:w="60"/>
+              <w:left w:type="dxa" w:w="80"/>
+              <w:bottom w:type="dxa" w:w="60"/>
+              <w:right w:type="dxa" w:w="80"/>
+            </w:tcMar>
+          </w:tcPr>
+          <w:p>
+            <w:r>
+              <w:rPr>
+                <w:b/>
+                <w:bCs/>
+                <w:color w:val="2E86AB"/>
+                <w:sz w:val="20"/>
+                <w:szCs w:val="20"/>
+              </w:rPr>
+              <w:t>Q98</w:t>
+            </w:r>
+          </w:p>
+        </w:tc>
+        <w:tc>
+          <w:tcPr>
+            <w:shd w:fill="FFFFFF" w:val="clear"/>
+            <w:tcMar>
+              <w:top w:type="dxa" w:w="60"/>
+              <w:left w:type="dxa" w:w="80"/>
+              <w:bottom w:type="dxa" w:w="60"/>
+              <w:right w:type="dxa" w:w="80"/>
+            </w:tcMar>
+          </w:tcPr>
+          <w:p>
+            <w:r>
+              <w:rPr>
+                <w:b/>
+                <w:bCs/>
+                <w:color w:val="4CAF50"/>
+                <w:sz w:val="20"/>
+                <w:szCs w:val="20"/>
+              </w:rPr>
+              <w:t>A</w:t>
+            </w:r>
+          </w:p>
+        </w:tc>
+      </w:tr>
+      <w:tr>
+        <w:tc>
+          <w:tcPr>
+            <w:shd w:fill="FFFFFF" w:val="clear"/>
+            <w:tcMar>
+              <w:top w:type="dxa" w:w="60"/>
+              <w:left w:type="dxa" w:w="80"/>
+              <w:bottom w:type="dxa" w:w="60"/>
+              <w:right w:type="dxa" w:w="80"/>
+            </w:tcMar>
+          </w:tcPr>
+          <w:p>
+            <w:r>
+              <w:rPr>
+                <w:b/>
+                <w:bCs/>
+                <w:color w:val="2E86AB"/>
+                <w:sz w:val="20"/>
+                <w:szCs w:val="20"/>
+              </w:rPr>
+              <w:t>Q99</w:t>
+            </w:r>
+          </w:p>
+        </w:tc>
+        <w:tc>
+          <w:tcPr>
+            <w:shd w:fill="FFFFFF" w:val="clear"/>
+            <w:tcMar>
+              <w:top w:type="dxa" w:w="60"/>
+              <w:left w:type="dxa" w:w="80"/>
+              <w:bottom w:type="dxa" w:w="60"/>
+              <w:right w:type="dxa" w:w="80"/>
+            </w:tcMar>
+          </w:tcPr>
+          <w:p>
+            <w:r>
+              <w:rPr>
+                <w:b/>
+                <w:bCs/>
+                <w:color w:val="4CAF50"/>
+                <w:sz w:val="20"/>
+                <w:szCs w:val="20"/>
+              </w:rPr>
+              <w:t>A</w:t>
+            </w:r>
+          </w:p>
+        </w:tc>
+        <w:tc>
+          <w:tcPr>
+            <w:shd w:fill="FFFFFF" w:val="clear"/>
+            <w:tcMar>
+              <w:top w:type="dxa" w:w="60"/>
+              <w:left w:type="dxa" w:w="80"/>
+              <w:bottom w:type="dxa" w:w="60"/>
+              <w:right w:type="dxa" w:w="80"/>
+            </w:tcMar>
+          </w:tcPr>
+          <w:p>
+            <w:r>
+              <w:rPr>
+                <w:b/>
+                <w:bCs/>
+                <w:color w:val="2E86AB"/>
+                <w:sz w:val="20"/>
+                <w:szCs w:val="20"/>
+              </w:rPr>
+              <w:t>Q100</w:t>
+            </w:r>
+          </w:p>
+        </w:tc>
+        <w:tc>
+          <w:tcPr>
+            <w:shd w:fill="FFFFFF" w:val="clear"/>
+            <w:tcMar>
+              <w:top w:type="dxa" w:w="60"/>
+              <w:left w:type="dxa" w:w="80"/>
+              <w:bottom w:type="dxa" w:w="60"/>
+              <w:right w:type="dxa" w:w="80"/>
+            </w:tcMar>
+          </w:tcPr>
+          <w:p>
+            <w:r>
+              <w:rPr>
+                <w:b/>
+                <w:bCs/>
+                <w:color w:val="4CAF50"/>
+                <w:sz w:val="20"/>
+                <w:szCs w:val="20"/>
+              </w:rPr>
+              <w:t>B</w:t>
             </w:r>
           </w:p>
         </w:tc>
@@ -3401,6 +5751,172 @@
           <w:sz w:val="22"/>
           <w:szCs w:val="22"/>
         </w:rPr>
+        <w:t>D</w:t>
+      </w:r>
+    </w:p>
+    <w:p>
+      <w:pPr>
+        <w:spacing w:after="80"/>
+        <w:ind w:left="360"/>
+      </w:pPr>
+      <w:r>
+        <w:rPr>
+          <w:b/>
+          <w:bCs/>
+          <w:color w:val="1B365D"/>
+          <w:sz w:val="20"/>
+          <w:szCs w:val="20"/>
+        </w:rPr>
+        <w:t xml:space="preserve">Explanation: </w:t>
+      </w:r>
+      <w:r>
+        <w:rPr>
+          <w:color w:val="1A1A2E"/>
+          <w:sz w:val="20"/>
+          <w:szCs w:val="20"/>
+        </w:rPr>
+        <w:t xml:space="preserve">async/await enables asynchronous I/O operations, allowing tasks to run concurrently without blocking, crucial for API calls in AI applications.</w:t>
+      </w:r>
+    </w:p>
+    <w:p>
+      <w:pPr>
+        <w:spacing w:after="200"/>
+        <w:ind w:left="360"/>
+      </w:pPr>
+      <w:r>
+        <w:rPr>
+          <w:b/>
+          <w:bCs/>
+          <w:color w:val="5A5A6E"/>
+          <w:sz w:val="18"/>
+          <w:szCs w:val="18"/>
+        </w:rPr>
+        <w:t xml:space="preserve">Topic Reference: </w:t>
+      </w:r>
+      <w:r>
+        <w:rPr>
+          <w:color w:val="5A5A6E"/>
+          <w:sz w:val="18"/>
+          <w:szCs w:val="18"/>
+        </w:rPr>
+        <w:t xml:space="preserve">Python &amp; AI Foundations | Week 1</w:t>
+      </w:r>
+    </w:p>
+    <w:p>
+      <w:pPr>
+        <w:spacing w:before="200" w:after="100"/>
+      </w:pPr>
+      <w:r>
+        <w:rPr>
+          <w:b/>
+          <w:bCs/>
+          <w:color w:val="2E86AB"/>
+          <w:sz w:val="22"/>
+          <w:szCs w:val="22"/>
+        </w:rPr>
+        <w:t xml:space="preserve">Q3. </w:t>
+      </w:r>
+      <w:r>
+        <w:rPr>
+          <w:b/>
+          <w:bCs/>
+          <w:color w:val="1A1A2E"/>
+          <w:sz w:val="22"/>
+          <w:szCs w:val="22"/>
+        </w:rPr>
+        <w:t xml:space="preserve">ANSWER: </w:t>
+      </w:r>
+      <w:r>
+        <w:rPr>
+          <w:b/>
+          <w:bCs/>
+          <w:color w:val="4CAF50"/>
+          <w:sz w:val="22"/>
+          <w:szCs w:val="22"/>
+        </w:rPr>
+        <w:t xml:space="preserve">C</w:t>
+      </w:r>
+    </w:p>
+    <w:p>
+      <w:pPr>
+        <w:spacing w:after="80"/>
+        <w:ind w:left="360"/>
+      </w:pPr>
+      <w:r>
+        <w:rPr>
+          <w:b/>
+          <w:bCs/>
+          <w:color w:val="1B365D"/>
+          <w:sz w:val="20"/>
+          <w:szCs w:val="20"/>
+        </w:rPr>
+        <w:t xml:space="preserve">Explanation: </w:t>
+      </w:r>
+      <w:r>
+        <w:rPr>
+          <w:color w:val="1A1A2E"/>
+          <w:sz w:val="20"/>
+          <w:szCs w:val="20"/>
+        </w:rPr>
+        <w:t xml:space="preserve">JSON is the standard format for data exchange in REST APIs due to its lightweight, human-readable structure and wide language support.</w:t>
+      </w:r>
+    </w:p>
+    <w:p>
+      <w:pPr>
+        <w:spacing w:after="200"/>
+        <w:ind w:left="360"/>
+      </w:pPr>
+      <w:r>
+        <w:rPr>
+          <w:b/>
+          <w:bCs/>
+          <w:color w:val="5A5A6E"/>
+          <w:sz w:val="18"/>
+          <w:szCs w:val="18"/>
+        </w:rPr>
+        <w:t xml:space="preserve">Topic Reference: </w:t>
+      </w:r>
+      <w:r>
+        <w:rPr>
+          <w:color w:val="5A5A6E"/>
+          <w:sz w:val="18"/>
+          <w:szCs w:val="18"/>
+        </w:rPr>
+        <w:t xml:space="preserve">Python &amp; AI Foundations | Week 1</w:t>
+      </w:r>
+    </w:p>
+    <w:p>
+      <w:pPr>
+        <w:spacing w:before="200" w:after="100"/>
+      </w:pPr>
+      <w:r>
+        <w:rPr>
+          <w:b/>
+          <w:bCs/>
+          <w:color w:val="2E86AB"/>
+          <w:sz w:val="22"/>
+          <w:szCs w:val="22"/>
+        </w:rPr>
+        <w:t xml:space="preserve">Q4. </w:t>
+      </w:r>
+      <w:r>
+        <w:rPr>
+          <w:b/>
+          <w:bCs/>
+          <w:color w:val="1A1A2E"/>
+          <w:sz w:val="22"/>
+          <w:szCs w:val="22"/>
+        </w:rPr>
+        <w:t xml:space="preserve">ANSWER: </w:t>
+      </w:r>
+      <w:r>
+        <w:rPr>
+          <w:b/>
+          <w:bCs/>
+          <w:color w:val="4CAF50"/>
+          <w:sz w:val="22"/>
+          <w:szCs w:val="22"/>
+        </w:rPr>
         <w:t xml:space="preserve">B</w:t>
       </w:r>
     </w:p>
@@ -3425,7 +5941,7 @@
           <w:sz w:val="20"/>
           <w:szCs w:val="20"/>
         </w:rPr>
-        <w:t xml:space="preserve">async/await enables asynchronous I/O operations, allowing tasks to run concurrently without blocking, crucial for API calls in AI applications.</w:t>
+        <w:t xml:space="preserve">The requests library provides a simple, user-friendly API for making HTTP requests and handling responses.</w:t>
       </w:r>
     </w:p>
     <w:p>
@@ -3464,7 +5980,7 @@
           <w:sz w:val="22"/>
           <w:szCs w:val="22"/>
         </w:rPr>
-        <w:t xml:space="preserve">Q3. </w:t>
+        <w:t xml:space="preserve">Q5. </w:t>
       </w:r>
       <w:r>
         <w:rPr>
@@ -3484,7 +6000,7 @@
           <w:sz w:val="22"/>
           <w:szCs w:val="22"/>
         </w:rPr>
-        <w:t xml:space="preserve">C</w:t>
+        <w:t>A</w:t>
       </w:r>
     </w:p>
     <w:p>
@@ -3508,7 +6024,7 @@
           <w:sz w:val="20"/>
           <w:szCs w:val="20"/>
         </w:rPr>
-        <w:t xml:space="preserve">JSON is the standard format for data exchange in REST APIs due to its lightweight, human-readable structure and wide language support.</w:t>
+        <w:t xml:space="preserve">Context managers (with statements) ensure proper acquisition and release of resources, preventing memory leaks and connection issues.</w:t>
       </w:r>
     </w:p>
     <w:p>
@@ -3547,7 +6063,7 @@
           <w:sz w:val="22"/>
           <w:szCs w:val="22"/>
         </w:rPr>
-        <w:t xml:space="preserve">Q4. </w:t>
+        <w:t xml:space="preserve">Q6. </w:t>
       </w:r>
       <w:r>
         <w:rPr>
@@ -3567,6 +6083,172 @@
           <w:sz w:val="22"/>
           <w:szCs w:val="22"/>
         </w:rPr>
+        <w:t>D</w:t>
+      </w:r>
+    </w:p>
+    <w:p>
+      <w:pPr>
+        <w:spacing w:after="80"/>
+        <w:ind w:left="360"/>
+      </w:pPr>
+      <w:r>
+        <w:rPr>
+          <w:b/>
+          <w:bCs/>
+          <w:color w:val="1B365D"/>
+          <w:sz w:val="20"/>
+          <w:szCs w:val="20"/>
+        </w:rPr>
+        <w:t xml:space="preserve">Explanation: </w:t>
+      </w:r>
+      <w:r>
+        <w:rPr>
+          <w:color w:val="1A1A2E"/>
+          <w:sz w:val="20"/>
+          <w:szCs w:val="20"/>
+        </w:rPr>
+        <w:t xml:space="preserve">Type hints improve code readability and enable IDE autocompletion and static type checking, enhancing development experience.</w:t>
+      </w:r>
+    </w:p>
+    <w:p>
+      <w:pPr>
+        <w:spacing w:after="200"/>
+        <w:ind w:left="360"/>
+      </w:pPr>
+      <w:r>
+        <w:rPr>
+          <w:b/>
+          <w:bCs/>
+          <w:color w:val="5A5A6E"/>
+          <w:sz w:val="18"/>
+          <w:szCs w:val="18"/>
+        </w:rPr>
+        <w:t xml:space="preserve">Topic Reference: </w:t>
+      </w:r>
+      <w:r>
+        <w:rPr>
+          <w:color w:val="5A5A6E"/>
+          <w:sz w:val="18"/>
+          <w:szCs w:val="18"/>
+        </w:rPr>
+        <w:t xml:space="preserve">Python &amp; AI Foundations | Week 1</w:t>
+      </w:r>
+    </w:p>
+    <w:p>
+      <w:pPr>
+        <w:spacing w:before="200" w:after="100"/>
+      </w:pPr>
+      <w:r>
+        <w:rPr>
+          <w:b/>
+          <w:bCs/>
+          <w:color w:val="2E86AB"/>
+          <w:sz w:val="22"/>
+          <w:szCs w:val="22"/>
+        </w:rPr>
+        <w:t xml:space="preserve">Q7. </w:t>
+      </w:r>
+      <w:r>
+        <w:rPr>
+          <w:b/>
+          <w:bCs/>
+          <w:color w:val="1A1A2E"/>
+          <w:sz w:val="22"/>
+          <w:szCs w:val="22"/>
+        </w:rPr>
+        <w:t xml:space="preserve">ANSWER: </w:t>
+      </w:r>
+      <w:r>
+        <w:rPr>
+          <w:b/>
+          <w:bCs/>
+          <w:color w:val="4CAF50"/>
+          <w:sz w:val="22"/>
+          <w:szCs w:val="22"/>
+        </w:rPr>
+        <w:t>C</w:t>
+      </w:r>
+    </w:p>
+    <w:p>
+      <w:pPr>
+        <w:spacing w:after="80"/>
+        <w:ind w:left="360"/>
+      </w:pPr>
+      <w:r>
+        <w:rPr>
+          <w:b/>
+          <w:bCs/>
+          <w:color w:val="1B365D"/>
+          <w:sz w:val="20"/>
+          <w:szCs w:val="20"/>
+        </w:rPr>
+        <w:t xml:space="preserve">Explanation: </w:t>
+      </w:r>
+      <w:r>
+        <w:rPr>
+          <w:color w:val="1A1A2E"/>
+          <w:sz w:val="20"/>
+          <w:szCs w:val="20"/>
+        </w:rPr>
+        <w:t xml:space="preserve">Environment variables securely store sensitive configurations like API keys without exposing them in source code.</w:t>
+      </w:r>
+    </w:p>
+    <w:p>
+      <w:pPr>
+        <w:spacing w:after="200"/>
+        <w:ind w:left="360"/>
+      </w:pPr>
+      <w:r>
+        <w:rPr>
+          <w:b/>
+          <w:bCs/>
+          <w:color w:val="5A5A6E"/>
+          <w:sz w:val="18"/>
+          <w:szCs w:val="18"/>
+        </w:rPr>
+        <w:t xml:space="preserve">Topic Reference: </w:t>
+      </w:r>
+      <w:r>
+        <w:rPr>
+          <w:color w:val="5A5A6E"/>
+          <w:sz w:val="18"/>
+          <w:szCs w:val="18"/>
+        </w:rPr>
+        <w:t xml:space="preserve">Python &amp; AI Foundations | Week 1</w:t>
+      </w:r>
+    </w:p>
+    <w:p>
+      <w:pPr>
+        <w:spacing w:before="200" w:after="100"/>
+      </w:pPr>
+      <w:r>
+        <w:rPr>
+          <w:b/>
+          <w:bCs/>
+          <w:color w:val="2E86AB"/>
+          <w:sz w:val="22"/>
+          <w:szCs w:val="22"/>
+        </w:rPr>
+        <w:t xml:space="preserve">Q8. </w:t>
+      </w:r>
+      <w:r>
+        <w:rPr>
+          <w:b/>
+          <w:bCs/>
+          <w:color w:val="1A1A2E"/>
+          <w:sz w:val="22"/>
+          <w:szCs w:val="22"/>
+        </w:rPr>
+        <w:t xml:space="preserve">ANSWER: </w:t>
+      </w:r>
+      <w:r>
+        <w:rPr>
+          <w:b/>
+          <w:bCs/>
+          <w:color w:val="4CAF50"/>
+          <w:sz w:val="22"/>
+          <w:szCs w:val="22"/>
+        </w:rPr>
         <w:t xml:space="preserve">B</w:t>
       </w:r>
     </w:p>
@@ -3591,7 +6273,7 @@
           <w:sz w:val="20"/>
           <w:szCs w:val="20"/>
         </w:rPr>
-        <w:t xml:space="preserve">The requests library provides a simple, user-friendly API for making HTTP requests and handling responses.</w:t>
+        <w:t xml:space="preserve">Pandas DataFrames are the standard data structure for data manipulation and analysis in Python AI workflows.</w:t>
       </w:r>
     </w:p>
     <w:p>
@@ -3630,7 +6312,7 @@
           <w:sz w:val="22"/>
           <w:szCs w:val="22"/>
         </w:rPr>
-        <w:t xml:space="preserve">Q5. </w:t>
+        <w:t xml:space="preserve">Q9. </w:t>
       </w:r>
       <w:r>
         <w:rPr>
@@ -3650,6 +6332,172 @@
           <w:sz w:val="22"/>
           <w:szCs w:val="22"/>
         </w:rPr>
+        <w:t>D</w:t>
+      </w:r>
+    </w:p>
+    <w:p>
+      <w:pPr>
+        <w:spacing w:after="80"/>
+        <w:ind w:left="360"/>
+      </w:pPr>
+      <w:r>
+        <w:rPr>
+          <w:b/>
+          <w:bCs/>
+          <w:color w:val="1B365D"/>
+          <w:sz w:val="20"/>
+          <w:szCs w:val="20"/>
+        </w:rPr>
+        <w:t xml:space="preserve">Explanation: </w:t>
+      </w:r>
+      <w:r>
+        <w:rPr>
+          <w:color w:val="1A1A2E"/>
+          <w:sz w:val="20"/>
+          <w:szCs w:val="20"/>
+        </w:rPr>
+        <w:t xml:space="preserve">asyncio provides asynchronous task execution capabilities through coroutines and event loops.</w:t>
+      </w:r>
+    </w:p>
+    <w:p>
+      <w:pPr>
+        <w:spacing w:after="200"/>
+        <w:ind w:left="360"/>
+      </w:pPr>
+      <w:r>
+        <w:rPr>
+          <w:b/>
+          <w:bCs/>
+          <w:color w:val="5A5A6E"/>
+          <w:sz w:val="18"/>
+          <w:szCs w:val="18"/>
+        </w:rPr>
+        <w:t xml:space="preserve">Topic Reference: </w:t>
+      </w:r>
+      <w:r>
+        <w:rPr>
+          <w:color w:val="5A5A6E"/>
+          <w:sz w:val="18"/>
+          <w:szCs w:val="18"/>
+        </w:rPr>
+        <w:t xml:space="preserve">Python &amp; AI Foundations | Week 1</w:t>
+      </w:r>
+    </w:p>
+    <w:p>
+      <w:pPr>
+        <w:spacing w:before="200" w:after="100"/>
+      </w:pPr>
+      <w:r>
+        <w:rPr>
+          <w:b/>
+          <w:bCs/>
+          <w:color w:val="2E86AB"/>
+          <w:sz w:val="22"/>
+          <w:szCs w:val="22"/>
+        </w:rPr>
+        <w:t xml:space="preserve">Q10. </w:t>
+      </w:r>
+      <w:r>
+        <w:rPr>
+          <w:b/>
+          <w:bCs/>
+          <w:color w:val="1A1A2E"/>
+          <w:sz w:val="22"/>
+          <w:szCs w:val="22"/>
+        </w:rPr>
+        <w:t xml:space="preserve">ANSWER: </w:t>
+      </w:r>
+      <w:r>
+        <w:rPr>
+          <w:b/>
+          <w:bCs/>
+          <w:color w:val="4CAF50"/>
+          <w:sz w:val="22"/>
+          <w:szCs w:val="22"/>
+        </w:rPr>
+        <w:t>C</w:t>
+      </w:r>
+    </w:p>
+    <w:p>
+      <w:pPr>
+        <w:spacing w:after="80"/>
+        <w:ind w:left="360"/>
+      </w:pPr>
+      <w:r>
+        <w:rPr>
+          <w:b/>
+          <w:bCs/>
+          <w:color w:val="1B365D"/>
+          <w:sz w:val="20"/>
+          <w:szCs w:val="20"/>
+        </w:rPr>
+        <w:t xml:space="preserve">Explanation: </w:t>
+      </w:r>
+      <w:r>
+        <w:rPr>
+          <w:color w:val="1A1A2E"/>
+          <w:sz w:val="20"/>
+          <w:szCs w:val="20"/>
+        </w:rPr>
+        <w:t xml:space="preserve">REST (Representational State Transfer) is an architectural style for distributed systems using standard HTTP methods.</w:t>
+      </w:r>
+    </w:p>
+    <w:p>
+      <w:pPr>
+        <w:spacing w:after="200"/>
+        <w:ind w:left="360"/>
+      </w:pPr>
+      <w:r>
+        <w:rPr>
+          <w:b/>
+          <w:bCs/>
+          <w:color w:val="5A5A6E"/>
+          <w:sz w:val="18"/>
+          <w:szCs w:val="18"/>
+        </w:rPr>
+        <w:t xml:space="preserve">Topic Reference: </w:t>
+      </w:r>
+      <w:r>
+        <w:rPr>
+          <w:color w:val="5A5A6E"/>
+          <w:sz w:val="18"/>
+          <w:szCs w:val="18"/>
+        </w:rPr>
+        <w:t xml:space="preserve">Python &amp; AI Foundations | Week 1</w:t>
+      </w:r>
+    </w:p>
+    <w:p>
+      <w:pPr>
+        <w:spacing w:before="200" w:after="100"/>
+      </w:pPr>
+      <w:r>
+        <w:rPr>
+          <w:b/>
+          <w:bCs/>
+          <w:color w:val="2E86AB"/>
+          <w:sz w:val="22"/>
+          <w:szCs w:val="22"/>
+        </w:rPr>
+        <w:t xml:space="preserve">Q11. </w:t>
+      </w:r>
+      <w:r>
+        <w:rPr>
+          <w:b/>
+          <w:bCs/>
+          <w:color w:val="1A1A2E"/>
+          <w:sz w:val="22"/>
+          <w:szCs w:val="22"/>
+        </w:rPr>
+        <w:t xml:space="preserve">ANSWER: </w:t>
+      </w:r>
+      <w:r>
+        <w:rPr>
+          <w:b/>
+          <w:bCs/>
+          <w:color w:val="4CAF50"/>
+          <w:sz w:val="22"/>
+          <w:szCs w:val="22"/>
+        </w:rPr>
         <w:t xml:space="preserve">B</w:t>
       </w:r>
     </w:p>
@@ -3674,7 +6522,7 @@
           <w:sz w:val="20"/>
           <w:szCs w:val="20"/>
         </w:rPr>
-        <w:t xml:space="preserve">Context managers (with statements) ensure proper acquisition and release of resources, preventing memory leaks and connection issues.</w:t>
+        <w:t xml:space="preserve">Virtual environments isolate project dependencies, preventing version conflicts and ensuring reproducibility.</w:t>
       </w:r>
     </w:p>
     <w:p>
@@ -3713,7 +6561,7 @@
           <w:sz w:val="22"/>
           <w:szCs w:val="22"/>
         </w:rPr>
-        <w:t xml:space="preserve">Q6. </w:t>
+        <w:t xml:space="preserve">Q12. </w:t>
       </w:r>
       <w:r>
         <w:rPr>
@@ -3733,7 +6581,7 @@
           <w:sz w:val="22"/>
           <w:szCs w:val="22"/>
         </w:rPr>
-        <w:t xml:space="preserve">B</w:t>
+        <w:t xml:space="preserve">A</w:t>
       </w:r>
     </w:p>
     <w:p>
@@ -3757,7 +6605,7 @@
           <w:sz w:val="20"/>
           <w:szCs w:val="20"/>
         </w:rPr>
-        <w:t xml:space="preserve">Type hints improve code readability and enable IDE autocompletion and static type checking, enhancing development experience.</w:t>
+        <w:t xml:space="preserve">Try-except blocks handle errors and exceptions in async operations, allowing graceful error management.</w:t>
       </w:r>
     </w:p>
     <w:p>
@@ -3796,7 +6644,7 @@
           <w:sz w:val="22"/>
           <w:szCs w:val="22"/>
         </w:rPr>
-        <w:t xml:space="preserve">Q7. </w:t>
+        <w:t xml:space="preserve">Q13. </w:t>
       </w:r>
       <w:r>
         <w:rPr>
@@ -3816,7 +6664,7 @@
           <w:sz w:val="22"/>
           <w:szCs w:val="22"/>
         </w:rPr>
-        <w:t xml:space="preserve">B</w:t>
+        <w:t>D</w:t>
       </w:r>
     </w:p>
     <w:p>
@@ -3840,7 +6688,7 @@
           <w:sz w:val="20"/>
           <w:szCs w:val="20"/>
         </w:rPr>
-        <w:t xml:space="preserve">Environment variables securely store sensitive configurations like API keys without exposing them in source code.</w:t>
+        <w:t xml:space="preserve">Decorators modify or enhance functions and classes by wrapping them with additional functionality.</w:t>
       </w:r>
     </w:p>
     <w:p>
@@ -3879,7 +6727,7 @@
           <w:sz w:val="22"/>
           <w:szCs w:val="22"/>
         </w:rPr>
-        <w:t xml:space="preserve">Q8. </w:t>
+        <w:t xml:space="preserve">Q14. </w:t>
       </w:r>
       <w:r>
         <w:rPr>
@@ -3899,505 +6747,7 @@
           <w:sz w:val="22"/>
           <w:szCs w:val="22"/>
         </w:rPr>
-        <w:t xml:space="preserve">B</w:t>
-      </w:r>
-    </w:p>
-    <w:p>
-      <w:pPr>
-        <w:spacing w:after="80"/>
-        <w:ind w:left="360"/>
-      </w:pPr>
-      <w:r>
-        <w:rPr>
-          <w:b/>
-          <w:bCs/>
-          <w:color w:val="1B365D"/>
-          <w:sz w:val="20"/>
-          <w:szCs w:val="20"/>
-        </w:rPr>
-        <w:t xml:space="preserve">Explanation: </w:t>
-      </w:r>
-      <w:r>
-        <w:rPr>
-          <w:color w:val="1A1A2E"/>
-          <w:sz w:val="20"/>
-          <w:szCs w:val="20"/>
-        </w:rPr>
-        <w:t xml:space="preserve">Pandas DataFrames are the standard data structure for data manipulation and analysis in Python AI workflows.</w:t>
-      </w:r>
-    </w:p>
-    <w:p>
-      <w:pPr>
-        <w:spacing w:after="200"/>
-        <w:ind w:left="360"/>
-      </w:pPr>
-      <w:r>
-        <w:rPr>
-          <w:b/>
-          <w:bCs/>
-          <w:color w:val="5A5A6E"/>
-          <w:sz w:val="18"/>
-          <w:szCs w:val="18"/>
-        </w:rPr>
-        <w:t xml:space="preserve">Topic Reference: </w:t>
-      </w:r>
-      <w:r>
-        <w:rPr>
-          <w:color w:val="5A5A6E"/>
-          <w:sz w:val="18"/>
-          <w:szCs w:val="18"/>
-        </w:rPr>
-        <w:t xml:space="preserve">Python &amp; AI Foundations | Week 1</w:t>
-      </w:r>
-    </w:p>
-    <w:p>
-      <w:pPr>
-        <w:spacing w:before="200" w:after="100"/>
-      </w:pPr>
-      <w:r>
-        <w:rPr>
-          <w:b/>
-          <w:bCs/>
-          <w:color w:val="2E86AB"/>
-          <w:sz w:val="22"/>
-          <w:szCs w:val="22"/>
-        </w:rPr>
-        <w:t xml:space="preserve">Q9. </w:t>
-      </w:r>
-      <w:r>
-        <w:rPr>
-          <w:b/>
-          <w:bCs/>
-          <w:color w:val="1A1A2E"/>
-          <w:sz w:val="22"/>
-          <w:szCs w:val="22"/>
-        </w:rPr>
-        <w:t xml:space="preserve">ANSWER: </w:t>
-      </w:r>
-      <w:r>
-        <w:rPr>
-          <w:b/>
-          <w:bCs/>
-          <w:color w:val="4CAF50"/>
-          <w:sz w:val="22"/>
-          <w:szCs w:val="22"/>
-        </w:rPr>
-        <w:t xml:space="preserve">B</w:t>
-      </w:r>
-    </w:p>
-    <w:p>
-      <w:pPr>
-        <w:spacing w:after="80"/>
-        <w:ind w:left="360"/>
-      </w:pPr>
-      <w:r>
-        <w:rPr>
-          <w:b/>
-          <w:bCs/>
-          <w:color w:val="1B365D"/>
-          <w:sz w:val="20"/>
-          <w:szCs w:val="20"/>
-        </w:rPr>
-        <w:t xml:space="preserve">Explanation: </w:t>
-      </w:r>
-      <w:r>
-        <w:rPr>
-          <w:color w:val="1A1A2E"/>
-          <w:sz w:val="20"/>
-          <w:szCs w:val="20"/>
-        </w:rPr>
-        <w:t xml:space="preserve">asyncio provides asynchronous task execution capabilities through coroutines and event loops.</w:t>
-      </w:r>
-    </w:p>
-    <w:p>
-      <w:pPr>
-        <w:spacing w:after="200"/>
-        <w:ind w:left="360"/>
-      </w:pPr>
-      <w:r>
-        <w:rPr>
-          <w:b/>
-          <w:bCs/>
-          <w:color w:val="5A5A6E"/>
-          <w:sz w:val="18"/>
-          <w:szCs w:val="18"/>
-        </w:rPr>
-        <w:t xml:space="preserve">Topic Reference: </w:t>
-      </w:r>
-      <w:r>
-        <w:rPr>
-          <w:color w:val="5A5A6E"/>
-          <w:sz w:val="18"/>
-          <w:szCs w:val="18"/>
-        </w:rPr>
-        <w:t xml:space="preserve">Python &amp; AI Foundations | Week 1</w:t>
-      </w:r>
-    </w:p>
-    <w:p>
-      <w:pPr>
-        <w:spacing w:before="200" w:after="100"/>
-      </w:pPr>
-      <w:r>
-        <w:rPr>
-          <w:b/>
-          <w:bCs/>
-          <w:color w:val="2E86AB"/>
-          <w:sz w:val="22"/>
-          <w:szCs w:val="22"/>
-        </w:rPr>
-        <w:t xml:space="preserve">Q10. </w:t>
-      </w:r>
-      <w:r>
-        <w:rPr>
-          <w:b/>
-          <w:bCs/>
-          <w:color w:val="1A1A2E"/>
-          <w:sz w:val="22"/>
-          <w:szCs w:val="22"/>
-        </w:rPr>
-        <w:t xml:space="preserve">ANSWER: </w:t>
-      </w:r>
-      <w:r>
-        <w:rPr>
-          <w:b/>
-          <w:bCs/>
-          <w:color w:val="4CAF50"/>
-          <w:sz w:val="22"/>
-          <w:szCs w:val="22"/>
-        </w:rPr>
-        <w:t xml:space="preserve">B</w:t>
-      </w:r>
-    </w:p>
-    <w:p>
-      <w:pPr>
-        <w:spacing w:after="80"/>
-        <w:ind w:left="360"/>
-      </w:pPr>
-      <w:r>
-        <w:rPr>
-          <w:b/>
-          <w:bCs/>
-          <w:color w:val="1B365D"/>
-          <w:sz w:val="20"/>
-          <w:szCs w:val="20"/>
-        </w:rPr>
-        <w:t xml:space="preserve">Explanation: </w:t>
-      </w:r>
-      <w:r>
-        <w:rPr>
-          <w:color w:val="1A1A2E"/>
-          <w:sz w:val="20"/>
-          <w:szCs w:val="20"/>
-        </w:rPr>
-        <w:t xml:space="preserve">REST (Representational State Transfer) is an architectural style for distributed systems using standard HTTP methods.</w:t>
-      </w:r>
-    </w:p>
-    <w:p>
-      <w:pPr>
-        <w:spacing w:after="200"/>
-        <w:ind w:left="360"/>
-      </w:pPr>
-      <w:r>
-        <w:rPr>
-          <w:b/>
-          <w:bCs/>
-          <w:color w:val="5A5A6E"/>
-          <w:sz w:val="18"/>
-          <w:szCs w:val="18"/>
-        </w:rPr>
-        <w:t xml:space="preserve">Topic Reference: </w:t>
-      </w:r>
-      <w:r>
-        <w:rPr>
-          <w:color w:val="5A5A6E"/>
-          <w:sz w:val="18"/>
-          <w:szCs w:val="18"/>
-        </w:rPr>
-        <w:t xml:space="preserve">Python &amp; AI Foundations | Week 1</w:t>
-      </w:r>
-    </w:p>
-    <w:p>
-      <w:pPr>
-        <w:spacing w:before="200" w:after="100"/>
-      </w:pPr>
-      <w:r>
-        <w:rPr>
-          <w:b/>
-          <w:bCs/>
-          <w:color w:val="2E86AB"/>
-          <w:sz w:val="22"/>
-          <w:szCs w:val="22"/>
-        </w:rPr>
-        <w:t xml:space="preserve">Q11. </w:t>
-      </w:r>
-      <w:r>
-        <w:rPr>
-          <w:b/>
-          <w:bCs/>
-          <w:color w:val="1A1A2E"/>
-          <w:sz w:val="22"/>
-          <w:szCs w:val="22"/>
-        </w:rPr>
-        <w:t xml:space="preserve">ANSWER: </w:t>
-      </w:r>
-      <w:r>
-        <w:rPr>
-          <w:b/>
-          <w:bCs/>
-          <w:color w:val="4CAF50"/>
-          <w:sz w:val="22"/>
-          <w:szCs w:val="22"/>
-        </w:rPr>
-        <w:t xml:space="preserve">B</w:t>
-      </w:r>
-    </w:p>
-    <w:p>
-      <w:pPr>
-        <w:spacing w:after="80"/>
-        <w:ind w:left="360"/>
-      </w:pPr>
-      <w:r>
-        <w:rPr>
-          <w:b/>
-          <w:bCs/>
-          <w:color w:val="1B365D"/>
-          <w:sz w:val="20"/>
-          <w:szCs w:val="20"/>
-        </w:rPr>
-        <w:t xml:space="preserve">Explanation: </w:t>
-      </w:r>
-      <w:r>
-        <w:rPr>
-          <w:color w:val="1A1A2E"/>
-          <w:sz w:val="20"/>
-          <w:szCs w:val="20"/>
-        </w:rPr>
-        <w:t xml:space="preserve">Virtual environments isolate project dependencies, preventing version conflicts and ensuring reproducibility.</w:t>
-      </w:r>
-    </w:p>
-    <w:p>
-      <w:pPr>
-        <w:spacing w:after="200"/>
-        <w:ind w:left="360"/>
-      </w:pPr>
-      <w:r>
-        <w:rPr>
-          <w:b/>
-          <w:bCs/>
-          <w:color w:val="5A5A6E"/>
-          <w:sz w:val="18"/>
-          <w:szCs w:val="18"/>
-        </w:rPr>
-        <w:t xml:space="preserve">Topic Reference: </w:t>
-      </w:r>
-      <w:r>
-        <w:rPr>
-          <w:color w:val="5A5A6E"/>
-          <w:sz w:val="18"/>
-          <w:szCs w:val="18"/>
-        </w:rPr>
-        <w:t xml:space="preserve">Python &amp; AI Foundations | Week 1</w:t>
-      </w:r>
-    </w:p>
-    <w:p>
-      <w:pPr>
-        <w:spacing w:before="200" w:after="100"/>
-      </w:pPr>
-      <w:r>
-        <w:rPr>
-          <w:b/>
-          <w:bCs/>
-          <w:color w:val="2E86AB"/>
-          <w:sz w:val="22"/>
-          <w:szCs w:val="22"/>
-        </w:rPr>
-        <w:t xml:space="preserve">Q12. </w:t>
-      </w:r>
-      <w:r>
-        <w:rPr>
-          <w:b/>
-          <w:bCs/>
-          <w:color w:val="1A1A2E"/>
-          <w:sz w:val="22"/>
-          <w:szCs w:val="22"/>
-        </w:rPr>
-        <w:t xml:space="preserve">ANSWER: </w:t>
-      </w:r>
-      <w:r>
-        <w:rPr>
-          <w:b/>
-          <w:bCs/>
-          <w:color w:val="4CAF50"/>
-          <w:sz w:val="22"/>
-          <w:szCs w:val="22"/>
-        </w:rPr>
-        <w:t xml:space="preserve">A</w:t>
-      </w:r>
-    </w:p>
-    <w:p>
-      <w:pPr>
-        <w:spacing w:after="80"/>
-        <w:ind w:left="360"/>
-      </w:pPr>
-      <w:r>
-        <w:rPr>
-          <w:b/>
-          <w:bCs/>
-          <w:color w:val="1B365D"/>
-          <w:sz w:val="20"/>
-          <w:szCs w:val="20"/>
-        </w:rPr>
-        <w:t xml:space="preserve">Explanation: </w:t>
-      </w:r>
-      <w:r>
-        <w:rPr>
-          <w:color w:val="1A1A2E"/>
-          <w:sz w:val="20"/>
-          <w:szCs w:val="20"/>
-        </w:rPr>
-        <w:t xml:space="preserve">Try-except blocks handle errors and exceptions in async operations, allowing graceful error management.</w:t>
-      </w:r>
-    </w:p>
-    <w:p>
-      <w:pPr>
-        <w:spacing w:after="200"/>
-        <w:ind w:left="360"/>
-      </w:pPr>
-      <w:r>
-        <w:rPr>
-          <w:b/>
-          <w:bCs/>
-          <w:color w:val="5A5A6E"/>
-          <w:sz w:val="18"/>
-          <w:szCs w:val="18"/>
-        </w:rPr>
-        <w:t xml:space="preserve">Topic Reference: </w:t>
-      </w:r>
-      <w:r>
-        <w:rPr>
-          <w:color w:val="5A5A6E"/>
-          <w:sz w:val="18"/>
-          <w:szCs w:val="18"/>
-        </w:rPr>
-        <w:t xml:space="preserve">Python &amp; AI Foundations | Week 1</w:t>
-      </w:r>
-    </w:p>
-    <w:p>
-      <w:pPr>
-        <w:spacing w:before="200" w:after="100"/>
-      </w:pPr>
-      <w:r>
-        <w:rPr>
-          <w:b/>
-          <w:bCs/>
-          <w:color w:val="2E86AB"/>
-          <w:sz w:val="22"/>
-          <w:szCs w:val="22"/>
-        </w:rPr>
-        <w:t xml:space="preserve">Q13. </w:t>
-      </w:r>
-      <w:r>
-        <w:rPr>
-          <w:b/>
-          <w:bCs/>
-          <w:color w:val="1A1A2E"/>
-          <w:sz w:val="22"/>
-          <w:szCs w:val="22"/>
-        </w:rPr>
-        <w:t xml:space="preserve">ANSWER: </w:t>
-      </w:r>
-      <w:r>
-        <w:rPr>
-          <w:b/>
-          <w:bCs/>
-          <w:color w:val="4CAF50"/>
-          <w:sz w:val="22"/>
-          <w:szCs w:val="22"/>
-        </w:rPr>
-        <w:t xml:space="preserve">B</w:t>
-      </w:r>
-    </w:p>
-    <w:p>
-      <w:pPr>
-        <w:spacing w:after="80"/>
-        <w:ind w:left="360"/>
-      </w:pPr>
-      <w:r>
-        <w:rPr>
-          <w:b/>
-          <w:bCs/>
-          <w:color w:val="1B365D"/>
-          <w:sz w:val="20"/>
-          <w:szCs w:val="20"/>
-        </w:rPr>
-        <w:t xml:space="preserve">Explanation: </w:t>
-      </w:r>
-      <w:r>
-        <w:rPr>
-          <w:color w:val="1A1A2E"/>
-          <w:sz w:val="20"/>
-          <w:szCs w:val="20"/>
-        </w:rPr>
-        <w:t xml:space="preserve">Decorators modify or enhance functions and classes by wrapping them with additional functionality.</w:t>
-      </w:r>
-    </w:p>
-    <w:p>
-      <w:pPr>
-        <w:spacing w:after="200"/>
-        <w:ind w:left="360"/>
-      </w:pPr>
-      <w:r>
-        <w:rPr>
-          <w:b/>
-          <w:bCs/>
-          <w:color w:val="5A5A6E"/>
-          <w:sz w:val="18"/>
-          <w:szCs w:val="18"/>
-        </w:rPr>
-        <w:t xml:space="preserve">Topic Reference: </w:t>
-      </w:r>
-      <w:r>
-        <w:rPr>
-          <w:color w:val="5A5A6E"/>
-          <w:sz w:val="18"/>
-          <w:szCs w:val="18"/>
-        </w:rPr>
-        <w:t xml:space="preserve">Python &amp; AI Foundations | Week 1</w:t>
-      </w:r>
-    </w:p>
-    <w:p>
-      <w:pPr>
-        <w:spacing w:before="200" w:after="100"/>
-      </w:pPr>
-      <w:r>
-        <w:rPr>
-          <w:b/>
-          <w:bCs/>
-          <w:color w:val="2E86AB"/>
-          <w:sz w:val="22"/>
-          <w:szCs w:val="22"/>
-        </w:rPr>
-        <w:t xml:space="preserve">Q14. </w:t>
-      </w:r>
-      <w:r>
-        <w:rPr>
-          <w:b/>
-          <w:bCs/>
-          <w:color w:val="1A1A2E"/>
-          <w:sz w:val="22"/>
-          <w:szCs w:val="22"/>
-        </w:rPr>
-        <w:t xml:space="preserve">ANSWER: </w:t>
-      </w:r>
-      <w:r>
-        <w:rPr>
-          <w:b/>
-          <w:bCs/>
-          <w:color w:val="4CAF50"/>
-          <w:sz w:val="22"/>
-          <w:szCs w:val="22"/>
-        </w:rPr>
-        <w:t xml:space="preserve">B</w:t>
+        <w:t>C</w:t>
       </w:r>
     </w:p>
     <w:p>
@@ -4585,6 +6935,421 @@
           <w:sz w:val="22"/>
           <w:szCs w:val="22"/>
         </w:rPr>
+        <w:t>D</w:t>
+      </w:r>
+    </w:p>
+    <w:p>
+      <w:pPr>
+        <w:spacing w:after="80"/>
+        <w:ind w:left="360"/>
+      </w:pPr>
+      <w:r>
+        <w:rPr>
+          <w:b/>
+          <w:bCs/>
+          <w:color w:val="1B365D"/>
+          <w:sz w:val="20"/>
+          <w:szCs w:val="20"/>
+        </w:rPr>
+        <w:t xml:space="preserve">Explanation: </w:t>
+      </w:r>
+      <w:r>
+        <w:rPr>
+          <w:color w:val="1A1A2E"/>
+          <w:sz w:val="20"/>
+          <w:szCs w:val="20"/>
+        </w:rPr>
+        <w:t xml:space="preserve">OpenAI develops GPT models and provides the official OpenAI Python SDK for API integration.</w:t>
+      </w:r>
+    </w:p>
+    <w:p>
+      <w:pPr>
+        <w:spacing w:after="200"/>
+        <w:ind w:left="360"/>
+      </w:pPr>
+      <w:r>
+        <w:rPr>
+          <w:b/>
+          <w:bCs/>
+          <w:color w:val="5A5A6E"/>
+          <w:sz w:val="18"/>
+          <w:szCs w:val="18"/>
+        </w:rPr>
+        <w:t xml:space="preserve">Topic Reference: </w:t>
+      </w:r>
+      <w:r>
+        <w:rPr>
+          <w:color w:val="5A5A6E"/>
+          <w:sz w:val="18"/>
+          <w:szCs w:val="18"/>
+        </w:rPr>
+        <w:t xml:space="preserve">AI APIs and Integration | Week 2</w:t>
+      </w:r>
+    </w:p>
+    <w:p>
+      <w:pPr>
+        <w:spacing w:before="200" w:after="100"/>
+      </w:pPr>
+      <w:r>
+        <w:rPr>
+          <w:b/>
+          <w:bCs/>
+          <w:color w:val="2E86AB"/>
+          <w:sz w:val="22"/>
+          <w:szCs w:val="22"/>
+        </w:rPr>
+        <w:t xml:space="preserve">Q17. </w:t>
+      </w:r>
+      <w:r>
+        <w:rPr>
+          <w:b/>
+          <w:bCs/>
+          <w:color w:val="1A1A2E"/>
+          <w:sz w:val="22"/>
+          <w:szCs w:val="22"/>
+        </w:rPr>
+        <w:t xml:space="preserve">ANSWER: </w:t>
+      </w:r>
+      <w:r>
+        <w:rPr>
+          <w:b/>
+          <w:bCs/>
+          <w:color w:val="4CAF50"/>
+          <w:sz w:val="22"/>
+          <w:szCs w:val="22"/>
+        </w:rPr>
+        <w:t xml:space="preserve">C</w:t>
+      </w:r>
+    </w:p>
+    <w:p>
+      <w:pPr>
+        <w:spacing w:after="80"/>
+        <w:ind w:left="360"/>
+      </w:pPr>
+      <w:r>
+        <w:rPr>
+          <w:b/>
+          <w:bCs/>
+          <w:color w:val="1B365D"/>
+          <w:sz w:val="20"/>
+          <w:szCs w:val="20"/>
+        </w:rPr>
+        <w:t xml:space="preserve">Explanation: </w:t>
+      </w:r>
+      <w:r>
+        <w:rPr>
+          <w:color w:val="1A1A2E"/>
+          <w:sz w:val="20"/>
+          <w:szCs w:val="20"/>
+        </w:rPr>
+        <w:t xml:space="preserve">Anthropic created the Claude LLM series with focus on safety and harmlessness.</w:t>
+      </w:r>
+    </w:p>
+    <w:p>
+      <w:pPr>
+        <w:spacing w:after="200"/>
+        <w:ind w:left="360"/>
+      </w:pPr>
+      <w:r>
+        <w:rPr>
+          <w:b/>
+          <w:bCs/>
+          <w:color w:val="5A5A6E"/>
+          <w:sz w:val="18"/>
+          <w:szCs w:val="18"/>
+        </w:rPr>
+        <w:t xml:space="preserve">Topic Reference: </w:t>
+      </w:r>
+      <w:r>
+        <w:rPr>
+          <w:color w:val="5A5A6E"/>
+          <w:sz w:val="18"/>
+          <w:szCs w:val="18"/>
+        </w:rPr>
+        <w:t xml:space="preserve">AI APIs and Integration | Week 2</w:t>
+      </w:r>
+    </w:p>
+    <w:p>
+      <w:pPr>
+        <w:spacing w:before="200" w:after="100"/>
+      </w:pPr>
+      <w:r>
+        <w:rPr>
+          <w:b/>
+          <w:bCs/>
+          <w:color w:val="2E86AB"/>
+          <w:sz w:val="22"/>
+          <w:szCs w:val="22"/>
+        </w:rPr>
+        <w:t xml:space="preserve">Q18. </w:t>
+      </w:r>
+      <w:r>
+        <w:rPr>
+          <w:b/>
+          <w:bCs/>
+          <w:color w:val="1A1A2E"/>
+          <w:sz w:val="22"/>
+          <w:szCs w:val="22"/>
+        </w:rPr>
+        <w:t xml:space="preserve">ANSWER: </w:t>
+      </w:r>
+      <w:r>
+        <w:rPr>
+          <w:b/>
+          <w:bCs/>
+          <w:color w:val="4CAF50"/>
+          <w:sz w:val="22"/>
+          <w:szCs w:val="22"/>
+        </w:rPr>
+        <w:t xml:space="preserve">A</w:t>
+      </w:r>
+    </w:p>
+    <w:p>
+      <w:pPr>
+        <w:spacing w:after="80"/>
+        <w:ind w:left="360"/>
+      </w:pPr>
+      <w:r>
+        <w:rPr>
+          <w:b/>
+          <w:bCs/>
+          <w:color w:val="1B365D"/>
+          <w:sz w:val="20"/>
+          <w:szCs w:val="20"/>
+        </w:rPr>
+        <w:t xml:space="preserve">Explanation: </w:t>
+      </w:r>
+      <w:r>
+        <w:rPr>
+          <w:color w:val="1A1A2E"/>
+          <w:sz w:val="20"/>
+          <w:szCs w:val="20"/>
+        </w:rPr>
+        <w:t xml:space="preserve">Hugging Face Hub hosts thousands of open-source models and datasets for NLP, vision, and audio tasks.</w:t>
+      </w:r>
+    </w:p>
+    <w:p>
+      <w:pPr>
+        <w:spacing w:after="200"/>
+        <w:ind w:left="360"/>
+      </w:pPr>
+      <w:r>
+        <w:rPr>
+          <w:b/>
+          <w:bCs/>
+          <w:color w:val="5A5A6E"/>
+          <w:sz w:val="18"/>
+          <w:szCs w:val="18"/>
+        </w:rPr>
+        <w:t xml:space="preserve">Topic Reference: </w:t>
+      </w:r>
+      <w:r>
+        <w:rPr>
+          <w:color w:val="5A5A6E"/>
+          <w:sz w:val="18"/>
+          <w:szCs w:val="18"/>
+        </w:rPr>
+        <w:t xml:space="preserve">AI APIs and Integration | Week 2</w:t>
+      </w:r>
+    </w:p>
+    <w:p>
+      <w:pPr>
+        <w:spacing w:before="200" w:after="100"/>
+      </w:pPr>
+      <w:r>
+        <w:rPr>
+          <w:b/>
+          <w:bCs/>
+          <w:color w:val="2E86AB"/>
+          <w:sz w:val="22"/>
+          <w:szCs w:val="22"/>
+        </w:rPr>
+        <w:t xml:space="preserve">Q19. </w:t>
+      </w:r>
+      <w:r>
+        <w:rPr>
+          <w:b/>
+          <w:bCs/>
+          <w:color w:val="1A1A2E"/>
+          <w:sz w:val="22"/>
+          <w:szCs w:val="22"/>
+        </w:rPr>
+        <w:t xml:space="preserve">ANSWER: </w:t>
+      </w:r>
+      <w:r>
+        <w:rPr>
+          <w:b/>
+          <w:bCs/>
+          <w:color w:val="4CAF50"/>
+          <w:sz w:val="22"/>
+          <w:szCs w:val="22"/>
+        </w:rPr>
+        <w:t>A</w:t>
+      </w:r>
+    </w:p>
+    <w:p>
+      <w:pPr>
+        <w:spacing w:after="80"/>
+        <w:ind w:left="360"/>
+      </w:pPr>
+      <w:r>
+        <w:rPr>
+          <w:b/>
+          <w:bCs/>
+          <w:color w:val="1B365D"/>
+          <w:sz w:val="20"/>
+          <w:szCs w:val="20"/>
+        </w:rPr>
+        <w:t xml:space="preserve">Explanation: </w:t>
+      </w:r>
+      <w:r>
+        <w:rPr>
+          <w:color w:val="1A1A2E"/>
+          <w:sz w:val="20"/>
+          <w:szCs w:val="20"/>
+        </w:rPr>
+        <w:t xml:space="preserve">Rate limiting controls API usage to prevent resource exhaustion and ensures fair access for all users.</w:t>
+      </w:r>
+    </w:p>
+    <w:p>
+      <w:pPr>
+        <w:spacing w:after="200"/>
+        <w:ind w:left="360"/>
+      </w:pPr>
+      <w:r>
+        <w:rPr>
+          <w:b/>
+          <w:bCs/>
+          <w:color w:val="5A5A6E"/>
+          <w:sz w:val="18"/>
+          <w:szCs w:val="18"/>
+        </w:rPr>
+        <w:t xml:space="preserve">Topic Reference: </w:t>
+      </w:r>
+      <w:r>
+        <w:rPr>
+          <w:color w:val="5A5A6E"/>
+          <w:sz w:val="18"/>
+          <w:szCs w:val="18"/>
+        </w:rPr>
+        <w:t xml:space="preserve">AI APIs and Integration | Week 2</w:t>
+      </w:r>
+    </w:p>
+    <w:p>
+      <w:pPr>
+        <w:spacing w:before="200" w:after="100"/>
+      </w:pPr>
+      <w:r>
+        <w:rPr>
+          <w:b/>
+          <w:bCs/>
+          <w:color w:val="2E86AB"/>
+          <w:sz w:val="22"/>
+          <w:szCs w:val="22"/>
+        </w:rPr>
+        <w:t xml:space="preserve">Q20. </w:t>
+      </w:r>
+      <w:r>
+        <w:rPr>
+          <w:b/>
+          <w:bCs/>
+          <w:color w:val="1A1A2E"/>
+          <w:sz w:val="22"/>
+          <w:szCs w:val="22"/>
+        </w:rPr>
+        <w:t xml:space="preserve">ANSWER: </w:t>
+      </w:r>
+      <w:r>
+        <w:rPr>
+          <w:b/>
+          <w:bCs/>
+          <w:color w:val="4CAF50"/>
+          <w:sz w:val="22"/>
+          <w:szCs w:val="22"/>
+        </w:rPr>
+        <w:t>C</w:t>
+      </w:r>
+    </w:p>
+    <w:p>
+      <w:pPr>
+        <w:spacing w:after="80"/>
+        <w:ind w:left="360"/>
+      </w:pPr>
+      <w:r>
+        <w:rPr>
+          <w:b/>
+          <w:bCs/>
+          <w:color w:val="1B365D"/>
+          <w:sz w:val="20"/>
+          <w:szCs w:val="20"/>
+        </w:rPr>
+        <w:t xml:space="preserve">Explanation: </w:t>
+      </w:r>
+      <w:r>
+        <w:rPr>
+          <w:color w:val="1A1A2E"/>
+          <w:sz w:val="20"/>
+          <w:szCs w:val="20"/>
+        </w:rPr>
+        <w:t xml:space="preserve">Environment variables protect API keys from exposure in version control and source code.</w:t>
+      </w:r>
+    </w:p>
+    <w:p>
+      <w:pPr>
+        <w:spacing w:after="200"/>
+        <w:ind w:left="360"/>
+      </w:pPr>
+      <w:r>
+        <w:rPr>
+          <w:b/>
+          <w:bCs/>
+          <w:color w:val="5A5A6E"/>
+          <w:sz w:val="18"/>
+          <w:szCs w:val="18"/>
+        </w:rPr>
+        <w:t xml:space="preserve">Topic Reference: </w:t>
+      </w:r>
+      <w:r>
+        <w:rPr>
+          <w:color w:val="5A5A6E"/>
+          <w:sz w:val="18"/>
+          <w:szCs w:val="18"/>
+        </w:rPr>
+        <w:t xml:space="preserve">AI APIs and Integration | Week 2</w:t>
+      </w:r>
+    </w:p>
+    <w:p>
+      <w:pPr>
+        <w:spacing w:before="200" w:after="100"/>
+      </w:pPr>
+      <w:r>
+        <w:rPr>
+          <w:b/>
+          <w:bCs/>
+          <w:color w:val="2E86AB"/>
+          <w:sz w:val="22"/>
+          <w:szCs w:val="22"/>
+        </w:rPr>
+        <w:t xml:space="preserve">Q21. </w:t>
+      </w:r>
+      <w:r>
+        <w:rPr>
+          <w:b/>
+          <w:bCs/>
+          <w:color w:val="1A1A2E"/>
+          <w:sz w:val="22"/>
+          <w:szCs w:val="22"/>
+        </w:rPr>
+        <w:t xml:space="preserve">ANSWER: </w:t>
+      </w:r>
+      <w:r>
+        <w:rPr>
+          <w:b/>
+          <w:bCs/>
+          <w:color w:val="4CAF50"/>
+          <w:sz w:val="22"/>
+          <w:szCs w:val="22"/>
+        </w:rPr>
         <w:t xml:space="preserve">B</w:t>
       </w:r>
     </w:p>
@@ -4609,7 +7374,7 @@
           <w:sz w:val="20"/>
           <w:szCs w:val="20"/>
         </w:rPr>
-        <w:t xml:space="preserve">OpenAI develops GPT models and provides the official OpenAI Python SDK for API integration.</w:t>
+        <w:t xml:space="preserve">SDKs and API wrappers provide convenient Python interfaces for interacting with complex APIs.</w:t>
       </w:r>
     </w:p>
     <w:p>
@@ -4648,7 +7413,7 @@
           <w:sz w:val="22"/>
           <w:szCs w:val="22"/>
         </w:rPr>
-        <w:t xml:space="preserve">Q17. </w:t>
+        <w:t xml:space="preserve">Q22. </w:t>
       </w:r>
       <w:r>
         <w:rPr>
@@ -4692,7 +7457,7 @@
           <w:sz w:val="20"/>
           <w:szCs w:val="20"/>
         </w:rPr>
-        <w:t xml:space="preserve">Anthropic created the Claude LLM series with focus on safety and harmlessness.</w:t>
+        <w:t xml:space="preserve">Anthropic provides the Claude family of models including Claude 1, 2, and the latest versions.</w:t>
       </w:r>
     </w:p>
     <w:p>
@@ -4731,7 +7496,7 @@
           <w:sz w:val="22"/>
           <w:szCs w:val="22"/>
         </w:rPr>
-        <w:t xml:space="preserve">Q18. </w:t>
+        <w:t xml:space="preserve">Q23. </w:t>
       </w:r>
       <w:r>
         <w:rPr>
@@ -4751,7 +7516,7 @@
           <w:sz w:val="22"/>
           <w:szCs w:val="22"/>
         </w:rPr>
-        <w:t xml:space="preserve">A</w:t>
+        <w:t>D</w:t>
       </w:r>
     </w:p>
     <w:p>
@@ -4775,7 +7540,7 @@
           <w:sz w:val="20"/>
           <w:szCs w:val="20"/>
         </w:rPr>
-        <w:t xml:space="preserve">Hugging Face Hub hosts thousands of open-source models and datasets for NLP, vision, and audio tasks.</w:t>
+        <w:t xml:space="preserve">API versioning maintains backward compatibility while allowing API improvements and new features.</w:t>
       </w:r>
     </w:p>
     <w:p>
@@ -4814,7 +7579,7 @@
           <w:sz w:val="22"/>
           <w:szCs w:val="22"/>
         </w:rPr>
-        <w:t xml:space="preserve">Q19. </w:t>
+        <w:t xml:space="preserve">Q24. </w:t>
       </w:r>
       <w:r>
         <w:rPr>
@@ -4834,7 +7599,7 @@
           <w:sz w:val="22"/>
           <w:szCs w:val="22"/>
         </w:rPr>
-        <w:t xml:space="preserve">B</w:t>
+        <w:t xml:space="preserve">C</w:t>
       </w:r>
     </w:p>
     <w:p>
@@ -4858,7 +7623,7 @@
           <w:sz w:val="20"/>
           <w:szCs w:val="20"/>
         </w:rPr>
-        <w:t xml:space="preserve">Rate limiting controls API usage to prevent resource exhaustion and ensures fair access for all users.</w:t>
+        <w:t xml:space="preserve">Llama 2 is Meta's open-source large language model available for commercial use.</w:t>
       </w:r>
     </w:p>
     <w:p>
@@ -4897,7 +7662,7 @@
           <w:sz w:val="22"/>
           <w:szCs w:val="22"/>
         </w:rPr>
-        <w:t xml:space="preserve">Q20. </w:t>
+        <w:t xml:space="preserve">Q25. </w:t>
       </w:r>
       <w:r>
         <w:rPr>
@@ -4917,7 +7682,7 @@
           <w:sz w:val="22"/>
           <w:szCs w:val="22"/>
         </w:rPr>
-        <w:t xml:space="preserve">B</w:t>
+        <w:t>C</w:t>
       </w:r>
     </w:p>
     <w:p>
@@ -4941,7 +7706,7 @@
           <w:sz w:val="20"/>
           <w:szCs w:val="20"/>
         </w:rPr>
-        <w:t xml:space="preserve">Environment variables protect API keys from exposure in version control and source code.</w:t>
+        <w:t xml:space="preserve">Middleware processes requests and responses, handling authentication, logging, error handling, and data transformation.</w:t>
       </w:r>
     </w:p>
     <w:p>
@@ -4980,7 +7745,7 @@
           <w:sz w:val="22"/>
           <w:szCs w:val="22"/>
         </w:rPr>
-        <w:t xml:space="preserve">Q21. </w:t>
+        <w:t xml:space="preserve">Q26. </w:t>
       </w:r>
       <w:r>
         <w:rPr>
@@ -5000,422 +7765,7 @@
           <w:sz w:val="22"/>
           <w:szCs w:val="22"/>
         </w:rPr>
-        <w:t xml:space="preserve">B</w:t>
-      </w:r>
-    </w:p>
-    <w:p>
-      <w:pPr>
-        <w:spacing w:after="80"/>
-        <w:ind w:left="360"/>
-      </w:pPr>
-      <w:r>
-        <w:rPr>
-          <w:b/>
-          <w:bCs/>
-          <w:color w:val="1B365D"/>
-          <w:sz w:val="20"/>
-          <w:szCs w:val="20"/>
-        </w:rPr>
-        <w:t xml:space="preserve">Explanation: </w:t>
-      </w:r>
-      <w:r>
-        <w:rPr>
-          <w:color w:val="1A1A2E"/>
-          <w:sz w:val="20"/>
-          <w:szCs w:val="20"/>
-        </w:rPr>
-        <w:t xml:space="preserve">SDKs and API wrappers provide convenient Python interfaces for interacting with complex APIs.</w:t>
-      </w:r>
-    </w:p>
-    <w:p>
-      <w:pPr>
-        <w:spacing w:after="200"/>
-        <w:ind w:left="360"/>
-      </w:pPr>
-      <w:r>
-        <w:rPr>
-          <w:b/>
-          <w:bCs/>
-          <w:color w:val="5A5A6E"/>
-          <w:sz w:val="18"/>
-          <w:szCs w:val="18"/>
-        </w:rPr>
-        <w:t xml:space="preserve">Topic Reference: </w:t>
-      </w:r>
-      <w:r>
-        <w:rPr>
-          <w:color w:val="5A5A6E"/>
-          <w:sz w:val="18"/>
-          <w:szCs w:val="18"/>
-        </w:rPr>
-        <w:t xml:space="preserve">AI APIs and Integration | Week 2</w:t>
-      </w:r>
-    </w:p>
-    <w:p>
-      <w:pPr>
-        <w:spacing w:before="200" w:after="100"/>
-      </w:pPr>
-      <w:r>
-        <w:rPr>
-          <w:b/>
-          <w:bCs/>
-          <w:color w:val="2E86AB"/>
-          <w:sz w:val="22"/>
-          <w:szCs w:val="22"/>
-        </w:rPr>
-        <w:t xml:space="preserve">Q22. </w:t>
-      </w:r>
-      <w:r>
-        <w:rPr>
-          <w:b/>
-          <w:bCs/>
-          <w:color w:val="1A1A2E"/>
-          <w:sz w:val="22"/>
-          <w:szCs w:val="22"/>
-        </w:rPr>
-        <w:t xml:space="preserve">ANSWER: </w:t>
-      </w:r>
-      <w:r>
-        <w:rPr>
-          <w:b/>
-          <w:bCs/>
-          <w:color w:val="4CAF50"/>
-          <w:sz w:val="22"/>
-          <w:szCs w:val="22"/>
-        </w:rPr>
-        <w:t xml:space="preserve">C</w:t>
-      </w:r>
-    </w:p>
-    <w:p>
-      <w:pPr>
-        <w:spacing w:after="80"/>
-        <w:ind w:left="360"/>
-      </w:pPr>
-      <w:r>
-        <w:rPr>
-          <w:b/>
-          <w:bCs/>
-          <w:color w:val="1B365D"/>
-          <w:sz w:val="20"/>
-          <w:szCs w:val="20"/>
-        </w:rPr>
-        <w:t xml:space="preserve">Explanation: </w:t>
-      </w:r>
-      <w:r>
-        <w:rPr>
-          <w:color w:val="1A1A2E"/>
-          <w:sz w:val="20"/>
-          <w:szCs w:val="20"/>
-        </w:rPr>
-        <w:t xml:space="preserve">Anthropic provides the Claude family of models including Claude 1, 2, and the latest versions.</w:t>
-      </w:r>
-    </w:p>
-    <w:p>
-      <w:pPr>
-        <w:spacing w:after="200"/>
-        <w:ind w:left="360"/>
-      </w:pPr>
-      <w:r>
-        <w:rPr>
-          <w:b/>
-          <w:bCs/>
-          <w:color w:val="5A5A6E"/>
-          <w:sz w:val="18"/>
-          <w:szCs w:val="18"/>
-        </w:rPr>
-        <w:t xml:space="preserve">Topic Reference: </w:t>
-      </w:r>
-      <w:r>
-        <w:rPr>
-          <w:color w:val="5A5A6E"/>
-          <w:sz w:val="18"/>
-          <w:szCs w:val="18"/>
-        </w:rPr>
-        <w:t xml:space="preserve">AI APIs and Integration | Week 2</w:t>
-      </w:r>
-    </w:p>
-    <w:p>
-      <w:pPr>
-        <w:spacing w:before="200" w:after="100"/>
-      </w:pPr>
-      <w:r>
-        <w:rPr>
-          <w:b/>
-          <w:bCs/>
-          <w:color w:val="2E86AB"/>
-          <w:sz w:val="22"/>
-          <w:szCs w:val="22"/>
-        </w:rPr>
-        <w:t xml:space="preserve">Q23. </w:t>
-      </w:r>
-      <w:r>
-        <w:rPr>
-          <w:b/>
-          <w:bCs/>
-          <w:color w:val="1A1A2E"/>
-          <w:sz w:val="22"/>
-          <w:szCs w:val="22"/>
-        </w:rPr>
-        <w:t xml:space="preserve">ANSWER: </w:t>
-      </w:r>
-      <w:r>
-        <w:rPr>
-          <w:b/>
-          <w:bCs/>
-          <w:color w:val="4CAF50"/>
-          <w:sz w:val="22"/>
-          <w:szCs w:val="22"/>
-        </w:rPr>
-        <w:t xml:space="preserve">B</w:t>
-      </w:r>
-    </w:p>
-    <w:p>
-      <w:pPr>
-        <w:spacing w:after="80"/>
-        <w:ind w:left="360"/>
-      </w:pPr>
-      <w:r>
-        <w:rPr>
-          <w:b/>
-          <w:bCs/>
-          <w:color w:val="1B365D"/>
-          <w:sz w:val="20"/>
-          <w:szCs w:val="20"/>
-        </w:rPr>
-        <w:t xml:space="preserve">Explanation: </w:t>
-      </w:r>
-      <w:r>
-        <w:rPr>
-          <w:color w:val="1A1A2E"/>
-          <w:sz w:val="20"/>
-          <w:szCs w:val="20"/>
-        </w:rPr>
-        <w:t xml:space="preserve">API versioning maintains backward compatibility while allowing API improvements and new features.</w:t>
-      </w:r>
-    </w:p>
-    <w:p>
-      <w:pPr>
-        <w:spacing w:after="200"/>
-        <w:ind w:left="360"/>
-      </w:pPr>
-      <w:r>
-        <w:rPr>
-          <w:b/>
-          <w:bCs/>
-          <w:color w:val="5A5A6E"/>
-          <w:sz w:val="18"/>
-          <w:szCs w:val="18"/>
-        </w:rPr>
-        <w:t xml:space="preserve">Topic Reference: </w:t>
-      </w:r>
-      <w:r>
-        <w:rPr>
-          <w:color w:val="5A5A6E"/>
-          <w:sz w:val="18"/>
-          <w:szCs w:val="18"/>
-        </w:rPr>
-        <w:t xml:space="preserve">AI APIs and Integration | Week 2</w:t>
-      </w:r>
-    </w:p>
-    <w:p>
-      <w:pPr>
-        <w:spacing w:before="200" w:after="100"/>
-      </w:pPr>
-      <w:r>
-        <w:rPr>
-          <w:b/>
-          <w:bCs/>
-          <w:color w:val="2E86AB"/>
-          <w:sz w:val="22"/>
-          <w:szCs w:val="22"/>
-        </w:rPr>
-        <w:t xml:space="preserve">Q24. </w:t>
-      </w:r>
-      <w:r>
-        <w:rPr>
-          <w:b/>
-          <w:bCs/>
-          <w:color w:val="1A1A2E"/>
-          <w:sz w:val="22"/>
-          <w:szCs w:val="22"/>
-        </w:rPr>
-        <w:t xml:space="preserve">ANSWER: </w:t>
-      </w:r>
-      <w:r>
-        <w:rPr>
-          <w:b/>
-          <w:bCs/>
-          <w:color w:val="4CAF50"/>
-          <w:sz w:val="22"/>
-          <w:szCs w:val="22"/>
-        </w:rPr>
-        <w:t xml:space="preserve">C</w:t>
-      </w:r>
-    </w:p>
-    <w:p>
-      <w:pPr>
-        <w:spacing w:after="80"/>
-        <w:ind w:left="360"/>
-      </w:pPr>
-      <w:r>
-        <w:rPr>
-          <w:b/>
-          <w:bCs/>
-          <w:color w:val="1B365D"/>
-          <w:sz w:val="20"/>
-          <w:szCs w:val="20"/>
-        </w:rPr>
-        <w:t xml:space="preserve">Explanation: </w:t>
-      </w:r>
-      <w:r>
-        <w:rPr>
-          <w:color w:val="1A1A2E"/>
-          <w:sz w:val="20"/>
-          <w:szCs w:val="20"/>
-        </w:rPr>
-        <w:t xml:space="preserve">Llama 2 is Meta's open-source large language model available for commercial use.</w:t>
-      </w:r>
-    </w:p>
-    <w:p>
-      <w:pPr>
-        <w:spacing w:after="200"/>
-        <w:ind w:left="360"/>
-      </w:pPr>
-      <w:r>
-        <w:rPr>
-          <w:b/>
-          <w:bCs/>
-          <w:color w:val="5A5A6E"/>
-          <w:sz w:val="18"/>
-          <w:szCs w:val="18"/>
-        </w:rPr>
-        <w:t xml:space="preserve">Topic Reference: </w:t>
-      </w:r>
-      <w:r>
-        <w:rPr>
-          <w:color w:val="5A5A6E"/>
-          <w:sz w:val="18"/>
-          <w:szCs w:val="18"/>
-        </w:rPr>
-        <w:t xml:space="preserve">AI APIs and Integration | Week 2</w:t>
-      </w:r>
-    </w:p>
-    <w:p>
-      <w:pPr>
-        <w:spacing w:before="200" w:after="100"/>
-      </w:pPr>
-      <w:r>
-        <w:rPr>
-          <w:b/>
-          <w:bCs/>
-          <w:color w:val="2E86AB"/>
-          <w:sz w:val="22"/>
-          <w:szCs w:val="22"/>
-        </w:rPr>
-        <w:t xml:space="preserve">Q25. </w:t>
-      </w:r>
-      <w:r>
-        <w:rPr>
-          <w:b/>
-          <w:bCs/>
-          <w:color w:val="1A1A2E"/>
-          <w:sz w:val="22"/>
-          <w:szCs w:val="22"/>
-        </w:rPr>
-        <w:t xml:space="preserve">ANSWER: </w:t>
-      </w:r>
-      <w:r>
-        <w:rPr>
-          <w:b/>
-          <w:bCs/>
-          <w:color w:val="4CAF50"/>
-          <w:sz w:val="22"/>
-          <w:szCs w:val="22"/>
-        </w:rPr>
-        <w:t xml:space="preserve">B</w:t>
-      </w:r>
-    </w:p>
-    <w:p>
-      <w:pPr>
-        <w:spacing w:after="80"/>
-        <w:ind w:left="360"/>
-      </w:pPr>
-      <w:r>
-        <w:rPr>
-          <w:b/>
-          <w:bCs/>
-          <w:color w:val="1B365D"/>
-          <w:sz w:val="20"/>
-          <w:szCs w:val="20"/>
-        </w:rPr>
-        <w:t xml:space="preserve">Explanation: </w:t>
-      </w:r>
-      <w:r>
-        <w:rPr>
-          <w:color w:val="1A1A2E"/>
-          <w:sz w:val="20"/>
-          <w:szCs w:val="20"/>
-        </w:rPr>
-        <w:t xml:space="preserve">Middleware processes requests and responses, handling authentication, logging, error handling, and data transformation.</w:t>
-      </w:r>
-    </w:p>
-    <w:p>
-      <w:pPr>
-        <w:spacing w:after="200"/>
-        <w:ind w:left="360"/>
-      </w:pPr>
-      <w:r>
-        <w:rPr>
-          <w:b/>
-          <w:bCs/>
-          <w:color w:val="5A5A6E"/>
-          <w:sz w:val="18"/>
-          <w:szCs w:val="18"/>
-        </w:rPr>
-        <w:t xml:space="preserve">Topic Reference: </w:t>
-      </w:r>
-      <w:r>
-        <w:rPr>
-          <w:color w:val="5A5A6E"/>
-          <w:sz w:val="18"/>
-          <w:szCs w:val="18"/>
-        </w:rPr>
-        <w:t xml:space="preserve">AI APIs and Integration | Week 2</w:t>
-      </w:r>
-    </w:p>
-    <w:p>
-      <w:pPr>
-        <w:spacing w:before="200" w:after="100"/>
-      </w:pPr>
-      <w:r>
-        <w:rPr>
-          <w:b/>
-          <w:bCs/>
-          <w:color w:val="2E86AB"/>
-          <w:sz w:val="22"/>
-          <w:szCs w:val="22"/>
-        </w:rPr>
-        <w:t xml:space="preserve">Q26. </w:t>
-      </w:r>
-      <w:r>
-        <w:rPr>
-          <w:b/>
-          <w:bCs/>
-          <w:color w:val="1A1A2E"/>
-          <w:sz w:val="22"/>
-          <w:szCs w:val="22"/>
-        </w:rPr>
-        <w:t xml:space="preserve">ANSWER: </w:t>
-      </w:r>
-      <w:r>
-        <w:rPr>
-          <w:b/>
-          <w:bCs/>
-          <w:color w:val="4CAF50"/>
-          <w:sz w:val="22"/>
-          <w:szCs w:val="22"/>
-        </w:rPr>
-        <w:t xml:space="preserve">B</w:t>
+        <w:t>D</w:t>
       </w:r>
     </w:p>
     <w:p>
@@ -5852,6 +8202,338 @@
           <w:sz w:val="22"/>
           <w:szCs w:val="22"/>
         </w:rPr>
+        <w:t>D</w:t>
+      </w:r>
+    </w:p>
+    <w:p>
+      <w:pPr>
+        <w:spacing w:after="80"/>
+        <w:ind w:left="360"/>
+      </w:pPr>
+      <w:r>
+        <w:rPr>
+          <w:b/>
+          <w:bCs/>
+          <w:color w:val="1B365D"/>
+          <w:sz w:val="20"/>
+          <w:szCs w:val="20"/>
+        </w:rPr>
+        <w:t xml:space="preserve">Explanation: </w:t>
+      </w:r>
+      <w:r>
+        <w:rPr>
+          <w:color w:val="1A1A2E"/>
+          <w:sz w:val="20"/>
+          <w:szCs w:val="20"/>
+        </w:rPr>
+        <w:t xml:space="preserve">Data pipelines automate ETL processes: extracting raw data, transforming it into usable formats, and loading into storage systems.</w:t>
+      </w:r>
+    </w:p>
+    <w:p>
+      <w:pPr>
+        <w:spacing w:after="200"/>
+        <w:ind w:left="360"/>
+      </w:pPr>
+      <w:r>
+        <w:rPr>
+          <w:b/>
+          <w:bCs/>
+          <w:color w:val="5A5A6E"/>
+          <w:sz w:val="18"/>
+          <w:szCs w:val="18"/>
+        </w:rPr>
+        <w:t xml:space="preserve">Topic Reference: </w:t>
+      </w:r>
+      <w:r>
+        <w:rPr>
+          <w:color w:val="5A5A6E"/>
+          <w:sz w:val="18"/>
+          <w:szCs w:val="18"/>
+        </w:rPr>
+        <w:t xml:space="preserve">Data Engineering | Week 3</w:t>
+      </w:r>
+    </w:p>
+    <w:p>
+      <w:pPr>
+        <w:spacing w:before="200" w:after="100"/>
+      </w:pPr>
+      <w:r>
+        <w:rPr>
+          <w:b/>
+          <w:bCs/>
+          <w:color w:val="2E86AB"/>
+          <w:sz w:val="22"/>
+          <w:szCs w:val="22"/>
+        </w:rPr>
+        <w:t xml:space="preserve">Q32. </w:t>
+      </w:r>
+      <w:r>
+        <w:rPr>
+          <w:b/>
+          <w:bCs/>
+          <w:color w:val="1A1A2E"/>
+          <w:sz w:val="22"/>
+          <w:szCs w:val="22"/>
+        </w:rPr>
+        <w:t xml:space="preserve">ANSWER: </w:t>
+      </w:r>
+      <w:r>
+        <w:rPr>
+          <w:b/>
+          <w:bCs/>
+          <w:color w:val="4CAF50"/>
+          <w:sz w:val="22"/>
+          <w:szCs w:val="22"/>
+        </w:rPr>
+        <w:t>C</w:t>
+      </w:r>
+    </w:p>
+    <w:p>
+      <w:pPr>
+        <w:spacing w:after="80"/>
+        <w:ind w:left="360"/>
+      </w:pPr>
+      <w:r>
+        <w:rPr>
+          <w:b/>
+          <w:bCs/>
+          <w:color w:val="1B365D"/>
+          <w:sz w:val="20"/>
+          <w:szCs w:val="20"/>
+        </w:rPr>
+        <w:t xml:space="preserve">Explanation: </w:t>
+      </w:r>
+      <w:r>
+        <w:rPr>
+          <w:color w:val="1A1A2E"/>
+          <w:sz w:val="20"/>
+          <w:szCs w:val="20"/>
+        </w:rPr>
+        <w:t xml:space="preserve">Relational SQL databases excel at structured data with predefined schemas, ACID transactions, and complex queries.</w:t>
+      </w:r>
+    </w:p>
+    <w:p>
+      <w:pPr>
+        <w:spacing w:after="200"/>
+        <w:ind w:left="360"/>
+      </w:pPr>
+      <w:r>
+        <w:rPr>
+          <w:b/>
+          <w:bCs/>
+          <w:color w:val="5A5A6E"/>
+          <w:sz w:val="18"/>
+          <w:szCs w:val="18"/>
+        </w:rPr>
+        <w:t xml:space="preserve">Topic Reference: </w:t>
+      </w:r>
+      <w:r>
+        <w:rPr>
+          <w:color w:val="5A5A6E"/>
+          <w:sz w:val="18"/>
+          <w:szCs w:val="18"/>
+        </w:rPr>
+        <w:t xml:space="preserve">Data Engineering | Week 3</w:t>
+      </w:r>
+    </w:p>
+    <w:p>
+      <w:pPr>
+        <w:spacing w:before="200" w:after="100"/>
+      </w:pPr>
+      <w:r>
+        <w:rPr>
+          <w:b/>
+          <w:bCs/>
+          <w:color w:val="2E86AB"/>
+          <w:sz w:val="22"/>
+          <w:szCs w:val="22"/>
+        </w:rPr>
+        <w:t xml:space="preserve">Q33. </w:t>
+      </w:r>
+      <w:r>
+        <w:rPr>
+          <w:b/>
+          <w:bCs/>
+          <w:color w:val="1A1A2E"/>
+          <w:sz w:val="22"/>
+          <w:szCs w:val="22"/>
+        </w:rPr>
+        <w:t xml:space="preserve">ANSWER: </w:t>
+      </w:r>
+      <w:r>
+        <w:rPr>
+          <w:b/>
+          <w:bCs/>
+          <w:color w:val="4CAF50"/>
+          <w:sz w:val="22"/>
+          <w:szCs w:val="22"/>
+        </w:rPr>
+        <w:t>A</w:t>
+      </w:r>
+    </w:p>
+    <w:p>
+      <w:pPr>
+        <w:spacing w:after="80"/>
+        <w:ind w:left="360"/>
+      </w:pPr>
+      <w:r>
+        <w:rPr>
+          <w:b/>
+          <w:bCs/>
+          <w:color w:val="1B365D"/>
+          <w:sz w:val="20"/>
+          <w:szCs w:val="20"/>
+        </w:rPr>
+        <w:t xml:space="preserve">Explanation: </w:t>
+      </w:r>
+      <w:r>
+        <w:rPr>
+          <w:color w:val="1A1A2E"/>
+          <w:sz w:val="20"/>
+          <w:szCs w:val="20"/>
+        </w:rPr>
+        <w:t xml:space="preserve">Vector databases store and retrieve high-dimensional numerical vectors for semantic similarity searches.</w:t>
+      </w:r>
+    </w:p>
+    <w:p>
+      <w:pPr>
+        <w:spacing w:after="200"/>
+        <w:ind w:left="360"/>
+      </w:pPr>
+      <w:r>
+        <w:rPr>
+          <w:b/>
+          <w:bCs/>
+          <w:color w:val="5A5A6E"/>
+          <w:sz w:val="18"/>
+          <w:szCs w:val="18"/>
+        </w:rPr>
+        <w:t xml:space="preserve">Topic Reference: </w:t>
+      </w:r>
+      <w:r>
+        <w:rPr>
+          <w:color w:val="5A5A6E"/>
+          <w:sz w:val="18"/>
+          <w:szCs w:val="18"/>
+        </w:rPr>
+        <w:t xml:space="preserve">Data Engineering | Week 3</w:t>
+      </w:r>
+    </w:p>
+    <w:p>
+      <w:pPr>
+        <w:spacing w:before="200" w:after="100"/>
+      </w:pPr>
+      <w:r>
+        <w:rPr>
+          <w:b/>
+          <w:bCs/>
+          <w:color w:val="2E86AB"/>
+          <w:sz w:val="22"/>
+          <w:szCs w:val="22"/>
+        </w:rPr>
+        <w:t xml:space="preserve">Q34. </w:t>
+      </w:r>
+      <w:r>
+        <w:rPr>
+          <w:b/>
+          <w:bCs/>
+          <w:color w:val="1A1A2E"/>
+          <w:sz w:val="22"/>
+          <w:szCs w:val="22"/>
+        </w:rPr>
+        <w:t xml:space="preserve">ANSWER: </w:t>
+      </w:r>
+      <w:r>
+        <w:rPr>
+          <w:b/>
+          <w:bCs/>
+          <w:color w:val="4CAF50"/>
+          <w:sz w:val="22"/>
+          <w:szCs w:val="22"/>
+        </w:rPr>
+        <w:t xml:space="preserve">A</w:t>
+      </w:r>
+    </w:p>
+    <w:p>
+      <w:pPr>
+        <w:spacing w:after="80"/>
+        <w:ind w:left="360"/>
+      </w:pPr>
+      <w:r>
+        <w:rPr>
+          <w:b/>
+          <w:bCs/>
+          <w:color w:val="1B365D"/>
+          <w:sz w:val="20"/>
+          <w:szCs w:val="20"/>
+        </w:rPr>
+        <w:t xml:space="preserve">Explanation: </w:t>
+      </w:r>
+      <w:r>
+        <w:rPr>
+          <w:color w:val="1A1A2E"/>
+          <w:sz w:val="20"/>
+          <w:szCs w:val="20"/>
+        </w:rPr>
+        <w:t xml:space="preserve">Apache Airflow is a workflow orchestration platform for building, monitoring, and maintaining data pipelines.</w:t>
+      </w:r>
+    </w:p>
+    <w:p>
+      <w:pPr>
+        <w:spacing w:after="200"/>
+        <w:ind w:left="360"/>
+      </w:pPr>
+      <w:r>
+        <w:rPr>
+          <w:b/>
+          <w:bCs/>
+          <w:color w:val="5A5A6E"/>
+          <w:sz w:val="18"/>
+          <w:szCs w:val="18"/>
+        </w:rPr>
+        <w:t xml:space="preserve">Topic Reference: </w:t>
+      </w:r>
+      <w:r>
+        <w:rPr>
+          <w:color w:val="5A5A6E"/>
+          <w:sz w:val="18"/>
+          <w:szCs w:val="18"/>
+        </w:rPr>
+        <w:t xml:space="preserve">Data Engineering | Week 3</w:t>
+      </w:r>
+    </w:p>
+    <w:p>
+      <w:pPr>
+        <w:spacing w:before="200" w:after="100"/>
+      </w:pPr>
+      <w:r>
+        <w:rPr>
+          <w:b/>
+          <w:bCs/>
+          <w:color w:val="2E86AB"/>
+          <w:sz w:val="22"/>
+          <w:szCs w:val="22"/>
+        </w:rPr>
+        <w:t xml:space="preserve">Q35. </w:t>
+      </w:r>
+      <w:r>
+        <w:rPr>
+          <w:b/>
+          <w:bCs/>
+          <w:color w:val="1A1A2E"/>
+          <w:sz w:val="22"/>
+          <w:szCs w:val="22"/>
+        </w:rPr>
+        <w:t xml:space="preserve">ANSWER: </w:t>
+      </w:r>
+      <w:r>
+        <w:rPr>
+          <w:b/>
+          <w:bCs/>
+          <w:color w:val="4CAF50"/>
+          <w:sz w:val="22"/>
+          <w:szCs w:val="22"/>
+        </w:rPr>
         <w:t xml:space="preserve">B</w:t>
       </w:r>
     </w:p>
@@ -5868,6 +8550,88 @@
           <w:sz w:val="20"/>
           <w:szCs w:val="20"/>
         </w:rPr>
+        <w:t>Explanation: ETL stands for Extract, Transform, Load, the core process of data pipeline design.</w:t>
+      </w:r>
+      <w:r>
+        <w:rPr>
+          <w:color w:val="1A1A2E"/>
+          <w:sz w:val="20"/>
+          <w:szCs w:val="20"/>
+        </w:rPr>
+      </w:r>
+    </w:p>
+    <w:p>
+      <w:pPr>
+        <w:spacing w:after="200"/>
+        <w:ind w:left="360"/>
+      </w:pPr>
+      <w:r>
+        <w:rPr>
+          <w:b/>
+          <w:bCs/>
+          <w:color w:val="5A5A6E"/>
+          <w:sz w:val="18"/>
+          <w:szCs w:val="18"/>
+        </w:rPr>
+        <w:t xml:space="preserve">Topic Reference: </w:t>
+      </w:r>
+      <w:r>
+        <w:rPr>
+          <w:color w:val="5A5A6E"/>
+          <w:sz w:val="18"/>
+          <w:szCs w:val="18"/>
+        </w:rPr>
+        <w:t xml:space="preserve">Data Engineering | Week 3</w:t>
+      </w:r>
+    </w:p>
+    <w:p>
+      <w:pPr>
+        <w:spacing w:before="200" w:after="100"/>
+      </w:pPr>
+      <w:r>
+        <w:rPr>
+          <w:b/>
+          <w:bCs/>
+          <w:color w:val="2E86AB"/>
+          <w:sz w:val="22"/>
+          <w:szCs w:val="22"/>
+        </w:rPr>
+        <w:t xml:space="preserve">Q36. </w:t>
+      </w:r>
+      <w:r>
+        <w:rPr>
+          <w:b/>
+          <w:bCs/>
+          <w:color w:val="1A1A2E"/>
+          <w:sz w:val="22"/>
+          <w:szCs w:val="22"/>
+        </w:rPr>
+        <w:t xml:space="preserve">ANSWER: </w:t>
+      </w:r>
+      <w:r>
+        <w:rPr>
+          <w:b/>
+          <w:bCs/>
+          <w:color w:val="4CAF50"/>
+          <w:sz w:val="22"/>
+          <w:szCs w:val="22"/>
+        </w:rPr>
+        <w:t xml:space="preserve">C</w:t>
+      </w:r>
+    </w:p>
+    <w:p>
+      <w:pPr>
+        <w:spacing w:after="80"/>
+        <w:ind w:left="360"/>
+      </w:pPr>
+      <w:r>
+        <w:rPr>
+          <w:b/>
+          <w:bCs/>
+          <w:color w:val="1B365D"/>
+          <w:sz w:val="20"/>
+          <w:szCs w:val="20"/>
+        </w:rPr>
         <w:t xml:space="preserve">Explanation: </w:t>
       </w:r>
       <w:r>
@@ -5876,7 +8640,7 @@
           <w:sz w:val="20"/>
           <w:szCs w:val="20"/>
         </w:rPr>
-        <w:t xml:space="preserve">Data pipelines automate ETL processes: extracting raw data, transforming it into usable formats, and loading into storage systems.</w:t>
+        <w:t xml:space="preserve">MongoDB is a popular NoSQL document database offering flexible schemas and horizontal scalability.</w:t>
       </w:r>
     </w:p>
     <w:p>
@@ -5915,7 +8679,7 @@
           <w:sz w:val="22"/>
           <w:szCs w:val="22"/>
         </w:rPr>
-        <w:t xml:space="preserve">Q32. </w:t>
+        <w:t xml:space="preserve">Q37. </w:t>
       </w:r>
       <w:r>
         <w:rPr>
@@ -5935,6 +8699,338 @@
           <w:sz w:val="22"/>
           <w:szCs w:val="22"/>
         </w:rPr>
+        <w:t>D</w:t>
+      </w:r>
+    </w:p>
+    <w:p>
+      <w:pPr>
+        <w:spacing w:after="80"/>
+        <w:ind w:left="360"/>
+      </w:pPr>
+      <w:r>
+        <w:rPr>
+          <w:b/>
+          <w:bCs/>
+          <w:color w:val="1B365D"/>
+          <w:sz w:val="20"/>
+          <w:szCs w:val="20"/>
+        </w:rPr>
+        <w:t xml:space="preserve">Explanation: </w:t>
+      </w:r>
+      <w:r>
+        <w:rPr>
+          <w:color w:val="1A1A2E"/>
+          <w:sz w:val="20"/>
+          <w:szCs w:val="20"/>
+        </w:rPr>
+        <w:t xml:space="preserve">Data normalization reduces redundancy and improves data consistency by organizing data into structured tables.</w:t>
+      </w:r>
+    </w:p>
+    <w:p>
+      <w:pPr>
+        <w:spacing w:after="200"/>
+        <w:ind w:left="360"/>
+      </w:pPr>
+      <w:r>
+        <w:rPr>
+          <w:b/>
+          <w:bCs/>
+          <w:color w:val="5A5A6E"/>
+          <w:sz w:val="18"/>
+          <w:szCs w:val="18"/>
+        </w:rPr>
+        <w:t xml:space="preserve">Topic Reference: </w:t>
+      </w:r>
+      <w:r>
+        <w:rPr>
+          <w:color w:val="5A5A6E"/>
+          <w:sz w:val="18"/>
+          <w:szCs w:val="18"/>
+        </w:rPr>
+        <w:t xml:space="preserve">Data Engineering | Week 3</w:t>
+      </w:r>
+    </w:p>
+    <w:p>
+      <w:pPr>
+        <w:spacing w:before="200" w:after="100"/>
+      </w:pPr>
+      <w:r>
+        <w:rPr>
+          <w:b/>
+          <w:bCs/>
+          <w:color w:val="2E86AB"/>
+          <w:sz w:val="22"/>
+          <w:szCs w:val="22"/>
+        </w:rPr>
+        <w:t xml:space="preserve">Q38. </w:t>
+      </w:r>
+      <w:r>
+        <w:rPr>
+          <w:b/>
+          <w:bCs/>
+          <w:color w:val="1A1A2E"/>
+          <w:sz w:val="22"/>
+          <w:szCs w:val="22"/>
+        </w:rPr>
+        <w:t xml:space="preserve">ANSWER: </w:t>
+      </w:r>
+      <w:r>
+        <w:rPr>
+          <w:b/>
+          <w:bCs/>
+          <w:color w:val="4CAF50"/>
+          <w:sz w:val="22"/>
+          <w:szCs w:val="22"/>
+        </w:rPr>
+        <w:t xml:space="preserve">A</w:t>
+      </w:r>
+    </w:p>
+    <w:p>
+      <w:pPr>
+        <w:spacing w:after="80"/>
+        <w:ind w:left="360"/>
+      </w:pPr>
+      <w:r>
+        <w:rPr>
+          <w:b/>
+          <w:bCs/>
+          <w:color w:val="1B365D"/>
+          <w:sz w:val="20"/>
+          <w:szCs w:val="20"/>
+        </w:rPr>
+        <w:t xml:space="preserve">Explanation: </w:t>
+      </w:r>
+      <w:r>
+        <w:rPr>
+          <w:color w:val="1A1A2E"/>
+          <w:sz w:val="20"/>
+          <w:szCs w:val="20"/>
+        </w:rPr>
+        <w:t xml:space="preserve">Apache Spark is a distributed computing framework for large-scale batch and stream data processing.</w:t>
+      </w:r>
+    </w:p>
+    <w:p>
+      <w:pPr>
+        <w:spacing w:after="200"/>
+        <w:ind w:left="360"/>
+      </w:pPr>
+      <w:r>
+        <w:rPr>
+          <w:b/>
+          <w:bCs/>
+          <w:color w:val="5A5A6E"/>
+          <w:sz w:val="18"/>
+          <w:szCs w:val="18"/>
+        </w:rPr>
+        <w:t xml:space="preserve">Topic Reference: </w:t>
+      </w:r>
+      <w:r>
+        <w:rPr>
+          <w:color w:val="5A5A6E"/>
+          <w:sz w:val="18"/>
+          <w:szCs w:val="18"/>
+        </w:rPr>
+        <w:t xml:space="preserve">Data Engineering | Week 3</w:t>
+      </w:r>
+    </w:p>
+    <w:p>
+      <w:pPr>
+        <w:spacing w:before="200" w:after="100"/>
+      </w:pPr>
+      <w:r>
+        <w:rPr>
+          <w:b/>
+          <w:bCs/>
+          <w:color w:val="2E86AB"/>
+          <w:sz w:val="22"/>
+          <w:szCs w:val="22"/>
+        </w:rPr>
+        <w:t xml:space="preserve">Q39. </w:t>
+      </w:r>
+      <w:r>
+        <w:rPr>
+          <w:b/>
+          <w:bCs/>
+          <w:color w:val="1A1A2E"/>
+          <w:sz w:val="22"/>
+          <w:szCs w:val="22"/>
+        </w:rPr>
+        <w:t xml:space="preserve">ANSWER: </w:t>
+      </w:r>
+      <w:r>
+        <w:rPr>
+          <w:b/>
+          <w:bCs/>
+          <w:color w:val="4CAF50"/>
+          <w:sz w:val="22"/>
+          <w:szCs w:val="22"/>
+        </w:rPr>
+        <w:t>C</w:t>
+      </w:r>
+    </w:p>
+    <w:p>
+      <w:pPr>
+        <w:spacing w:after="80"/>
+        <w:ind w:left="360"/>
+      </w:pPr>
+      <w:r>
+        <w:rPr>
+          <w:b/>
+          <w:bCs/>
+          <w:color w:val="1B365D"/>
+          <w:sz w:val="20"/>
+          <w:szCs w:val="20"/>
+        </w:rPr>
+        <w:t xml:space="preserve">Explanation: </w:t>
+      </w:r>
+      <w:r>
+        <w:rPr>
+          <w:color w:val="1A1A2E"/>
+          <w:sz w:val="20"/>
+          <w:szCs w:val="20"/>
+        </w:rPr>
+        <w:t xml:space="preserve">Data quality ensures accuracy, completeness, consistency, and timeliness of data used in AI models.</w:t>
+      </w:r>
+    </w:p>
+    <w:p>
+      <w:pPr>
+        <w:spacing w:after="200"/>
+        <w:ind w:left="360"/>
+      </w:pPr>
+      <w:r>
+        <w:rPr>
+          <w:b/>
+          <w:bCs/>
+          <w:color w:val="5A5A6E"/>
+          <w:sz w:val="18"/>
+          <w:szCs w:val="18"/>
+        </w:rPr>
+        <w:t xml:space="preserve">Topic Reference: </w:t>
+      </w:r>
+      <w:r>
+        <w:rPr>
+          <w:color w:val="5A5A6E"/>
+          <w:sz w:val="18"/>
+          <w:szCs w:val="18"/>
+        </w:rPr>
+        <w:t xml:space="preserve">Data Engineering | Week 3</w:t>
+      </w:r>
+    </w:p>
+    <w:p>
+      <w:pPr>
+        <w:spacing w:before="200" w:after="100"/>
+      </w:pPr>
+      <w:r>
+        <w:rPr>
+          <w:b/>
+          <w:bCs/>
+          <w:color w:val="2E86AB"/>
+          <w:sz w:val="22"/>
+          <w:szCs w:val="22"/>
+        </w:rPr>
+        <w:t xml:space="preserve">Q40. </w:t>
+      </w:r>
+      <w:r>
+        <w:rPr>
+          <w:b/>
+          <w:bCs/>
+          <w:color w:val="1A1A2E"/>
+          <w:sz w:val="22"/>
+          <w:szCs w:val="22"/>
+        </w:rPr>
+        <w:t xml:space="preserve">ANSWER: </w:t>
+      </w:r>
+      <w:r>
+        <w:rPr>
+          <w:b/>
+          <w:bCs/>
+          <w:color w:val="4CAF50"/>
+          <w:sz w:val="22"/>
+          <w:szCs w:val="22"/>
+        </w:rPr>
+        <w:t xml:space="preserve">A</w:t>
+      </w:r>
+    </w:p>
+    <w:p>
+      <w:pPr>
+        <w:spacing w:after="80"/>
+        <w:ind w:left="360"/>
+      </w:pPr>
+      <w:r>
+        <w:rPr>
+          <w:b/>
+          <w:bCs/>
+          <w:color w:val="1B365D"/>
+          <w:sz w:val="20"/>
+          <w:szCs w:val="20"/>
+        </w:rPr>
+        <w:t xml:space="preserve">Explanation: </w:t>
+      </w:r>
+      <w:r>
+        <w:rPr>
+          <w:color w:val="1A1A2E"/>
+          <w:sz w:val="20"/>
+          <w:szCs w:val="20"/>
+        </w:rPr>
+        <w:t xml:space="preserve">Pinecone, Weaviate, and Milvus are specialized vector databases optimized for similarity search at scale.</w:t>
+      </w:r>
+    </w:p>
+    <w:p>
+      <w:pPr>
+        <w:spacing w:after="200"/>
+        <w:ind w:left="360"/>
+      </w:pPr>
+      <w:r>
+        <w:rPr>
+          <w:b/>
+          <w:bCs/>
+          <w:color w:val="5A5A6E"/>
+          <w:sz w:val="18"/>
+          <w:szCs w:val="18"/>
+        </w:rPr>
+        <w:t xml:space="preserve">Topic Reference: </w:t>
+      </w:r>
+      <w:r>
+        <w:rPr>
+          <w:color w:val="5A5A6E"/>
+          <w:sz w:val="18"/>
+          <w:szCs w:val="18"/>
+        </w:rPr>
+        <w:t xml:space="preserve">Data Engineering | Week 3</w:t>
+      </w:r>
+    </w:p>
+    <w:p>
+      <w:pPr>
+        <w:spacing w:before="200" w:after="100"/>
+      </w:pPr>
+      <w:r>
+        <w:rPr>
+          <w:b/>
+          <w:bCs/>
+          <w:color w:val="2E86AB"/>
+          <w:sz w:val="22"/>
+          <w:szCs w:val="22"/>
+        </w:rPr>
+        <w:t xml:space="preserve">Q41. </w:t>
+      </w:r>
+      <w:r>
+        <w:rPr>
+          <w:b/>
+          <w:bCs/>
+          <w:color w:val="1A1A2E"/>
+          <w:sz w:val="22"/>
+          <w:szCs w:val="22"/>
+        </w:rPr>
+        <w:t xml:space="preserve">ANSWER: </w:t>
+      </w:r>
+      <w:r>
+        <w:rPr>
+          <w:b/>
+          <w:bCs/>
+          <w:color w:val="4CAF50"/>
+          <w:sz w:val="22"/>
+          <w:szCs w:val="22"/>
+        </w:rPr>
         <w:t xml:space="preserve">B</w:t>
       </w:r>
     </w:p>
@@ -5959,7 +9055,7 @@
           <w:sz w:val="20"/>
           <w:szCs w:val="20"/>
         </w:rPr>
-        <w:t xml:space="preserve">Relational SQL databases excel at structured data with predefined schemas, ACID transactions, and complex queries.</w:t>
+        <w:t xml:space="preserve">A data lake stores raw data in its native format before transformation, enabling flexible analytics.</w:t>
       </w:r>
     </w:p>
     <w:p>
@@ -5998,7 +9094,7 @@
           <w:sz w:val="22"/>
           <w:szCs w:val="22"/>
         </w:rPr>
-        <w:t xml:space="preserve">Q33. </w:t>
+        <w:t xml:space="preserve">Q42. </w:t>
       </w:r>
       <w:r>
         <w:rPr>
@@ -6018,7 +9114,7 @@
           <w:sz w:val="22"/>
           <w:szCs w:val="22"/>
         </w:rPr>
-        <w:t xml:space="preserve">B</w:t>
+        <w:t>D</w:t>
       </w:r>
     </w:p>
     <w:p>
@@ -6042,7 +9138,7 @@
           <w:sz w:val="20"/>
           <w:szCs w:val="20"/>
         </w:rPr>
-        <w:t xml:space="preserve">Vector databases store and retrieve high-dimensional numerical vectors for semantic similarity searches.</w:t>
+        <w:t xml:space="preserve">Schema validation ensures incoming data conforms to expected structure, preventing downstream errors.</w:t>
       </w:r>
     </w:p>
     <w:p>
@@ -6081,7 +9177,7 @@
           <w:sz w:val="22"/>
           <w:szCs w:val="22"/>
         </w:rPr>
-        <w:t xml:space="preserve">Q34. </w:t>
+        <w:t xml:space="preserve">Q43. </w:t>
       </w:r>
       <w:r>
         <w:rPr>
@@ -6125,7 +9221,7 @@
           <w:sz w:val="20"/>
           <w:szCs w:val="20"/>
         </w:rPr>
-        <w:t xml:space="preserve">Apache Airflow is a workflow orchestration platform for building, monitoring, and maintaining data pipelines.</w:t>
+        <w:t xml:space="preserve">Apache Kafka is a distributed streaming platform for high-throughput, low-latency data pipelines.</w:t>
       </w:r>
     </w:p>
     <w:p>
@@ -6164,7 +9260,7 @@
           <w:sz w:val="22"/>
           <w:szCs w:val="22"/>
         </w:rPr>
-        <w:t xml:space="preserve">Q35. </w:t>
+        <w:t xml:space="preserve">Q44. </w:t>
       </w:r>
       <w:r>
         <w:rPr>
@@ -6184,754 +9280,7 @@
           <w:sz w:val="22"/>
           <w:szCs w:val="22"/>
         </w:rPr>
-        <w:t xml:space="preserve">B</w:t>
-      </w:r>
-    </w:p>
-    <w:p>
-      <w:pPr>
-        <w:spacing w:after="80"/>
-        <w:ind w:left="360"/>
-      </w:pPr>
-      <w:r>
-        <w:rPr>
-          <w:b/>
-          <w:bCs/>
-          <w:color w:val="1B365D"/>
-          <w:sz w:val="20"/>
-          <w:szCs w:val="20"/>
-        </w:rPr>
-        <w:t xml:space="preserve">Explanation: </w:t>
-      </w:r>
-      <w:r>
-        <w:rPr>
-          <w:color w:val="1A1A2E"/>
-          <w:sz w:val="20"/>
-          <w:szCs w:val="20"/>
-        </w:rPr>
-        <w:t xml:space="preserve">ETL stands for Extract, Transform, Load—the core process of data pipeline design.</w:t>
-      </w:r>
-    </w:p>
-    <w:p>
-      <w:pPr>
-        <w:spacing w:after="200"/>
-        <w:ind w:left="360"/>
-      </w:pPr>
-      <w:r>
-        <w:rPr>
-          <w:b/>
-          <w:bCs/>
-          <w:color w:val="5A5A6E"/>
-          <w:sz w:val="18"/>
-          <w:szCs w:val="18"/>
-        </w:rPr>
-        <w:t xml:space="preserve">Topic Reference: </w:t>
-      </w:r>
-      <w:r>
-        <w:rPr>
-          <w:color w:val="5A5A6E"/>
-          <w:sz w:val="18"/>
-          <w:szCs w:val="18"/>
-        </w:rPr>
-        <w:t xml:space="preserve">Data Engineering | Week 3</w:t>
-      </w:r>
-    </w:p>
-    <w:p>
-      <w:pPr>
-        <w:spacing w:before="200" w:after="100"/>
-      </w:pPr>
-      <w:r>
-        <w:rPr>
-          <w:b/>
-          <w:bCs/>
-          <w:color w:val="2E86AB"/>
-          <w:sz w:val="22"/>
-          <w:szCs w:val="22"/>
-        </w:rPr>
-        <w:t xml:space="preserve">Q36. </w:t>
-      </w:r>
-      <w:r>
-        <w:rPr>
-          <w:b/>
-          <w:bCs/>
-          <w:color w:val="1A1A2E"/>
-          <w:sz w:val="22"/>
-          <w:szCs w:val="22"/>
-        </w:rPr>
-        <w:t xml:space="preserve">ANSWER: </w:t>
-      </w:r>
-      <w:r>
-        <w:rPr>
-          <w:b/>
-          <w:bCs/>
-          <w:color w:val="4CAF50"/>
-          <w:sz w:val="22"/>
-          <w:szCs w:val="22"/>
-        </w:rPr>
-        <w:t xml:space="preserve">C</w:t>
-      </w:r>
-    </w:p>
-    <w:p>
-      <w:pPr>
-        <w:spacing w:after="80"/>
-        <w:ind w:left="360"/>
-      </w:pPr>
-      <w:r>
-        <w:rPr>
-          <w:b/>
-          <w:bCs/>
-          <w:color w:val="1B365D"/>
-          <w:sz w:val="20"/>
-          <w:szCs w:val="20"/>
-        </w:rPr>
-        <w:t xml:space="preserve">Explanation: </w:t>
-      </w:r>
-      <w:r>
-        <w:rPr>
-          <w:color w:val="1A1A2E"/>
-          <w:sz w:val="20"/>
-          <w:szCs w:val="20"/>
-        </w:rPr>
-        <w:t xml:space="preserve">MongoDB is a popular NoSQL document database offering flexible schemas and horizontal scalability.</w:t>
-      </w:r>
-    </w:p>
-    <w:p>
-      <w:pPr>
-        <w:spacing w:after="200"/>
-        <w:ind w:left="360"/>
-      </w:pPr>
-      <w:r>
-        <w:rPr>
-          <w:b/>
-          <w:bCs/>
-          <w:color w:val="5A5A6E"/>
-          <w:sz w:val="18"/>
-          <w:szCs w:val="18"/>
-        </w:rPr>
-        <w:t xml:space="preserve">Topic Reference: </w:t>
-      </w:r>
-      <w:r>
-        <w:rPr>
-          <w:color w:val="5A5A6E"/>
-          <w:sz w:val="18"/>
-          <w:szCs w:val="18"/>
-        </w:rPr>
-        <w:t xml:space="preserve">Data Engineering | Week 3</w:t>
-      </w:r>
-    </w:p>
-    <w:p>
-      <w:pPr>
-        <w:spacing w:before="200" w:after="100"/>
-      </w:pPr>
-      <w:r>
-        <w:rPr>
-          <w:b/>
-          <w:bCs/>
-          <w:color w:val="2E86AB"/>
-          <w:sz w:val="22"/>
-          <w:szCs w:val="22"/>
-        </w:rPr>
-        <w:t xml:space="preserve">Q37. </w:t>
-      </w:r>
-      <w:r>
-        <w:rPr>
-          <w:b/>
-          <w:bCs/>
-          <w:color w:val="1A1A2E"/>
-          <w:sz w:val="22"/>
-          <w:szCs w:val="22"/>
-        </w:rPr>
-        <w:t xml:space="preserve">ANSWER: </w:t>
-      </w:r>
-      <w:r>
-        <w:rPr>
-          <w:b/>
-          <w:bCs/>
-          <w:color w:val="4CAF50"/>
-          <w:sz w:val="22"/>
-          <w:szCs w:val="22"/>
-        </w:rPr>
-        <w:t xml:space="preserve">B</w:t>
-      </w:r>
-    </w:p>
-    <w:p>
-      <w:pPr>
-        <w:spacing w:after="80"/>
-        <w:ind w:left="360"/>
-      </w:pPr>
-      <w:r>
-        <w:rPr>
-          <w:b/>
-          <w:bCs/>
-          <w:color w:val="1B365D"/>
-          <w:sz w:val="20"/>
-          <w:szCs w:val="20"/>
-        </w:rPr>
-        <w:t xml:space="preserve">Explanation: </w:t>
-      </w:r>
-      <w:r>
-        <w:rPr>
-          <w:color w:val="1A1A2E"/>
-          <w:sz w:val="20"/>
-          <w:szCs w:val="20"/>
-        </w:rPr>
-        <w:t xml:space="preserve">Data normalization reduces redundancy and improves data consistency by organizing data into structured tables.</w:t>
-      </w:r>
-    </w:p>
-    <w:p>
-      <w:pPr>
-        <w:spacing w:after="200"/>
-        <w:ind w:left="360"/>
-      </w:pPr>
-      <w:r>
-        <w:rPr>
-          <w:b/>
-          <w:bCs/>
-          <w:color w:val="5A5A6E"/>
-          <w:sz w:val="18"/>
-          <w:szCs w:val="18"/>
-        </w:rPr>
-        <w:t xml:space="preserve">Topic Reference: </w:t>
-      </w:r>
-      <w:r>
-        <w:rPr>
-          <w:color w:val="5A5A6E"/>
-          <w:sz w:val="18"/>
-          <w:szCs w:val="18"/>
-        </w:rPr>
-        <w:t xml:space="preserve">Data Engineering | Week 3</w:t>
-      </w:r>
-    </w:p>
-    <w:p>
-      <w:pPr>
-        <w:spacing w:before="200" w:after="100"/>
-      </w:pPr>
-      <w:r>
-        <w:rPr>
-          <w:b/>
-          <w:bCs/>
-          <w:color w:val="2E86AB"/>
-          <w:sz w:val="22"/>
-          <w:szCs w:val="22"/>
-        </w:rPr>
-        <w:t xml:space="preserve">Q38. </w:t>
-      </w:r>
-      <w:r>
-        <w:rPr>
-          <w:b/>
-          <w:bCs/>
-          <w:color w:val="1A1A2E"/>
-          <w:sz w:val="22"/>
-          <w:szCs w:val="22"/>
-        </w:rPr>
-        <w:t xml:space="preserve">ANSWER: </w:t>
-      </w:r>
-      <w:r>
-        <w:rPr>
-          <w:b/>
-          <w:bCs/>
-          <w:color w:val="4CAF50"/>
-          <w:sz w:val="22"/>
-          <w:szCs w:val="22"/>
-        </w:rPr>
-        <w:t xml:space="preserve">A</w:t>
-      </w:r>
-    </w:p>
-    <w:p>
-      <w:pPr>
-        <w:spacing w:after="80"/>
-        <w:ind w:left="360"/>
-      </w:pPr>
-      <w:r>
-        <w:rPr>
-          <w:b/>
-          <w:bCs/>
-          <w:color w:val="1B365D"/>
-          <w:sz w:val="20"/>
-          <w:szCs w:val="20"/>
-        </w:rPr>
-        <w:t xml:space="preserve">Explanation: </w:t>
-      </w:r>
-      <w:r>
-        <w:rPr>
-          <w:color w:val="1A1A2E"/>
-          <w:sz w:val="20"/>
-          <w:szCs w:val="20"/>
-        </w:rPr>
-        <w:t xml:space="preserve">Apache Spark is a distributed computing framework for large-scale batch and stream data processing.</w:t>
-      </w:r>
-    </w:p>
-    <w:p>
-      <w:pPr>
-        <w:spacing w:after="200"/>
-        <w:ind w:left="360"/>
-      </w:pPr>
-      <w:r>
-        <w:rPr>
-          <w:b/>
-          <w:bCs/>
-          <w:color w:val="5A5A6E"/>
-          <w:sz w:val="18"/>
-          <w:szCs w:val="18"/>
-        </w:rPr>
-        <w:t xml:space="preserve">Topic Reference: </w:t>
-      </w:r>
-      <w:r>
-        <w:rPr>
-          <w:color w:val="5A5A6E"/>
-          <w:sz w:val="18"/>
-          <w:szCs w:val="18"/>
-        </w:rPr>
-        <w:t xml:space="preserve">Data Engineering | Week 3</w:t>
-      </w:r>
-    </w:p>
-    <w:p>
-      <w:pPr>
-        <w:spacing w:before="200" w:after="100"/>
-      </w:pPr>
-      <w:r>
-        <w:rPr>
-          <w:b/>
-          <w:bCs/>
-          <w:color w:val="2E86AB"/>
-          <w:sz w:val="22"/>
-          <w:szCs w:val="22"/>
-        </w:rPr>
-        <w:t xml:space="preserve">Q39. </w:t>
-      </w:r>
-      <w:r>
-        <w:rPr>
-          <w:b/>
-          <w:bCs/>
-          <w:color w:val="1A1A2E"/>
-          <w:sz w:val="22"/>
-          <w:szCs w:val="22"/>
-        </w:rPr>
-        <w:t xml:space="preserve">ANSWER: </w:t>
-      </w:r>
-      <w:r>
-        <w:rPr>
-          <w:b/>
-          <w:bCs/>
-          <w:color w:val="4CAF50"/>
-          <w:sz w:val="22"/>
-          <w:szCs w:val="22"/>
-        </w:rPr>
-        <w:t xml:space="preserve">B</w:t>
-      </w:r>
-    </w:p>
-    <w:p>
-      <w:pPr>
-        <w:spacing w:after="80"/>
-        <w:ind w:left="360"/>
-      </w:pPr>
-      <w:r>
-        <w:rPr>
-          <w:b/>
-          <w:bCs/>
-          <w:color w:val="1B365D"/>
-          <w:sz w:val="20"/>
-          <w:szCs w:val="20"/>
-        </w:rPr>
-        <w:t xml:space="preserve">Explanation: </w:t>
-      </w:r>
-      <w:r>
-        <w:rPr>
-          <w:color w:val="1A1A2E"/>
-          <w:sz w:val="20"/>
-          <w:szCs w:val="20"/>
-        </w:rPr>
-        <w:t xml:space="preserve">Data quality ensures accuracy, completeness, consistency, and timeliness of data used in AI models.</w:t>
-      </w:r>
-    </w:p>
-    <w:p>
-      <w:pPr>
-        <w:spacing w:after="200"/>
-        <w:ind w:left="360"/>
-      </w:pPr>
-      <w:r>
-        <w:rPr>
-          <w:b/>
-          <w:bCs/>
-          <w:color w:val="5A5A6E"/>
-          <w:sz w:val="18"/>
-          <w:szCs w:val="18"/>
-        </w:rPr>
-        <w:t xml:space="preserve">Topic Reference: </w:t>
-      </w:r>
-      <w:r>
-        <w:rPr>
-          <w:color w:val="5A5A6E"/>
-          <w:sz w:val="18"/>
-          <w:szCs w:val="18"/>
-        </w:rPr>
-        <w:t xml:space="preserve">Data Engineering | Week 3</w:t>
-      </w:r>
-    </w:p>
-    <w:p>
-      <w:pPr>
-        <w:spacing w:before="200" w:after="100"/>
-      </w:pPr>
-      <w:r>
-        <w:rPr>
-          <w:b/>
-          <w:bCs/>
-          <w:color w:val="2E86AB"/>
-          <w:sz w:val="22"/>
-          <w:szCs w:val="22"/>
-        </w:rPr>
-        <w:t xml:space="preserve">Q40. </w:t>
-      </w:r>
-      <w:r>
-        <w:rPr>
-          <w:b/>
-          <w:bCs/>
-          <w:color w:val="1A1A2E"/>
-          <w:sz w:val="22"/>
-          <w:szCs w:val="22"/>
-        </w:rPr>
-        <w:t xml:space="preserve">ANSWER: </w:t>
-      </w:r>
-      <w:r>
-        <w:rPr>
-          <w:b/>
-          <w:bCs/>
-          <w:color w:val="4CAF50"/>
-          <w:sz w:val="22"/>
-          <w:szCs w:val="22"/>
-        </w:rPr>
-        <w:t xml:space="preserve">A</w:t>
-      </w:r>
-    </w:p>
-    <w:p>
-      <w:pPr>
-        <w:spacing w:after="80"/>
-        <w:ind w:left="360"/>
-      </w:pPr>
-      <w:r>
-        <w:rPr>
-          <w:b/>
-          <w:bCs/>
-          <w:color w:val="1B365D"/>
-          <w:sz w:val="20"/>
-          <w:szCs w:val="20"/>
-        </w:rPr>
-        <w:t xml:space="preserve">Explanation: </w:t>
-      </w:r>
-      <w:r>
-        <w:rPr>
-          <w:color w:val="1A1A2E"/>
-          <w:sz w:val="20"/>
-          <w:szCs w:val="20"/>
-        </w:rPr>
-        <w:t xml:space="preserve">Pinecone, Weaviate, and Milvus are specialized vector databases optimized for similarity search at scale.</w:t>
-      </w:r>
-    </w:p>
-    <w:p>
-      <w:pPr>
-        <w:spacing w:after="200"/>
-        <w:ind w:left="360"/>
-      </w:pPr>
-      <w:r>
-        <w:rPr>
-          <w:b/>
-          <w:bCs/>
-          <w:color w:val="5A5A6E"/>
-          <w:sz w:val="18"/>
-          <w:szCs w:val="18"/>
-        </w:rPr>
-        <w:t xml:space="preserve">Topic Reference: </w:t>
-      </w:r>
-      <w:r>
-        <w:rPr>
-          <w:color w:val="5A5A6E"/>
-          <w:sz w:val="18"/>
-          <w:szCs w:val="18"/>
-        </w:rPr>
-        <w:t xml:space="preserve">Data Engineering | Week 3</w:t>
-      </w:r>
-    </w:p>
-    <w:p>
-      <w:pPr>
-        <w:spacing w:before="200" w:after="100"/>
-      </w:pPr>
-      <w:r>
-        <w:rPr>
-          <w:b/>
-          <w:bCs/>
-          <w:color w:val="2E86AB"/>
-          <w:sz w:val="22"/>
-          <w:szCs w:val="22"/>
-        </w:rPr>
-        <w:t xml:space="preserve">Q41. </w:t>
-      </w:r>
-      <w:r>
-        <w:rPr>
-          <w:b/>
-          <w:bCs/>
-          <w:color w:val="1A1A2E"/>
-          <w:sz w:val="22"/>
-          <w:szCs w:val="22"/>
-        </w:rPr>
-        <w:t xml:space="preserve">ANSWER: </w:t>
-      </w:r>
-      <w:r>
-        <w:rPr>
-          <w:b/>
-          <w:bCs/>
-          <w:color w:val="4CAF50"/>
-          <w:sz w:val="22"/>
-          <w:szCs w:val="22"/>
-        </w:rPr>
-        <w:t xml:space="preserve">B</w:t>
-      </w:r>
-    </w:p>
-    <w:p>
-      <w:pPr>
-        <w:spacing w:after="80"/>
-        <w:ind w:left="360"/>
-      </w:pPr>
-      <w:r>
-        <w:rPr>
-          <w:b/>
-          <w:bCs/>
-          <w:color w:val="1B365D"/>
-          <w:sz w:val="20"/>
-          <w:szCs w:val="20"/>
-        </w:rPr>
-        <w:t xml:space="preserve">Explanation: </w:t>
-      </w:r>
-      <w:r>
-        <w:rPr>
-          <w:color w:val="1A1A2E"/>
-          <w:sz w:val="20"/>
-          <w:szCs w:val="20"/>
-        </w:rPr>
-        <w:t xml:space="preserve">A data lake stores raw data in its native format before transformation, enabling flexible analytics.</w:t>
-      </w:r>
-    </w:p>
-    <w:p>
-      <w:pPr>
-        <w:spacing w:after="200"/>
-        <w:ind w:left="360"/>
-      </w:pPr>
-      <w:r>
-        <w:rPr>
-          <w:b/>
-          <w:bCs/>
-          <w:color w:val="5A5A6E"/>
-          <w:sz w:val="18"/>
-          <w:szCs w:val="18"/>
-        </w:rPr>
-        <w:t xml:space="preserve">Topic Reference: </w:t>
-      </w:r>
-      <w:r>
-        <w:rPr>
-          <w:color w:val="5A5A6E"/>
-          <w:sz w:val="18"/>
-          <w:szCs w:val="18"/>
-        </w:rPr>
-        <w:t xml:space="preserve">Data Engineering | Week 3</w:t>
-      </w:r>
-    </w:p>
-    <w:p>
-      <w:pPr>
-        <w:spacing w:before="200" w:after="100"/>
-      </w:pPr>
-      <w:r>
-        <w:rPr>
-          <w:b/>
-          <w:bCs/>
-          <w:color w:val="2E86AB"/>
-          <w:sz w:val="22"/>
-          <w:szCs w:val="22"/>
-        </w:rPr>
-        <w:t xml:space="preserve">Q42. </w:t>
-      </w:r>
-      <w:r>
-        <w:rPr>
-          <w:b/>
-          <w:bCs/>
-          <w:color w:val="1A1A2E"/>
-          <w:sz w:val="22"/>
-          <w:szCs w:val="22"/>
-        </w:rPr>
-        <w:t xml:space="preserve">ANSWER: </w:t>
-      </w:r>
-      <w:r>
-        <w:rPr>
-          <w:b/>
-          <w:bCs/>
-          <w:color w:val="4CAF50"/>
-          <w:sz w:val="22"/>
-          <w:szCs w:val="22"/>
-        </w:rPr>
-        <w:t xml:space="preserve">B</w:t>
-      </w:r>
-    </w:p>
-    <w:p>
-      <w:pPr>
-        <w:spacing w:after="80"/>
-        <w:ind w:left="360"/>
-      </w:pPr>
-      <w:r>
-        <w:rPr>
-          <w:b/>
-          <w:bCs/>
-          <w:color w:val="1B365D"/>
-          <w:sz w:val="20"/>
-          <w:szCs w:val="20"/>
-        </w:rPr>
-        <w:t xml:space="preserve">Explanation: </w:t>
-      </w:r>
-      <w:r>
-        <w:rPr>
-          <w:color w:val="1A1A2E"/>
-          <w:sz w:val="20"/>
-          <w:szCs w:val="20"/>
-        </w:rPr>
-        <w:t xml:space="preserve">Schema validation ensures incoming data conforms to expected structure, preventing downstream errors.</w:t>
-      </w:r>
-    </w:p>
-    <w:p>
-      <w:pPr>
-        <w:spacing w:after="200"/>
-        <w:ind w:left="360"/>
-      </w:pPr>
-      <w:r>
-        <w:rPr>
-          <w:b/>
-          <w:bCs/>
-          <w:color w:val="5A5A6E"/>
-          <w:sz w:val="18"/>
-          <w:szCs w:val="18"/>
-        </w:rPr>
-        <w:t xml:space="preserve">Topic Reference: </w:t>
-      </w:r>
-      <w:r>
-        <w:rPr>
-          <w:color w:val="5A5A6E"/>
-          <w:sz w:val="18"/>
-          <w:szCs w:val="18"/>
-        </w:rPr>
-        <w:t xml:space="preserve">Data Engineering | Week 3</w:t>
-      </w:r>
-    </w:p>
-    <w:p>
-      <w:pPr>
-        <w:spacing w:before="200" w:after="100"/>
-      </w:pPr>
-      <w:r>
-        <w:rPr>
-          <w:b/>
-          <w:bCs/>
-          <w:color w:val="2E86AB"/>
-          <w:sz w:val="22"/>
-          <w:szCs w:val="22"/>
-        </w:rPr>
-        <w:t xml:space="preserve">Q43. </w:t>
-      </w:r>
-      <w:r>
-        <w:rPr>
-          <w:b/>
-          <w:bCs/>
-          <w:color w:val="1A1A2E"/>
-          <w:sz w:val="22"/>
-          <w:szCs w:val="22"/>
-        </w:rPr>
-        <w:t xml:space="preserve">ANSWER: </w:t>
-      </w:r>
-      <w:r>
-        <w:rPr>
-          <w:b/>
-          <w:bCs/>
-          <w:color w:val="4CAF50"/>
-          <w:sz w:val="22"/>
-          <w:szCs w:val="22"/>
-        </w:rPr>
-        <w:t xml:space="preserve">A</w:t>
-      </w:r>
-    </w:p>
-    <w:p>
-      <w:pPr>
-        <w:spacing w:after="80"/>
-        <w:ind w:left="360"/>
-      </w:pPr>
-      <w:r>
-        <w:rPr>
-          <w:b/>
-          <w:bCs/>
-          <w:color w:val="1B365D"/>
-          <w:sz w:val="20"/>
-          <w:szCs w:val="20"/>
-        </w:rPr>
-        <w:t xml:space="preserve">Explanation: </w:t>
-      </w:r>
-      <w:r>
-        <w:rPr>
-          <w:color w:val="1A1A2E"/>
-          <w:sz w:val="20"/>
-          <w:szCs w:val="20"/>
-        </w:rPr>
-        <w:t xml:space="preserve">Apache Kafka is a distributed streaming platform for high-throughput, low-latency data pipelines.</w:t>
-      </w:r>
-    </w:p>
-    <w:p>
-      <w:pPr>
-        <w:spacing w:after="200"/>
-        <w:ind w:left="360"/>
-      </w:pPr>
-      <w:r>
-        <w:rPr>
-          <w:b/>
-          <w:bCs/>
-          <w:color w:val="5A5A6E"/>
-          <w:sz w:val="18"/>
-          <w:szCs w:val="18"/>
-        </w:rPr>
-        <w:t xml:space="preserve">Topic Reference: </w:t>
-      </w:r>
-      <w:r>
-        <w:rPr>
-          <w:color w:val="5A5A6E"/>
-          <w:sz w:val="18"/>
-          <w:szCs w:val="18"/>
-        </w:rPr>
-        <w:t xml:space="preserve">Data Engineering | Week 3</w:t>
-      </w:r>
-    </w:p>
-    <w:p>
-      <w:pPr>
-        <w:spacing w:before="200" w:after="100"/>
-      </w:pPr>
-      <w:r>
-        <w:rPr>
-          <w:b/>
-          <w:bCs/>
-          <w:color w:val="2E86AB"/>
-          <w:sz w:val="22"/>
-          <w:szCs w:val="22"/>
-        </w:rPr>
-        <w:t xml:space="preserve">Q44. </w:t>
-      </w:r>
-      <w:r>
-        <w:rPr>
-          <w:b/>
-          <w:bCs/>
-          <w:color w:val="1A1A2E"/>
-          <w:sz w:val="22"/>
-          <w:szCs w:val="22"/>
-        </w:rPr>
-        <w:t xml:space="preserve">ANSWER: </w:t>
-      </w:r>
-      <w:r>
-        <w:rPr>
-          <w:b/>
-          <w:bCs/>
-          <w:color w:val="4CAF50"/>
-          <w:sz w:val="22"/>
-          <w:szCs w:val="22"/>
-        </w:rPr>
-        <w:t xml:space="preserve">B</w:t>
+        <w:t>C</w:t>
       </w:r>
     </w:p>
     <w:p>
@@ -7119,6 +9468,172 @@
           <w:sz w:val="22"/>
           <w:szCs w:val="22"/>
         </w:rPr>
+        <w:t>D</w:t>
+      </w:r>
+    </w:p>
+    <w:p>
+      <w:pPr>
+        <w:spacing w:after="80"/>
+        <w:ind w:left="360"/>
+      </w:pPr>
+      <w:r>
+        <w:rPr>
+          <w:b/>
+          <w:bCs/>
+          <w:color w:val="1B365D"/>
+          <w:sz w:val="20"/>
+          <w:szCs w:val="20"/>
+        </w:rPr>
+        <w:t xml:space="preserve">Explanation: </w:t>
+      </w:r>
+      <w:r>
+        <w:rPr>
+          <w:color w:val="1A1A2E"/>
+          <w:sz w:val="20"/>
+          <w:szCs w:val="20"/>
+        </w:rPr>
+        <w:t xml:space="preserve">Prompt engineering involves crafting effective instructions and examples to elicit desired LLM behavior.</w:t>
+      </w:r>
+    </w:p>
+    <w:p>
+      <w:pPr>
+        <w:spacing w:after="200"/>
+        <w:ind w:left="360"/>
+      </w:pPr>
+      <w:r>
+        <w:rPr>
+          <w:b/>
+          <w:bCs/>
+          <w:color w:val="5A5A6E"/>
+          <w:sz w:val="18"/>
+          <w:szCs w:val="18"/>
+        </w:rPr>
+        <w:t xml:space="preserve">Topic Reference: </w:t>
+      </w:r>
+      <w:r>
+        <w:rPr>
+          <w:color w:val="5A5A6E"/>
+          <w:sz w:val="18"/>
+          <w:szCs w:val="18"/>
+        </w:rPr>
+        <w:t xml:space="preserve">LLM Applications | Week 4</w:t>
+      </w:r>
+    </w:p>
+    <w:p>
+      <w:pPr>
+        <w:spacing w:before="200" w:after="100"/>
+      </w:pPr>
+      <w:r>
+        <w:rPr>
+          <w:b/>
+          <w:bCs/>
+          <w:color w:val="2E86AB"/>
+          <w:sz w:val="22"/>
+          <w:szCs w:val="22"/>
+        </w:rPr>
+        <w:t xml:space="preserve">Q47. </w:t>
+      </w:r>
+      <w:r>
+        <w:rPr>
+          <w:b/>
+          <w:bCs/>
+          <w:color w:val="1A1A2E"/>
+          <w:sz w:val="22"/>
+          <w:szCs w:val="22"/>
+        </w:rPr>
+        <w:t xml:space="preserve">ANSWER: </w:t>
+      </w:r>
+      <w:r>
+        <w:rPr>
+          <w:b/>
+          <w:bCs/>
+          <w:color w:val="4CAF50"/>
+          <w:sz w:val="22"/>
+          <w:szCs w:val="22"/>
+        </w:rPr>
+        <w:t>A</w:t>
+      </w:r>
+    </w:p>
+    <w:p>
+      <w:pPr>
+        <w:spacing w:after="80"/>
+        <w:ind w:left="360"/>
+      </w:pPr>
+      <w:r>
+        <w:rPr>
+          <w:b/>
+          <w:bCs/>
+          <w:color w:val="1B365D"/>
+          <w:sz w:val="20"/>
+          <w:szCs w:val="20"/>
+        </w:rPr>
+        <w:t xml:space="preserve">Explanation: </w:t>
+      </w:r>
+      <w:r>
+        <w:rPr>
+          <w:color w:val="1A1A2E"/>
+          <w:sz w:val="20"/>
+          <w:szCs w:val="20"/>
+        </w:rPr>
+        <w:t xml:space="preserve">Fine-tuning adapts pretrained models to specific domains or tasks through additional training on domain data.</w:t>
+      </w:r>
+    </w:p>
+    <w:p>
+      <w:pPr>
+        <w:spacing w:after="200"/>
+        <w:ind w:left="360"/>
+      </w:pPr>
+      <w:r>
+        <w:rPr>
+          <w:b/>
+          <w:bCs/>
+          <w:color w:val="5A5A6E"/>
+          <w:sz w:val="18"/>
+          <w:szCs w:val="18"/>
+        </w:rPr>
+        <w:t xml:space="preserve">Topic Reference: </w:t>
+      </w:r>
+      <w:r>
+        <w:rPr>
+          <w:color w:val="5A5A6E"/>
+          <w:sz w:val="18"/>
+          <w:szCs w:val="18"/>
+        </w:rPr>
+        <w:t xml:space="preserve">LLM Applications | Week 4</w:t>
+      </w:r>
+    </w:p>
+    <w:p>
+      <w:pPr>
+        <w:spacing w:before="200" w:after="100"/>
+      </w:pPr>
+      <w:r>
+        <w:rPr>
+          <w:b/>
+          <w:bCs/>
+          <w:color w:val="2E86AB"/>
+          <w:sz w:val="22"/>
+          <w:szCs w:val="22"/>
+        </w:rPr>
+        <w:t xml:space="preserve">Q48. </w:t>
+      </w:r>
+      <w:r>
+        <w:rPr>
+          <w:b/>
+          <w:bCs/>
+          <w:color w:val="1A1A2E"/>
+          <w:sz w:val="22"/>
+          <w:szCs w:val="22"/>
+        </w:rPr>
+        <w:t xml:space="preserve">ANSWER: </w:t>
+      </w:r>
+      <w:r>
+        <w:rPr>
+          <w:b/>
+          <w:bCs/>
+          <w:color w:val="4CAF50"/>
+          <w:sz w:val="22"/>
+          <w:szCs w:val="22"/>
+        </w:rPr>
         <w:t xml:space="preserve">B</w:t>
       </w:r>
     </w:p>
@@ -7143,7 +9658,7 @@
           <w:sz w:val="20"/>
           <w:szCs w:val="20"/>
         </w:rPr>
-        <w:t xml:space="preserve">Prompt engineering involves crafting effective instructions and examples to elicit desired LLM behavior.</w:t>
+        <w:t xml:space="preserve">A system prompt provides initial instructions that define the LLM's behavior, tone, and constraints for interactions.</w:t>
       </w:r>
     </w:p>
     <w:p>
@@ -7182,7 +9697,7 @@
           <w:sz w:val="22"/>
           <w:szCs w:val="22"/>
         </w:rPr>
-        <w:t xml:space="preserve">Q47. </w:t>
+        <w:t xml:space="preserve">Q49. </w:t>
       </w:r>
       <w:r>
         <w:rPr>
@@ -7202,6 +9717,89 @@
           <w:sz w:val="22"/>
           <w:szCs w:val="22"/>
         </w:rPr>
+        <w:t>C</w:t>
+      </w:r>
+    </w:p>
+    <w:p>
+      <w:pPr>
+        <w:spacing w:after="80"/>
+        <w:ind w:left="360"/>
+      </w:pPr>
+      <w:r>
+        <w:rPr>
+          <w:b/>
+          <w:bCs/>
+          <w:color w:val="1B365D"/>
+          <w:sz w:val="20"/>
+          <w:szCs w:val="20"/>
+        </w:rPr>
+        <w:t xml:space="preserve">Explanation: </w:t>
+      </w:r>
+      <w:r>
+        <w:rPr>
+          <w:color w:val="1A1A2E"/>
+          <w:sz w:val="20"/>
+          <w:szCs w:val="20"/>
+        </w:rPr>
+        <w:t xml:space="preserve">Temperature controls randomness (0 = deterministic, 1+ = more random), affecting output diversity and creativity.</w:t>
+      </w:r>
+    </w:p>
+    <w:p>
+      <w:pPr>
+        <w:spacing w:after="200"/>
+        <w:ind w:left="360"/>
+      </w:pPr>
+      <w:r>
+        <w:rPr>
+          <w:b/>
+          <w:bCs/>
+          <w:color w:val="5A5A6E"/>
+          <w:sz w:val="18"/>
+          <w:szCs w:val="18"/>
+        </w:rPr>
+        <w:t xml:space="preserve">Topic Reference: </w:t>
+      </w:r>
+      <w:r>
+        <w:rPr>
+          <w:color w:val="5A5A6E"/>
+          <w:sz w:val="18"/>
+          <w:szCs w:val="18"/>
+        </w:rPr>
+        <w:t xml:space="preserve">LLM Applications | Week 4</w:t>
+      </w:r>
+    </w:p>
+    <w:p>
+      <w:pPr>
+        <w:spacing w:before="200" w:after="100"/>
+      </w:pPr>
+      <w:r>
+        <w:rPr>
+          <w:b/>
+          <w:bCs/>
+          <w:color w:val="2E86AB"/>
+          <w:sz w:val="22"/>
+          <w:szCs w:val="22"/>
+        </w:rPr>
+        <w:t xml:space="preserve">Q50. </w:t>
+      </w:r>
+      <w:r>
+        <w:rPr>
+          <w:b/>
+          <w:bCs/>
+          <w:color w:val="1A1A2E"/>
+          <w:sz w:val="22"/>
+          <w:szCs w:val="22"/>
+        </w:rPr>
+        <w:t xml:space="preserve">ANSWER: </w:t>
+      </w:r>
+      <w:r>
+        <w:rPr>
+          <w:b/>
+          <w:bCs/>
+          <w:color w:val="4CAF50"/>
+          <w:sz w:val="22"/>
+          <w:szCs w:val="22"/>
+        </w:rPr>
         <w:t xml:space="preserve">B</w:t>
       </w:r>
     </w:p>
@@ -7226,7 +9824,7 @@
           <w:sz w:val="20"/>
           <w:szCs w:val="20"/>
         </w:rPr>
-        <w:t xml:space="preserve">Fine-tuning adapts pretrained models to specific domains or tasks through additional training on domain data.</w:t>
+        <w:t xml:space="preserve">Chain-of-thought prompting encourages step-by-step reasoning, improving answer accuracy on complex problems.</w:t>
       </w:r>
     </w:p>
     <w:p>
@@ -7265,7 +9863,7 @@
           <w:sz w:val="22"/>
           <w:szCs w:val="22"/>
         </w:rPr>
-        <w:t xml:space="preserve">Q48. </w:t>
+        <w:t xml:space="preserve">Q51. </w:t>
       </w:r>
       <w:r>
         <w:rPr>
@@ -7285,6 +9883,254 @@
           <w:sz w:val="22"/>
           <w:szCs w:val="22"/>
         </w:rPr>
+        <w:t>D</w:t>
+      </w:r>
+    </w:p>
+    <w:p>
+      <w:pPr>
+        <w:spacing w:after="80"/>
+        <w:ind w:left="360"/>
+      </w:pPr>
+      <w:r>
+        <w:rPr>
+          <w:b/>
+          <w:bCs/>
+          <w:color w:val="1B365D"/>
+          <w:sz w:val="20"/>
+          <w:szCs w:val="20"/>
+        </w:rPr>
+        <w:t>Explanation: Tokens are the smallest units LLMs process, typically words or subwords, essential for understanding API costs.</w:t>
+      </w:r>
+      <w:r>
+        <w:rPr>
+          <w:color w:val="1A1A2E"/>
+          <w:sz w:val="20"/>
+          <w:szCs w:val="20"/>
+        </w:rPr>
+      </w:r>
+    </w:p>
+    <w:p>
+      <w:pPr>
+        <w:spacing w:after="200"/>
+        <w:ind w:left="360"/>
+      </w:pPr>
+      <w:r>
+        <w:rPr>
+          <w:b/>
+          <w:bCs/>
+          <w:color w:val="5A5A6E"/>
+          <w:sz w:val="18"/>
+          <w:szCs w:val="18"/>
+        </w:rPr>
+        <w:t xml:space="preserve">Topic Reference: </w:t>
+      </w:r>
+      <w:r>
+        <w:rPr>
+          <w:color w:val="5A5A6E"/>
+          <w:sz w:val="18"/>
+          <w:szCs w:val="18"/>
+        </w:rPr>
+        <w:t xml:space="preserve">LLM Applications | Week 4</w:t>
+      </w:r>
+    </w:p>
+    <w:p>
+      <w:pPr>
+        <w:spacing w:before="200" w:after="100"/>
+      </w:pPr>
+      <w:r>
+        <w:rPr>
+          <w:b/>
+          <w:bCs/>
+          <w:color w:val="2E86AB"/>
+          <w:sz w:val="22"/>
+          <w:szCs w:val="22"/>
+        </w:rPr>
+        <w:t xml:space="preserve">Q52. </w:t>
+      </w:r>
+      <w:r>
+        <w:rPr>
+          <w:b/>
+          <w:bCs/>
+          <w:color w:val="1A1A2E"/>
+          <w:sz w:val="22"/>
+          <w:szCs w:val="22"/>
+        </w:rPr>
+        <w:t xml:space="preserve">ANSWER: </w:t>
+      </w:r>
+      <w:r>
+        <w:rPr>
+          <w:b/>
+          <w:bCs/>
+          <w:color w:val="4CAF50"/>
+          <w:sz w:val="22"/>
+          <w:szCs w:val="22"/>
+        </w:rPr>
+        <w:t xml:space="preserve">C</w:t>
+      </w:r>
+    </w:p>
+    <w:p>
+      <w:pPr>
+        <w:spacing w:after="80"/>
+        <w:ind w:left="360"/>
+      </w:pPr>
+      <w:r>
+        <w:rPr>
+          <w:b/>
+          <w:bCs/>
+          <w:color w:val="1B365D"/>
+          <w:sz w:val="20"/>
+          <w:szCs w:val="20"/>
+        </w:rPr>
+        <w:t xml:space="preserve">Explanation: </w:t>
+      </w:r>
+      <w:r>
+        <w:rPr>
+          <w:color w:val="1A1A2E"/>
+          <w:sz w:val="20"/>
+          <w:szCs w:val="20"/>
+        </w:rPr>
+        <w:t xml:space="preserve">Constitutional AI and RLHF align models with human values and preferences, reducing harmful outputs.</w:t>
+      </w:r>
+    </w:p>
+    <w:p>
+      <w:pPr>
+        <w:spacing w:after="200"/>
+        <w:ind w:left="360"/>
+      </w:pPr>
+      <w:r>
+        <w:rPr>
+          <w:b/>
+          <w:bCs/>
+          <w:color w:val="5A5A6E"/>
+          <w:sz w:val="18"/>
+          <w:szCs w:val="18"/>
+        </w:rPr>
+        <w:t xml:space="preserve">Topic Reference: </w:t>
+      </w:r>
+      <w:r>
+        <w:rPr>
+          <w:color w:val="5A5A6E"/>
+          <w:sz w:val="18"/>
+          <w:szCs w:val="18"/>
+        </w:rPr>
+        <w:t xml:space="preserve">LLM Applications | Week 4</w:t>
+      </w:r>
+    </w:p>
+    <w:p>
+      <w:pPr>
+        <w:spacing w:before="200" w:after="100"/>
+      </w:pPr>
+      <w:r>
+        <w:rPr>
+          <w:b/>
+          <w:bCs/>
+          <w:color w:val="2E86AB"/>
+          <w:sz w:val="22"/>
+          <w:szCs w:val="22"/>
+        </w:rPr>
+        <w:t xml:space="preserve">Q53. </w:t>
+      </w:r>
+      <w:r>
+        <w:rPr>
+          <w:b/>
+          <w:bCs/>
+          <w:color w:val="1A1A2E"/>
+          <w:sz w:val="22"/>
+          <w:szCs w:val="22"/>
+        </w:rPr>
+        <w:t xml:space="preserve">ANSWER: </w:t>
+      </w:r>
+      <w:r>
+        <w:rPr>
+          <w:b/>
+          <w:bCs/>
+          <w:color w:val="4CAF50"/>
+          <w:sz w:val="22"/>
+          <w:szCs w:val="22"/>
+        </w:rPr>
+        <w:t>A</w:t>
+      </w:r>
+    </w:p>
+    <w:p>
+      <w:pPr>
+        <w:spacing w:after="80"/>
+        <w:ind w:left="360"/>
+      </w:pPr>
+      <w:r>
+        <w:rPr>
+          <w:b/>
+          <w:bCs/>
+          <w:color w:val="1B365D"/>
+          <w:sz w:val="20"/>
+          <w:szCs w:val="20"/>
+        </w:rPr>
+        <w:t xml:space="preserve">Explanation: </w:t>
+      </w:r>
+      <w:r>
+        <w:rPr>
+          <w:color w:val="1A1A2E"/>
+          <w:sz w:val="20"/>
+          <w:szCs w:val="20"/>
+        </w:rPr>
+        <w:t xml:space="preserve">In-context learning allows models to adapt behavior based on examples in the prompt (few-shot learning).</w:t>
+      </w:r>
+    </w:p>
+    <w:p>
+      <w:pPr>
+        <w:spacing w:after="200"/>
+        <w:ind w:left="360"/>
+      </w:pPr>
+      <w:r>
+        <w:rPr>
+          <w:b/>
+          <w:bCs/>
+          <w:color w:val="5A5A6E"/>
+          <w:sz w:val="18"/>
+          <w:szCs w:val="18"/>
+        </w:rPr>
+        <w:t xml:space="preserve">Topic Reference: </w:t>
+      </w:r>
+      <w:r>
+        <w:rPr>
+          <w:color w:val="5A5A6E"/>
+          <w:sz w:val="18"/>
+          <w:szCs w:val="18"/>
+        </w:rPr>
+        <w:t xml:space="preserve">LLM Applications | Week 4</w:t>
+      </w:r>
+    </w:p>
+    <w:p>
+      <w:pPr>
+        <w:spacing w:before="200" w:after="100"/>
+      </w:pPr>
+      <w:r>
+        <w:rPr>
+          <w:b/>
+          <w:bCs/>
+          <w:color w:val="2E86AB"/>
+          <w:sz w:val="22"/>
+          <w:szCs w:val="22"/>
+        </w:rPr>
+        <w:t xml:space="preserve">Q54. </w:t>
+      </w:r>
+      <w:r>
+        <w:rPr>
+          <w:b/>
+          <w:bCs/>
+          <w:color w:val="1A1A2E"/>
+          <w:sz w:val="22"/>
+          <w:szCs w:val="22"/>
+        </w:rPr>
+        <w:t xml:space="preserve">ANSWER: </w:t>
+      </w:r>
+      <w:r>
+        <w:rPr>
+          <w:b/>
+          <w:bCs/>
+          <w:color w:val="4CAF50"/>
+          <w:sz w:val="22"/>
+          <w:szCs w:val="22"/>
+        </w:rPr>
         <w:t xml:space="preserve">B</w:t>
       </w:r>
     </w:p>
@@ -7309,7 +10155,7 @@
           <w:sz w:val="20"/>
           <w:szCs w:val="20"/>
         </w:rPr>
-        <w:t xml:space="preserve">A system prompt provides initial instructions that define the LLM's behavior, tone, and constraints for interactions.</w:t>
+        <w:t xml:space="preserve">max_tokens limits the maximum length of generated responses, controlling output size and API costs.</w:t>
       </w:r>
     </w:p>
     <w:p>
@@ -7348,7 +10194,7 @@
           <w:sz w:val="22"/>
           <w:szCs w:val="22"/>
         </w:rPr>
-        <w:t xml:space="preserve">Q49. </w:t>
+        <w:t xml:space="preserve">Q55. </w:t>
       </w:r>
       <w:r>
         <w:rPr>
@@ -7368,7 +10214,7 @@
           <w:sz w:val="22"/>
           <w:szCs w:val="22"/>
         </w:rPr>
-        <w:t xml:space="preserve">B</w:t>
+        <w:t>D</w:t>
       </w:r>
     </w:p>
     <w:p>
@@ -7392,7 +10238,7 @@
           <w:sz w:val="20"/>
           <w:szCs w:val="20"/>
         </w:rPr>
-        <w:t xml:space="preserve">Temperature controls randomness (0 = deterministic, 1+ = more random), affecting output diversity and creativity.</w:t>
+        <w:t xml:space="preserve">Role-based prompting assigns a persona (e.g., "You are an expert Python developer") to shape LLM responses.</w:t>
       </w:r>
     </w:p>
     <w:p>
@@ -7431,7 +10277,7 @@
           <w:sz w:val="22"/>
           <w:szCs w:val="22"/>
         </w:rPr>
-        <w:t xml:space="preserve">Q50. </w:t>
+        <w:t xml:space="preserve">Q56. </w:t>
       </w:r>
       <w:r>
         <w:rPr>
@@ -7451,7 +10297,7 @@
           <w:sz w:val="22"/>
           <w:szCs w:val="22"/>
         </w:rPr>
-        <w:t xml:space="preserve">B</w:t>
+        <w:t xml:space="preserve">A</w:t>
       </w:r>
     </w:p>
     <w:p>
@@ -7475,7 +10321,7 @@
           <w:sz w:val="20"/>
           <w:szCs w:val="20"/>
         </w:rPr>
-        <w:t xml:space="preserve">Chain-of-thought prompting encourages step-by-step reasoning, improving answer accuracy on complex problems.</w:t>
+        <w:t xml:space="preserve">Chatbots and conversational AI are primary LLM applications demonstrating dialogue management and context understanding.</w:t>
       </w:r>
     </w:p>
     <w:p>
@@ -7514,7 +10360,7 @@
           <w:sz w:val="22"/>
           <w:szCs w:val="22"/>
         </w:rPr>
-        <w:t xml:space="preserve">Q51. </w:t>
+        <w:t xml:space="preserve">Q57. </w:t>
       </w:r>
       <w:r>
         <w:rPr>
@@ -7534,505 +10380,7 @@
           <w:sz w:val="22"/>
           <w:szCs w:val="22"/>
         </w:rPr>
-        <w:t xml:space="preserve">B</w:t>
-      </w:r>
-    </w:p>
-    <w:p>
-      <w:pPr>
-        <w:spacing w:after="80"/>
-        <w:ind w:left="360"/>
-      </w:pPr>
-      <w:r>
-        <w:rPr>
-          <w:b/>
-          <w:bCs/>
-          <w:color w:val="1B365D"/>
-          <w:sz w:val="20"/>
-          <w:szCs w:val="20"/>
-        </w:rPr>
-        <w:t xml:space="preserve">Explanation: </w:t>
-      </w:r>
-      <w:r>
-        <w:rPr>
-          <w:color w:val="1A1A2E"/>
-          <w:sz w:val="20"/>
-          <w:szCs w:val="20"/>
-        </w:rPr>
-        <w:t xml:space="preserve">Tokens are the smallest units LLMs process—typically words or subwords, essential for understanding API costs.</w:t>
-      </w:r>
-    </w:p>
-    <w:p>
-      <w:pPr>
-        <w:spacing w:after="200"/>
-        <w:ind w:left="360"/>
-      </w:pPr>
-      <w:r>
-        <w:rPr>
-          <w:b/>
-          <w:bCs/>
-          <w:color w:val="5A5A6E"/>
-          <w:sz w:val="18"/>
-          <w:szCs w:val="18"/>
-        </w:rPr>
-        <w:t xml:space="preserve">Topic Reference: </w:t>
-      </w:r>
-      <w:r>
-        <w:rPr>
-          <w:color w:val="5A5A6E"/>
-          <w:sz w:val="18"/>
-          <w:szCs w:val="18"/>
-        </w:rPr>
-        <w:t xml:space="preserve">LLM Applications | Week 4</w:t>
-      </w:r>
-    </w:p>
-    <w:p>
-      <w:pPr>
-        <w:spacing w:before="200" w:after="100"/>
-      </w:pPr>
-      <w:r>
-        <w:rPr>
-          <w:b/>
-          <w:bCs/>
-          <w:color w:val="2E86AB"/>
-          <w:sz w:val="22"/>
-          <w:szCs w:val="22"/>
-        </w:rPr>
-        <w:t xml:space="preserve">Q52. </w:t>
-      </w:r>
-      <w:r>
-        <w:rPr>
-          <w:b/>
-          <w:bCs/>
-          <w:color w:val="1A1A2E"/>
-          <w:sz w:val="22"/>
-          <w:szCs w:val="22"/>
-        </w:rPr>
-        <w:t xml:space="preserve">ANSWER: </w:t>
-      </w:r>
-      <w:r>
-        <w:rPr>
-          <w:b/>
-          <w:bCs/>
-          <w:color w:val="4CAF50"/>
-          <w:sz w:val="22"/>
-          <w:szCs w:val="22"/>
-        </w:rPr>
-        <w:t xml:space="preserve">C</w:t>
-      </w:r>
-    </w:p>
-    <w:p>
-      <w:pPr>
-        <w:spacing w:after="80"/>
-        <w:ind w:left="360"/>
-      </w:pPr>
-      <w:r>
-        <w:rPr>
-          <w:b/>
-          <w:bCs/>
-          <w:color w:val="1B365D"/>
-          <w:sz w:val="20"/>
-          <w:szCs w:val="20"/>
-        </w:rPr>
-        <w:t xml:space="preserve">Explanation: </w:t>
-      </w:r>
-      <w:r>
-        <w:rPr>
-          <w:color w:val="1A1A2E"/>
-          <w:sz w:val="20"/>
-          <w:szCs w:val="20"/>
-        </w:rPr>
-        <w:t xml:space="preserve">Constitutional AI and RLHF align models with human values and preferences, reducing harmful outputs.</w:t>
-      </w:r>
-    </w:p>
-    <w:p>
-      <w:pPr>
-        <w:spacing w:after="200"/>
-        <w:ind w:left="360"/>
-      </w:pPr>
-      <w:r>
-        <w:rPr>
-          <w:b/>
-          <w:bCs/>
-          <w:color w:val="5A5A6E"/>
-          <w:sz w:val="18"/>
-          <w:szCs w:val="18"/>
-        </w:rPr>
-        <w:t xml:space="preserve">Topic Reference: </w:t>
-      </w:r>
-      <w:r>
-        <w:rPr>
-          <w:color w:val="5A5A6E"/>
-          <w:sz w:val="18"/>
-          <w:szCs w:val="18"/>
-        </w:rPr>
-        <w:t xml:space="preserve">LLM Applications | Week 4</w:t>
-      </w:r>
-    </w:p>
-    <w:p>
-      <w:pPr>
-        <w:spacing w:before="200" w:after="100"/>
-      </w:pPr>
-      <w:r>
-        <w:rPr>
-          <w:b/>
-          <w:bCs/>
-          <w:color w:val="2E86AB"/>
-          <w:sz w:val="22"/>
-          <w:szCs w:val="22"/>
-        </w:rPr>
-        <w:t xml:space="preserve">Q53. </w:t>
-      </w:r>
-      <w:r>
-        <w:rPr>
-          <w:b/>
-          <w:bCs/>
-          <w:color w:val="1A1A2E"/>
-          <w:sz w:val="22"/>
-          <w:szCs w:val="22"/>
-        </w:rPr>
-        <w:t xml:space="preserve">ANSWER: </w:t>
-      </w:r>
-      <w:r>
-        <w:rPr>
-          <w:b/>
-          <w:bCs/>
-          <w:color w:val="4CAF50"/>
-          <w:sz w:val="22"/>
-          <w:szCs w:val="22"/>
-        </w:rPr>
-        <w:t xml:space="preserve">B</w:t>
-      </w:r>
-    </w:p>
-    <w:p>
-      <w:pPr>
-        <w:spacing w:after="80"/>
-        <w:ind w:left="360"/>
-      </w:pPr>
-      <w:r>
-        <w:rPr>
-          <w:b/>
-          <w:bCs/>
-          <w:color w:val="1B365D"/>
-          <w:sz w:val="20"/>
-          <w:szCs w:val="20"/>
-        </w:rPr>
-        <w:t xml:space="preserve">Explanation: </w:t>
-      </w:r>
-      <w:r>
-        <w:rPr>
-          <w:color w:val="1A1A2E"/>
-          <w:sz w:val="20"/>
-          <w:szCs w:val="20"/>
-        </w:rPr>
-        <w:t xml:space="preserve">In-context learning allows models to adapt behavior based on examples in the prompt (few-shot learning).</w:t>
-      </w:r>
-    </w:p>
-    <w:p>
-      <w:pPr>
-        <w:spacing w:after="200"/>
-        <w:ind w:left="360"/>
-      </w:pPr>
-      <w:r>
-        <w:rPr>
-          <w:b/>
-          <w:bCs/>
-          <w:color w:val="5A5A6E"/>
-          <w:sz w:val="18"/>
-          <w:szCs w:val="18"/>
-        </w:rPr>
-        <w:t xml:space="preserve">Topic Reference: </w:t>
-      </w:r>
-      <w:r>
-        <w:rPr>
-          <w:color w:val="5A5A6E"/>
-          <w:sz w:val="18"/>
-          <w:szCs w:val="18"/>
-        </w:rPr>
-        <w:t xml:space="preserve">LLM Applications | Week 4</w:t>
-      </w:r>
-    </w:p>
-    <w:p>
-      <w:pPr>
-        <w:spacing w:before="200" w:after="100"/>
-      </w:pPr>
-      <w:r>
-        <w:rPr>
-          <w:b/>
-          <w:bCs/>
-          <w:color w:val="2E86AB"/>
-          <w:sz w:val="22"/>
-          <w:szCs w:val="22"/>
-        </w:rPr>
-        <w:t xml:space="preserve">Q54. </w:t>
-      </w:r>
-      <w:r>
-        <w:rPr>
-          <w:b/>
-          <w:bCs/>
-          <w:color w:val="1A1A2E"/>
-          <w:sz w:val="22"/>
-          <w:szCs w:val="22"/>
-        </w:rPr>
-        <w:t xml:space="preserve">ANSWER: </w:t>
-      </w:r>
-      <w:r>
-        <w:rPr>
-          <w:b/>
-          <w:bCs/>
-          <w:color w:val="4CAF50"/>
-          <w:sz w:val="22"/>
-          <w:szCs w:val="22"/>
-        </w:rPr>
-        <w:t xml:space="preserve">B</w:t>
-      </w:r>
-    </w:p>
-    <w:p>
-      <w:pPr>
-        <w:spacing w:after="80"/>
-        <w:ind w:left="360"/>
-      </w:pPr>
-      <w:r>
-        <w:rPr>
-          <w:b/>
-          <w:bCs/>
-          <w:color w:val="1B365D"/>
-          <w:sz w:val="20"/>
-          <w:szCs w:val="20"/>
-        </w:rPr>
-        <w:t xml:space="preserve">Explanation: </w:t>
-      </w:r>
-      <w:r>
-        <w:rPr>
-          <w:color w:val="1A1A2E"/>
-          <w:sz w:val="20"/>
-          <w:szCs w:val="20"/>
-        </w:rPr>
-        <w:t xml:space="preserve">max_tokens limits the maximum length of generated responses, controlling output size and API costs.</w:t>
-      </w:r>
-    </w:p>
-    <w:p>
-      <w:pPr>
-        <w:spacing w:after="200"/>
-        <w:ind w:left="360"/>
-      </w:pPr>
-      <w:r>
-        <w:rPr>
-          <w:b/>
-          <w:bCs/>
-          <w:color w:val="5A5A6E"/>
-          <w:sz w:val="18"/>
-          <w:szCs w:val="18"/>
-        </w:rPr>
-        <w:t xml:space="preserve">Topic Reference: </w:t>
-      </w:r>
-      <w:r>
-        <w:rPr>
-          <w:color w:val="5A5A6E"/>
-          <w:sz w:val="18"/>
-          <w:szCs w:val="18"/>
-        </w:rPr>
-        <w:t xml:space="preserve">LLM Applications | Week 4</w:t>
-      </w:r>
-    </w:p>
-    <w:p>
-      <w:pPr>
-        <w:spacing w:before="200" w:after="100"/>
-      </w:pPr>
-      <w:r>
-        <w:rPr>
-          <w:b/>
-          <w:bCs/>
-          <w:color w:val="2E86AB"/>
-          <w:sz w:val="22"/>
-          <w:szCs w:val="22"/>
-        </w:rPr>
-        <w:t xml:space="preserve">Q55. </w:t>
-      </w:r>
-      <w:r>
-        <w:rPr>
-          <w:b/>
-          <w:bCs/>
-          <w:color w:val="1A1A2E"/>
-          <w:sz w:val="22"/>
-          <w:szCs w:val="22"/>
-        </w:rPr>
-        <w:t xml:space="preserve">ANSWER: </w:t>
-      </w:r>
-      <w:r>
-        <w:rPr>
-          <w:b/>
-          <w:bCs/>
-          <w:color w:val="4CAF50"/>
-          <w:sz w:val="22"/>
-          <w:szCs w:val="22"/>
-        </w:rPr>
-        <w:t xml:space="preserve">B</w:t>
-      </w:r>
-    </w:p>
-    <w:p>
-      <w:pPr>
-        <w:spacing w:after="80"/>
-        <w:ind w:left="360"/>
-      </w:pPr>
-      <w:r>
-        <w:rPr>
-          <w:b/>
-          <w:bCs/>
-          <w:color w:val="1B365D"/>
-          <w:sz w:val="20"/>
-          <w:szCs w:val="20"/>
-        </w:rPr>
-        <w:t xml:space="preserve">Explanation: </w:t>
-      </w:r>
-      <w:r>
-        <w:rPr>
-          <w:color w:val="1A1A2E"/>
-          <w:sz w:val="20"/>
-          <w:szCs w:val="20"/>
-        </w:rPr>
-        <w:t xml:space="preserve">Role-based prompting assigns a persona (e.g., "You are an expert Python developer") to shape LLM responses.</w:t>
-      </w:r>
-    </w:p>
-    <w:p>
-      <w:pPr>
-        <w:spacing w:after="200"/>
-        <w:ind w:left="360"/>
-      </w:pPr>
-      <w:r>
-        <w:rPr>
-          <w:b/>
-          <w:bCs/>
-          <w:color w:val="5A5A6E"/>
-          <w:sz w:val="18"/>
-          <w:szCs w:val="18"/>
-        </w:rPr>
-        <w:t xml:space="preserve">Topic Reference: </w:t>
-      </w:r>
-      <w:r>
-        <w:rPr>
-          <w:color w:val="5A5A6E"/>
-          <w:sz w:val="18"/>
-          <w:szCs w:val="18"/>
-        </w:rPr>
-        <w:t xml:space="preserve">LLM Applications | Week 4</w:t>
-      </w:r>
-    </w:p>
-    <w:p>
-      <w:pPr>
-        <w:spacing w:before="200" w:after="100"/>
-      </w:pPr>
-      <w:r>
-        <w:rPr>
-          <w:b/>
-          <w:bCs/>
-          <w:color w:val="2E86AB"/>
-          <w:sz w:val="22"/>
-          <w:szCs w:val="22"/>
-        </w:rPr>
-        <w:t xml:space="preserve">Q56. </w:t>
-      </w:r>
-      <w:r>
-        <w:rPr>
-          <w:b/>
-          <w:bCs/>
-          <w:color w:val="1A1A2E"/>
-          <w:sz w:val="22"/>
-          <w:szCs w:val="22"/>
-        </w:rPr>
-        <w:t xml:space="preserve">ANSWER: </w:t>
-      </w:r>
-      <w:r>
-        <w:rPr>
-          <w:b/>
-          <w:bCs/>
-          <w:color w:val="4CAF50"/>
-          <w:sz w:val="22"/>
-          <w:szCs w:val="22"/>
-        </w:rPr>
-        <w:t xml:space="preserve">A</w:t>
-      </w:r>
-    </w:p>
-    <w:p>
-      <w:pPr>
-        <w:spacing w:after="80"/>
-        <w:ind w:left="360"/>
-      </w:pPr>
-      <w:r>
-        <w:rPr>
-          <w:b/>
-          <w:bCs/>
-          <w:color w:val="1B365D"/>
-          <w:sz w:val="20"/>
-          <w:szCs w:val="20"/>
-        </w:rPr>
-        <w:t xml:space="preserve">Explanation: </w:t>
-      </w:r>
-      <w:r>
-        <w:rPr>
-          <w:color w:val="1A1A2E"/>
-          <w:sz w:val="20"/>
-          <w:szCs w:val="20"/>
-        </w:rPr>
-        <w:t xml:space="preserve">Chatbots and conversational AI are primary LLM applications demonstrating dialogue management and context understanding.</w:t>
-      </w:r>
-    </w:p>
-    <w:p>
-      <w:pPr>
-        <w:spacing w:after="200"/>
-        <w:ind w:left="360"/>
-      </w:pPr>
-      <w:r>
-        <w:rPr>
-          <w:b/>
-          <w:bCs/>
-          <w:color w:val="5A5A6E"/>
-          <w:sz w:val="18"/>
-          <w:szCs w:val="18"/>
-        </w:rPr>
-        <w:t xml:space="preserve">Topic Reference: </w:t>
-      </w:r>
-      <w:r>
-        <w:rPr>
-          <w:color w:val="5A5A6E"/>
-          <w:sz w:val="18"/>
-          <w:szCs w:val="18"/>
-        </w:rPr>
-        <w:t xml:space="preserve">LLM Applications | Week 4</w:t>
-      </w:r>
-    </w:p>
-    <w:p>
-      <w:pPr>
-        <w:spacing w:before="200" w:after="100"/>
-      </w:pPr>
-      <w:r>
-        <w:rPr>
-          <w:b/>
-          <w:bCs/>
-          <w:color w:val="2E86AB"/>
-          <w:sz w:val="22"/>
-          <w:szCs w:val="22"/>
-        </w:rPr>
-        <w:t xml:space="preserve">Q57. </w:t>
-      </w:r>
-      <w:r>
-        <w:rPr>
-          <w:b/>
-          <w:bCs/>
-          <w:color w:val="1A1A2E"/>
-          <w:sz w:val="22"/>
-          <w:szCs w:val="22"/>
-        </w:rPr>
-        <w:t xml:space="preserve">ANSWER: </w:t>
-      </w:r>
-      <w:r>
-        <w:rPr>
-          <w:b/>
-          <w:bCs/>
-          <w:color w:val="4CAF50"/>
-          <w:sz w:val="22"/>
-          <w:szCs w:val="22"/>
-        </w:rPr>
-        <w:t xml:space="preserve">B</w:t>
+        <w:t>C</w:t>
       </w:r>
     </w:p>
     <w:p>
@@ -8386,6 +10734,172 @@
           <w:sz w:val="22"/>
           <w:szCs w:val="22"/>
         </w:rPr>
+        <w:t>D</w:t>
+      </w:r>
+    </w:p>
+    <w:p>
+      <w:pPr>
+        <w:spacing w:after="80"/>
+        <w:ind w:left="360"/>
+      </w:pPr>
+      <w:r>
+        <w:rPr>
+          <w:b/>
+          <w:bCs/>
+          <w:color w:val="1B365D"/>
+          <w:sz w:val="20"/>
+          <w:szCs w:val="20"/>
+        </w:rPr>
+        <w:t xml:space="preserve">Explanation: </w:t>
+      </w:r>
+      <w:r>
+        <w:rPr>
+          <w:color w:val="1A1A2E"/>
+          <w:sz w:val="20"/>
+          <w:szCs w:val="20"/>
+        </w:rPr>
+        <w:t xml:space="preserve">ReAct (Reasoning + Acting) is a prompting framework enabling LLMs to interleave reasoning and action steps.</w:t>
+      </w:r>
+    </w:p>
+    <w:p>
+      <w:pPr>
+        <w:spacing w:after="200"/>
+        <w:ind w:left="360"/>
+      </w:pPr>
+      <w:r>
+        <w:rPr>
+          <w:b/>
+          <w:bCs/>
+          <w:color w:val="5A5A6E"/>
+          <w:sz w:val="18"/>
+          <w:szCs w:val="18"/>
+        </w:rPr>
+        <w:t xml:space="preserve">Topic Reference: </w:t>
+      </w:r>
+      <w:r>
+        <w:rPr>
+          <w:color w:val="5A5A6E"/>
+          <w:sz w:val="18"/>
+          <w:szCs w:val="18"/>
+        </w:rPr>
+        <w:t xml:space="preserve">AI Agents | Week 5</w:t>
+      </w:r>
+    </w:p>
+    <w:p>
+      <w:pPr>
+        <w:spacing w:before="200" w:after="100"/>
+      </w:pPr>
+      <w:r>
+        <w:rPr>
+          <w:b/>
+          <w:bCs/>
+          <w:color w:val="2E86AB"/>
+          <w:sz w:val="22"/>
+          <w:szCs w:val="22"/>
+        </w:rPr>
+        <w:t xml:space="preserve">Q62. </w:t>
+      </w:r>
+      <w:r>
+        <w:rPr>
+          <w:b/>
+          <w:bCs/>
+          <w:color w:val="1A1A2E"/>
+          <w:sz w:val="22"/>
+          <w:szCs w:val="22"/>
+        </w:rPr>
+        <w:t xml:space="preserve">ANSWER: </w:t>
+      </w:r>
+      <w:r>
+        <w:rPr>
+          <w:b/>
+          <w:bCs/>
+          <w:color w:val="4CAF50"/>
+          <w:sz w:val="22"/>
+          <w:szCs w:val="22"/>
+        </w:rPr>
+        <w:t>A</w:t>
+      </w:r>
+    </w:p>
+    <w:p>
+      <w:pPr>
+        <w:spacing w:after="80"/>
+        <w:ind w:left="360"/>
+      </w:pPr>
+      <w:r>
+        <w:rPr>
+          <w:b/>
+          <w:bCs/>
+          <w:color w:val="1B365D"/>
+          <w:sz w:val="20"/>
+          <w:szCs w:val="20"/>
+        </w:rPr>
+        <w:t xml:space="preserve">Explanation: </w:t>
+      </w:r>
+      <w:r>
+        <w:rPr>
+          <w:color w:val="1A1A2E"/>
+          <w:sz w:val="20"/>
+          <w:szCs w:val="20"/>
+        </w:rPr>
+        <w:t xml:space="preserve">Function calling enables LLMs to invoke external APIs, databases, and tools automatically.</w:t>
+      </w:r>
+    </w:p>
+    <w:p>
+      <w:pPr>
+        <w:spacing w:after="200"/>
+        <w:ind w:left="360"/>
+      </w:pPr>
+      <w:r>
+        <w:rPr>
+          <w:b/>
+          <w:bCs/>
+          <w:color w:val="5A5A6E"/>
+          <w:sz w:val="18"/>
+          <w:szCs w:val="18"/>
+        </w:rPr>
+        <w:t xml:space="preserve">Topic Reference: </w:t>
+      </w:r>
+      <w:r>
+        <w:rPr>
+          <w:color w:val="5A5A6E"/>
+          <w:sz w:val="18"/>
+          <w:szCs w:val="18"/>
+        </w:rPr>
+        <w:t xml:space="preserve">AI Agents | Week 5</w:t>
+      </w:r>
+    </w:p>
+    <w:p>
+      <w:pPr>
+        <w:spacing w:before="200" w:after="100"/>
+      </w:pPr>
+      <w:r>
+        <w:rPr>
+          <w:b/>
+          <w:bCs/>
+          <w:color w:val="2E86AB"/>
+          <w:sz w:val="22"/>
+          <w:szCs w:val="22"/>
+        </w:rPr>
+        <w:t xml:space="preserve">Q63. </w:t>
+      </w:r>
+      <w:r>
+        <w:rPr>
+          <w:b/>
+          <w:bCs/>
+          <w:color w:val="1A1A2E"/>
+          <w:sz w:val="22"/>
+          <w:szCs w:val="22"/>
+        </w:rPr>
+        <w:t xml:space="preserve">ANSWER: </w:t>
+      </w:r>
+      <w:r>
+        <w:rPr>
+          <w:b/>
+          <w:bCs/>
+          <w:color w:val="4CAF50"/>
+          <w:sz w:val="22"/>
+          <w:szCs w:val="22"/>
+        </w:rPr>
         <w:t xml:space="preserve">B</w:t>
       </w:r>
     </w:p>
@@ -8410,7 +10924,7 @@
           <w:sz w:val="20"/>
           <w:szCs w:val="20"/>
         </w:rPr>
-        <w:t xml:space="preserve">ReAct (Reasoning + Acting) is a prompting framework enabling LLMs to interleave reasoning and action steps.</w:t>
+        <w:t xml:space="preserve">LangChain is a framework for building AI applications with tools for prompt management, chains, and memory.</w:t>
       </w:r>
     </w:p>
     <w:p>
@@ -8449,7 +10963,7 @@
           <w:sz w:val="22"/>
           <w:szCs w:val="22"/>
         </w:rPr>
-        <w:t xml:space="preserve">Q62. </w:t>
+        <w:t xml:space="preserve">Q64. </w:t>
       </w:r>
       <w:r>
         <w:rPr>
@@ -8469,6 +10983,89 @@
           <w:sz w:val="22"/>
           <w:szCs w:val="22"/>
         </w:rPr>
+        <w:t>C</w:t>
+      </w:r>
+    </w:p>
+    <w:p>
+      <w:pPr>
+        <w:spacing w:after="80"/>
+        <w:ind w:left="360"/>
+      </w:pPr>
+      <w:r>
+        <w:rPr>
+          <w:b/>
+          <w:bCs/>
+          <w:color w:val="1B365D"/>
+          <w:sz w:val="20"/>
+          <w:szCs w:val="20"/>
+        </w:rPr>
+        <w:t xml:space="preserve">Explanation: </w:t>
+      </w:r>
+      <w:r>
+        <w:rPr>
+          <w:color w:val="1A1A2E"/>
+          <w:sz w:val="20"/>
+          <w:szCs w:val="20"/>
+        </w:rPr>
+        <w:t xml:space="preserve">An agent loop continuously cycles through thinking, selecting actions, executing them, and observing results.</w:t>
+      </w:r>
+    </w:p>
+    <w:p>
+      <w:pPr>
+        <w:spacing w:after="200"/>
+        <w:ind w:left="360"/>
+      </w:pPr>
+      <w:r>
+        <w:rPr>
+          <w:b/>
+          <w:bCs/>
+          <w:color w:val="5A5A6E"/>
+          <w:sz w:val="18"/>
+          <w:szCs w:val="18"/>
+        </w:rPr>
+        <w:t xml:space="preserve">Topic Reference: </w:t>
+      </w:r>
+      <w:r>
+        <w:rPr>
+          <w:color w:val="5A5A6E"/>
+          <w:sz w:val="18"/>
+          <w:szCs w:val="18"/>
+        </w:rPr>
+        <w:t xml:space="preserve">AI Agents | Week 5</w:t>
+      </w:r>
+    </w:p>
+    <w:p>
+      <w:pPr>
+        <w:spacing w:before="200" w:after="100"/>
+      </w:pPr>
+      <w:r>
+        <w:rPr>
+          <w:b/>
+          <w:bCs/>
+          <w:color w:val="2E86AB"/>
+          <w:sz w:val="22"/>
+          <w:szCs w:val="22"/>
+        </w:rPr>
+        <w:t xml:space="preserve">Q65. </w:t>
+      </w:r>
+      <w:r>
+        <w:rPr>
+          <w:b/>
+          <w:bCs/>
+          <w:color w:val="1A1A2E"/>
+          <w:sz w:val="22"/>
+          <w:szCs w:val="22"/>
+        </w:rPr>
+        <w:t xml:space="preserve">ANSWER: </w:t>
+      </w:r>
+      <w:r>
+        <w:rPr>
+          <w:b/>
+          <w:bCs/>
+          <w:color w:val="4CAF50"/>
+          <w:sz w:val="22"/>
+          <w:szCs w:val="22"/>
+        </w:rPr>
         <w:t xml:space="preserve">B</w:t>
       </w:r>
     </w:p>
@@ -8493,7 +11090,7 @@
           <w:sz w:val="20"/>
           <w:szCs w:val="20"/>
         </w:rPr>
-        <w:t xml:space="preserve">Function calling enables LLMs to invoke external APIs, databases, and tools automatically.</w:t>
+        <w:t xml:space="preserve">Tools enable agents to interact with external systems: web APIs, databases, calculators, search engines.</w:t>
       </w:r>
     </w:p>
     <w:p>
@@ -8532,7 +11129,7 @@
           <w:sz w:val="22"/>
           <w:szCs w:val="22"/>
         </w:rPr>
-        <w:t xml:space="preserve">Q63. </w:t>
+        <w:t xml:space="preserve">Q66. </w:t>
       </w:r>
       <w:r>
         <w:rPr>
@@ -8552,6 +11149,172 @@
           <w:sz w:val="22"/>
           <w:szCs w:val="22"/>
         </w:rPr>
+        <w:t>D</w:t>
+      </w:r>
+    </w:p>
+    <w:p>
+      <w:pPr>
+        <w:spacing w:after="80"/>
+        <w:ind w:left="360"/>
+      </w:pPr>
+      <w:r>
+        <w:rPr>
+          <w:b/>
+          <w:bCs/>
+          <w:color w:val="1B365D"/>
+          <w:sz w:val="20"/>
+          <w:szCs w:val="20"/>
+        </w:rPr>
+        <w:t xml:space="preserve">Explanation: </w:t>
+      </w:r>
+      <w:r>
+        <w:rPr>
+          <w:color w:val="1A1A2E"/>
+          <w:sz w:val="20"/>
+          <w:szCs w:val="20"/>
+        </w:rPr>
+        <w:t xml:space="preserve">Memory stores conversation history and context, enabling agents to maintain state across interactions.</w:t>
+      </w:r>
+    </w:p>
+    <w:p>
+      <w:pPr>
+        <w:spacing w:after="200"/>
+        <w:ind w:left="360"/>
+      </w:pPr>
+      <w:r>
+        <w:rPr>
+          <w:b/>
+          <w:bCs/>
+          <w:color w:val="5A5A6E"/>
+          <w:sz w:val="18"/>
+          <w:szCs w:val="18"/>
+        </w:rPr>
+        <w:t xml:space="preserve">Topic Reference: </w:t>
+      </w:r>
+      <w:r>
+        <w:rPr>
+          <w:color w:val="5A5A6E"/>
+          <w:sz w:val="18"/>
+          <w:szCs w:val="18"/>
+        </w:rPr>
+        <w:t xml:space="preserve">AI Agents | Week 5</w:t>
+      </w:r>
+    </w:p>
+    <w:p>
+      <w:pPr>
+        <w:spacing w:before="200" w:after="100"/>
+      </w:pPr>
+      <w:r>
+        <w:rPr>
+          <w:b/>
+          <w:bCs/>
+          <w:color w:val="2E86AB"/>
+          <w:sz w:val="22"/>
+          <w:szCs w:val="22"/>
+        </w:rPr>
+        <w:t xml:space="preserve">Q67. </w:t>
+      </w:r>
+      <w:r>
+        <w:rPr>
+          <w:b/>
+          <w:bCs/>
+          <w:color w:val="1A1A2E"/>
+          <w:sz w:val="22"/>
+          <w:szCs w:val="22"/>
+        </w:rPr>
+        <w:t xml:space="preserve">ANSWER: </w:t>
+      </w:r>
+      <w:r>
+        <w:rPr>
+          <w:b/>
+          <w:bCs/>
+          <w:color w:val="4CAF50"/>
+          <w:sz w:val="22"/>
+          <w:szCs w:val="22"/>
+        </w:rPr>
+        <w:t xml:space="preserve">A</w:t>
+      </w:r>
+    </w:p>
+    <w:p>
+      <w:pPr>
+        <w:spacing w:after="80"/>
+        <w:ind w:left="360"/>
+      </w:pPr>
+      <w:r>
+        <w:rPr>
+          <w:b/>
+          <w:bCs/>
+          <w:color w:val="1B365D"/>
+          <w:sz w:val="20"/>
+          <w:szCs w:val="20"/>
+        </w:rPr>
+        <w:t xml:space="preserve">Explanation: </w:t>
+      </w:r>
+      <w:r>
+        <w:rPr>
+          <w:color w:val="1A1A2E"/>
+          <w:sz w:val="20"/>
+          <w:szCs w:val="20"/>
+        </w:rPr>
+        <w:t xml:space="preserve">Agents use diverse tools including web scraping, REST APIs, database queries, and computation.</w:t>
+      </w:r>
+    </w:p>
+    <w:p>
+      <w:pPr>
+        <w:spacing w:after="200"/>
+        <w:ind w:left="360"/>
+      </w:pPr>
+      <w:r>
+        <w:rPr>
+          <w:b/>
+          <w:bCs/>
+          <w:color w:val="5A5A6E"/>
+          <w:sz w:val="18"/>
+          <w:szCs w:val="18"/>
+        </w:rPr>
+        <w:t xml:space="preserve">Topic Reference: </w:t>
+      </w:r>
+      <w:r>
+        <w:rPr>
+          <w:color w:val="5A5A6E"/>
+          <w:sz w:val="18"/>
+          <w:szCs w:val="18"/>
+        </w:rPr>
+        <w:t xml:space="preserve">AI Agents | Week 5</w:t>
+      </w:r>
+    </w:p>
+    <w:p>
+      <w:pPr>
+        <w:spacing w:before="200" w:after="100"/>
+      </w:pPr>
+      <w:r>
+        <w:rPr>
+          <w:b/>
+          <w:bCs/>
+          <w:color w:val="2E86AB"/>
+          <w:sz w:val="22"/>
+          <w:szCs w:val="22"/>
+        </w:rPr>
+        <w:t xml:space="preserve">Q68. </w:t>
+      </w:r>
+      <w:r>
+        <w:rPr>
+          <w:b/>
+          <w:bCs/>
+          <w:color w:val="1A1A2E"/>
+          <w:sz w:val="22"/>
+          <w:szCs w:val="22"/>
+        </w:rPr>
+        <w:t xml:space="preserve">ANSWER: </w:t>
+      </w:r>
+      <w:r>
+        <w:rPr>
+          <w:b/>
+          <w:bCs/>
+          <w:color w:val="4CAF50"/>
+          <w:sz w:val="22"/>
+          <w:szCs w:val="22"/>
+        </w:rPr>
         <w:t xml:space="preserve">B</w:t>
       </w:r>
     </w:p>
@@ -8576,7 +11339,7 @@
           <w:sz w:val="20"/>
           <w:szCs w:val="20"/>
         </w:rPr>
-        <w:t xml:space="preserve">LangChain is a framework for building AI applications with tools for prompt management, chains, and memory.</w:t>
+        <w:t xml:space="preserve">Tool use refers to an agent's capability to select and invoke functions based on task requirements.</w:t>
       </w:r>
     </w:p>
     <w:p>
@@ -8615,7 +11378,7 @@
           <w:sz w:val="22"/>
           <w:szCs w:val="22"/>
         </w:rPr>
-        <w:t xml:space="preserve">Q64. </w:t>
+        <w:t xml:space="preserve">Q69. </w:t>
       </w:r>
       <w:r>
         <w:rPr>
@@ -8659,7 +11422,7 @@
           <w:sz w:val="20"/>
           <w:szCs w:val="20"/>
         </w:rPr>
-        <w:t xml:space="preserve">An agent loop continuously cycles through thinking, selecting actions, executing them, and observing results.</w:t>
+        <w:t xml:space="preserve">An agentic workflow is an autonomous process where AI systems perform reasoning and actions iteratively.</w:t>
       </w:r>
     </w:p>
     <w:p>
@@ -8698,7 +11461,7 @@
           <w:sz w:val="22"/>
           <w:szCs w:val="22"/>
         </w:rPr>
-        <w:t xml:space="preserve">Q65. </w:t>
+        <w:t xml:space="preserve">Q70. </w:t>
       </w:r>
       <w:r>
         <w:rPr>
@@ -8718,7 +11481,7 @@
           <w:sz w:val="22"/>
           <w:szCs w:val="22"/>
         </w:rPr>
-        <w:t xml:space="preserve">B</w:t>
+        <w:t>A</w:t>
       </w:r>
     </w:p>
     <w:p>
@@ -8742,7 +11505,7 @@
           <w:sz w:val="20"/>
           <w:szCs w:val="20"/>
         </w:rPr>
-        <w:t xml:space="preserve">Tools enable agents to interact with external systems: web APIs, databases, calculators, search engines.</w:t>
+        <w:t xml:space="preserve">Agent evaluation measures task success, efficiency, tool selection correctness, and error recovery.</w:t>
       </w:r>
     </w:p>
     <w:p>
@@ -8781,7 +11544,7 @@
           <w:sz w:val="22"/>
           <w:szCs w:val="22"/>
         </w:rPr>
-        <w:t xml:space="preserve">Q66. </w:t>
+        <w:t xml:space="preserve">Q71. </w:t>
       </w:r>
       <w:r>
         <w:rPr>
@@ -8801,422 +11564,7 @@
           <w:sz w:val="22"/>
           <w:szCs w:val="22"/>
         </w:rPr>
-        <w:t xml:space="preserve">B</w:t>
-      </w:r>
-    </w:p>
-    <w:p>
-      <w:pPr>
-        <w:spacing w:after="80"/>
-        <w:ind w:left="360"/>
-      </w:pPr>
-      <w:r>
-        <w:rPr>
-          <w:b/>
-          <w:bCs/>
-          <w:color w:val="1B365D"/>
-          <w:sz w:val="20"/>
-          <w:szCs w:val="20"/>
-        </w:rPr>
-        <w:t xml:space="preserve">Explanation: </w:t>
-      </w:r>
-      <w:r>
-        <w:rPr>
-          <w:color w:val="1A1A2E"/>
-          <w:sz w:val="20"/>
-          <w:szCs w:val="20"/>
-        </w:rPr>
-        <w:t xml:space="preserve">Memory stores conversation history and context, enabling agents to maintain state across interactions.</w:t>
-      </w:r>
-    </w:p>
-    <w:p>
-      <w:pPr>
-        <w:spacing w:after="200"/>
-        <w:ind w:left="360"/>
-      </w:pPr>
-      <w:r>
-        <w:rPr>
-          <w:b/>
-          <w:bCs/>
-          <w:color w:val="5A5A6E"/>
-          <w:sz w:val="18"/>
-          <w:szCs w:val="18"/>
-        </w:rPr>
-        <w:t xml:space="preserve">Topic Reference: </w:t>
-      </w:r>
-      <w:r>
-        <w:rPr>
-          <w:color w:val="5A5A6E"/>
-          <w:sz w:val="18"/>
-          <w:szCs w:val="18"/>
-        </w:rPr>
-        <w:t xml:space="preserve">AI Agents | Week 5</w:t>
-      </w:r>
-    </w:p>
-    <w:p>
-      <w:pPr>
-        <w:spacing w:before="200" w:after="100"/>
-      </w:pPr>
-      <w:r>
-        <w:rPr>
-          <w:b/>
-          <w:bCs/>
-          <w:color w:val="2E86AB"/>
-          <w:sz w:val="22"/>
-          <w:szCs w:val="22"/>
-        </w:rPr>
-        <w:t xml:space="preserve">Q67. </w:t>
-      </w:r>
-      <w:r>
-        <w:rPr>
-          <w:b/>
-          <w:bCs/>
-          <w:color w:val="1A1A2E"/>
-          <w:sz w:val="22"/>
-          <w:szCs w:val="22"/>
-        </w:rPr>
-        <w:t xml:space="preserve">ANSWER: </w:t>
-      </w:r>
-      <w:r>
-        <w:rPr>
-          <w:b/>
-          <w:bCs/>
-          <w:color w:val="4CAF50"/>
-          <w:sz w:val="22"/>
-          <w:szCs w:val="22"/>
-        </w:rPr>
-        <w:t xml:space="preserve">A</w:t>
-      </w:r>
-    </w:p>
-    <w:p>
-      <w:pPr>
-        <w:spacing w:after="80"/>
-        <w:ind w:left="360"/>
-      </w:pPr>
-      <w:r>
-        <w:rPr>
-          <w:b/>
-          <w:bCs/>
-          <w:color w:val="1B365D"/>
-          <w:sz w:val="20"/>
-          <w:szCs w:val="20"/>
-        </w:rPr>
-        <w:t xml:space="preserve">Explanation: </w:t>
-      </w:r>
-      <w:r>
-        <w:rPr>
-          <w:color w:val="1A1A2E"/>
-          <w:sz w:val="20"/>
-          <w:szCs w:val="20"/>
-        </w:rPr>
-        <w:t xml:space="preserve">Agents use diverse tools including web scraping, REST APIs, database queries, and computation.</w:t>
-      </w:r>
-    </w:p>
-    <w:p>
-      <w:pPr>
-        <w:spacing w:after="200"/>
-        <w:ind w:left="360"/>
-      </w:pPr>
-      <w:r>
-        <w:rPr>
-          <w:b/>
-          <w:bCs/>
-          <w:color w:val="5A5A6E"/>
-          <w:sz w:val="18"/>
-          <w:szCs w:val="18"/>
-        </w:rPr>
-        <w:t xml:space="preserve">Topic Reference: </w:t>
-      </w:r>
-      <w:r>
-        <w:rPr>
-          <w:color w:val="5A5A6E"/>
-          <w:sz w:val="18"/>
-          <w:szCs w:val="18"/>
-        </w:rPr>
-        <w:t xml:space="preserve">AI Agents | Week 5</w:t>
-      </w:r>
-    </w:p>
-    <w:p>
-      <w:pPr>
-        <w:spacing w:before="200" w:after="100"/>
-      </w:pPr>
-      <w:r>
-        <w:rPr>
-          <w:b/>
-          <w:bCs/>
-          <w:color w:val="2E86AB"/>
-          <w:sz w:val="22"/>
-          <w:szCs w:val="22"/>
-        </w:rPr>
-        <w:t xml:space="preserve">Q68. </w:t>
-      </w:r>
-      <w:r>
-        <w:rPr>
-          <w:b/>
-          <w:bCs/>
-          <w:color w:val="1A1A2E"/>
-          <w:sz w:val="22"/>
-          <w:szCs w:val="22"/>
-        </w:rPr>
-        <w:t xml:space="preserve">ANSWER: </w:t>
-      </w:r>
-      <w:r>
-        <w:rPr>
-          <w:b/>
-          <w:bCs/>
-          <w:color w:val="4CAF50"/>
-          <w:sz w:val="22"/>
-          <w:szCs w:val="22"/>
-        </w:rPr>
-        <w:t xml:space="preserve">B</w:t>
-      </w:r>
-    </w:p>
-    <w:p>
-      <w:pPr>
-        <w:spacing w:after="80"/>
-        <w:ind w:left="360"/>
-      </w:pPr>
-      <w:r>
-        <w:rPr>
-          <w:b/>
-          <w:bCs/>
-          <w:color w:val="1B365D"/>
-          <w:sz w:val="20"/>
-          <w:szCs w:val="20"/>
-        </w:rPr>
-        <w:t xml:space="preserve">Explanation: </w:t>
-      </w:r>
-      <w:r>
-        <w:rPr>
-          <w:color w:val="1A1A2E"/>
-          <w:sz w:val="20"/>
-          <w:szCs w:val="20"/>
-        </w:rPr>
-        <w:t xml:space="preserve">Tool use refers to an agent's capability to select and invoke functions based on task requirements.</w:t>
-      </w:r>
-    </w:p>
-    <w:p>
-      <w:pPr>
-        <w:spacing w:after="200"/>
-        <w:ind w:left="360"/>
-      </w:pPr>
-      <w:r>
-        <w:rPr>
-          <w:b/>
-          <w:bCs/>
-          <w:color w:val="5A5A6E"/>
-          <w:sz w:val="18"/>
-          <w:szCs w:val="18"/>
-        </w:rPr>
-        <w:t xml:space="preserve">Topic Reference: </w:t>
-      </w:r>
-      <w:r>
-        <w:rPr>
-          <w:color w:val="5A5A6E"/>
-          <w:sz w:val="18"/>
-          <w:szCs w:val="18"/>
-        </w:rPr>
-        <w:t xml:space="preserve">AI Agents | Week 5</w:t>
-      </w:r>
-    </w:p>
-    <w:p>
-      <w:pPr>
-        <w:spacing w:before="200" w:after="100"/>
-      </w:pPr>
-      <w:r>
-        <w:rPr>
-          <w:b/>
-          <w:bCs/>
-          <w:color w:val="2E86AB"/>
-          <w:sz w:val="22"/>
-          <w:szCs w:val="22"/>
-        </w:rPr>
-        <w:t xml:space="preserve">Q69. </w:t>
-      </w:r>
-      <w:r>
-        <w:rPr>
-          <w:b/>
-          <w:bCs/>
-          <w:color w:val="1A1A2E"/>
-          <w:sz w:val="22"/>
-          <w:szCs w:val="22"/>
-        </w:rPr>
-        <w:t xml:space="preserve">ANSWER: </w:t>
-      </w:r>
-      <w:r>
-        <w:rPr>
-          <w:b/>
-          <w:bCs/>
-          <w:color w:val="4CAF50"/>
-          <w:sz w:val="22"/>
-          <w:szCs w:val="22"/>
-        </w:rPr>
-        <w:t xml:space="preserve">B</w:t>
-      </w:r>
-    </w:p>
-    <w:p>
-      <w:pPr>
-        <w:spacing w:after="80"/>
-        <w:ind w:left="360"/>
-      </w:pPr>
-      <w:r>
-        <w:rPr>
-          <w:b/>
-          <w:bCs/>
-          <w:color w:val="1B365D"/>
-          <w:sz w:val="20"/>
-          <w:szCs w:val="20"/>
-        </w:rPr>
-        <w:t xml:space="preserve">Explanation: </w:t>
-      </w:r>
-      <w:r>
-        <w:rPr>
-          <w:color w:val="1A1A2E"/>
-          <w:sz w:val="20"/>
-          <w:szCs w:val="20"/>
-        </w:rPr>
-        <w:t xml:space="preserve">An agentic workflow is an autonomous process where AI systems perform reasoning and actions iteratively.</w:t>
-      </w:r>
-    </w:p>
-    <w:p>
-      <w:pPr>
-        <w:spacing w:after="200"/>
-        <w:ind w:left="360"/>
-      </w:pPr>
-      <w:r>
-        <w:rPr>
-          <w:b/>
-          <w:bCs/>
-          <w:color w:val="5A5A6E"/>
-          <w:sz w:val="18"/>
-          <w:szCs w:val="18"/>
-        </w:rPr>
-        <w:t xml:space="preserve">Topic Reference: </w:t>
-      </w:r>
-      <w:r>
-        <w:rPr>
-          <w:color w:val="5A5A6E"/>
-          <w:sz w:val="18"/>
-          <w:szCs w:val="18"/>
-        </w:rPr>
-        <w:t xml:space="preserve">AI Agents | Week 5</w:t>
-      </w:r>
-    </w:p>
-    <w:p>
-      <w:pPr>
-        <w:spacing w:before="200" w:after="100"/>
-      </w:pPr>
-      <w:r>
-        <w:rPr>
-          <w:b/>
-          <w:bCs/>
-          <w:color w:val="2E86AB"/>
-          <w:sz w:val="22"/>
-          <w:szCs w:val="22"/>
-        </w:rPr>
-        <w:t xml:space="preserve">Q70. </w:t>
-      </w:r>
-      <w:r>
-        <w:rPr>
-          <w:b/>
-          <w:bCs/>
-          <w:color w:val="1A1A2E"/>
-          <w:sz w:val="22"/>
-          <w:szCs w:val="22"/>
-        </w:rPr>
-        <w:t xml:space="preserve">ANSWER: </w:t>
-      </w:r>
-      <w:r>
-        <w:rPr>
-          <w:b/>
-          <w:bCs/>
-          <w:color w:val="4CAF50"/>
-          <w:sz w:val="22"/>
-          <w:szCs w:val="22"/>
-        </w:rPr>
-        <w:t xml:space="preserve">B</w:t>
-      </w:r>
-    </w:p>
-    <w:p>
-      <w:pPr>
-        <w:spacing w:after="80"/>
-        <w:ind w:left="360"/>
-      </w:pPr>
-      <w:r>
-        <w:rPr>
-          <w:b/>
-          <w:bCs/>
-          <w:color w:val="1B365D"/>
-          <w:sz w:val="20"/>
-          <w:szCs w:val="20"/>
-        </w:rPr>
-        <w:t xml:space="preserve">Explanation: </w:t>
-      </w:r>
-      <w:r>
-        <w:rPr>
-          <w:color w:val="1A1A2E"/>
-          <w:sz w:val="20"/>
-          <w:szCs w:val="20"/>
-        </w:rPr>
-        <w:t xml:space="preserve">Agent evaluation measures task success, efficiency, tool selection correctness, and error recovery.</w:t>
-      </w:r>
-    </w:p>
-    <w:p>
-      <w:pPr>
-        <w:spacing w:after="200"/>
-        <w:ind w:left="360"/>
-      </w:pPr>
-      <w:r>
-        <w:rPr>
-          <w:b/>
-          <w:bCs/>
-          <w:color w:val="5A5A6E"/>
-          <w:sz w:val="18"/>
-          <w:szCs w:val="18"/>
-        </w:rPr>
-        <w:t xml:space="preserve">Topic Reference: </w:t>
-      </w:r>
-      <w:r>
-        <w:rPr>
-          <w:color w:val="5A5A6E"/>
-          <w:sz w:val="18"/>
-          <w:szCs w:val="18"/>
-        </w:rPr>
-        <w:t xml:space="preserve">AI Agents | Week 5</w:t>
-      </w:r>
-    </w:p>
-    <w:p>
-      <w:pPr>
-        <w:spacing w:before="200" w:after="100"/>
-      </w:pPr>
-      <w:r>
-        <w:rPr>
-          <w:b/>
-          <w:bCs/>
-          <w:color w:val="2E86AB"/>
-          <w:sz w:val="22"/>
-          <w:szCs w:val="22"/>
-        </w:rPr>
-        <w:t xml:space="preserve">Q71. </w:t>
-      </w:r>
-      <w:r>
-        <w:rPr>
-          <w:b/>
-          <w:bCs/>
-          <w:color w:val="1A1A2E"/>
-          <w:sz w:val="22"/>
-          <w:szCs w:val="22"/>
-        </w:rPr>
-        <w:t xml:space="preserve">ANSWER: </w:t>
-      </w:r>
-      <w:r>
-        <w:rPr>
-          <w:b/>
-          <w:bCs/>
-          <w:color w:val="4CAF50"/>
-          <w:sz w:val="22"/>
-          <w:szCs w:val="22"/>
-        </w:rPr>
-        <w:t xml:space="preserve">B</w:t>
+        <w:t>C</w:t>
       </w:r>
     </w:p>
     <w:p>
@@ -9404,6 +11752,172 @@
           <w:sz w:val="22"/>
           <w:szCs w:val="22"/>
         </w:rPr>
+        <w:t>D</w:t>
+      </w:r>
+    </w:p>
+    <w:p>
+      <w:pPr>
+        <w:spacing w:after="80"/>
+        <w:ind w:left="360"/>
+      </w:pPr>
+      <w:r>
+        <w:rPr>
+          <w:b/>
+          <w:bCs/>
+          <w:color w:val="1B365D"/>
+          <w:sz w:val="20"/>
+          <w:szCs w:val="20"/>
+        </w:rPr>
+        <w:t xml:space="preserve">Explanation: </w:t>
+      </w:r>
+      <w:r>
+        <w:rPr>
+          <w:color w:val="1A1A2E"/>
+          <w:sz w:val="20"/>
+          <w:szCs w:val="20"/>
+        </w:rPr>
+        <w:t xml:space="preserve">RAG (Retrieval-Augmented Generation) combines document retrieval with LLM generation for accurate, sourced responses.</w:t>
+      </w:r>
+    </w:p>
+    <w:p>
+      <w:pPr>
+        <w:spacing w:after="200"/>
+        <w:ind w:left="360"/>
+      </w:pPr>
+      <w:r>
+        <w:rPr>
+          <w:b/>
+          <w:bCs/>
+          <w:color w:val="5A5A6E"/>
+          <w:sz w:val="18"/>
+          <w:szCs w:val="18"/>
+        </w:rPr>
+        <w:t xml:space="preserve">Topic Reference: </w:t>
+      </w:r>
+      <w:r>
+        <w:rPr>
+          <w:color w:val="5A5A6E"/>
+          <w:sz w:val="18"/>
+          <w:szCs w:val="18"/>
+        </w:rPr>
+        <w:t xml:space="preserve">RAG Systems | Week 6</w:t>
+      </w:r>
+    </w:p>
+    <w:p>
+      <w:pPr>
+        <w:spacing w:before="200" w:after="100"/>
+      </w:pPr>
+      <w:r>
+        <w:rPr>
+          <w:b/>
+          <w:bCs/>
+          <w:color w:val="2E86AB"/>
+          <w:sz w:val="22"/>
+          <w:szCs w:val="22"/>
+        </w:rPr>
+        <w:t xml:space="preserve">Q74. </w:t>
+      </w:r>
+      <w:r>
+        <w:rPr>
+          <w:b/>
+          <w:bCs/>
+          <w:color w:val="1A1A2E"/>
+          <w:sz w:val="22"/>
+          <w:szCs w:val="22"/>
+        </w:rPr>
+        <w:t xml:space="preserve">ANSWER: </w:t>
+      </w:r>
+      <w:r>
+        <w:rPr>
+          <w:b/>
+          <w:bCs/>
+          <w:color w:val="4CAF50"/>
+          <w:sz w:val="22"/>
+          <w:szCs w:val="22"/>
+        </w:rPr>
+        <w:t>A</w:t>
+      </w:r>
+    </w:p>
+    <w:p>
+      <w:pPr>
+        <w:spacing w:after="80"/>
+        <w:ind w:left="360"/>
+      </w:pPr>
+      <w:r>
+        <w:rPr>
+          <w:b/>
+          <w:bCs/>
+          <w:color w:val="1B365D"/>
+          <w:sz w:val="20"/>
+          <w:szCs w:val="20"/>
+        </w:rPr>
+        <w:t xml:space="preserve">Explanation: </w:t>
+      </w:r>
+      <w:r>
+        <w:rPr>
+          <w:color w:val="1A1A2E"/>
+          <w:sz w:val="20"/>
+          <w:szCs w:val="20"/>
+        </w:rPr>
+        <w:t xml:space="preserve">Chunking splits documents into overlapping segments of manageable size for efficient embedding and retrieval.</w:t>
+      </w:r>
+    </w:p>
+    <w:p>
+      <w:pPr>
+        <w:spacing w:after="200"/>
+        <w:ind w:left="360"/>
+      </w:pPr>
+      <w:r>
+        <w:rPr>
+          <w:b/>
+          <w:bCs/>
+          <w:color w:val="5A5A6E"/>
+          <w:sz w:val="18"/>
+          <w:szCs w:val="18"/>
+        </w:rPr>
+        <w:t xml:space="preserve">Topic Reference: </w:t>
+      </w:r>
+      <w:r>
+        <w:rPr>
+          <w:color w:val="5A5A6E"/>
+          <w:sz w:val="18"/>
+          <w:szCs w:val="18"/>
+        </w:rPr>
+        <w:t xml:space="preserve">RAG Systems | Week 6</w:t>
+      </w:r>
+    </w:p>
+    <w:p>
+      <w:pPr>
+        <w:spacing w:before="200" w:after="100"/>
+      </w:pPr>
+      <w:r>
+        <w:rPr>
+          <w:b/>
+          <w:bCs/>
+          <w:color w:val="2E86AB"/>
+          <w:sz w:val="22"/>
+          <w:szCs w:val="22"/>
+        </w:rPr>
+        <w:t xml:space="preserve">Q75. </w:t>
+      </w:r>
+      <w:r>
+        <w:rPr>
+          <w:b/>
+          <w:bCs/>
+          <w:color w:val="1A1A2E"/>
+          <w:sz w:val="22"/>
+          <w:szCs w:val="22"/>
+        </w:rPr>
+        <w:t xml:space="preserve">ANSWER: </w:t>
+      </w:r>
+      <w:r>
+        <w:rPr>
+          <w:b/>
+          <w:bCs/>
+          <w:color w:val="4CAF50"/>
+          <w:sz w:val="22"/>
+          <w:szCs w:val="22"/>
+        </w:rPr>
         <w:t xml:space="preserve">B</w:t>
       </w:r>
     </w:p>
@@ -9428,7 +11942,7 @@
           <w:sz w:val="20"/>
           <w:szCs w:val="20"/>
         </w:rPr>
-        <w:t xml:space="preserve">RAG (Retrieval-Augmented Generation) combines document retrieval with LLM generation for accurate, sourced responses.</w:t>
+        <w:t xml:space="preserve">Embeddings are dense vector representations capturing semantic meaning, enabling similarity-based retrieval.</w:t>
       </w:r>
     </w:p>
     <w:p>
@@ -9467,7 +11981,7 @@
           <w:sz w:val="22"/>
           <w:szCs w:val="22"/>
         </w:rPr>
-        <w:t xml:space="preserve">Q74. </w:t>
+        <w:t xml:space="preserve">Q76. </w:t>
       </w:r>
       <w:r>
         <w:rPr>
@@ -9511,7 +12025,7 @@
           <w:sz w:val="20"/>
           <w:szCs w:val="20"/>
         </w:rPr>
-        <w:t xml:space="preserve">Chunking splits documents into overlapping segments of manageable size for efficient embedding and retrieval.</w:t>
+        <w:t xml:space="preserve">Sentence-transformers and specialized embedding models convert text into vectors for semantic search.</w:t>
       </w:r>
     </w:p>
     <w:p>
@@ -9550,7 +12064,7 @@
           <w:sz w:val="22"/>
           <w:szCs w:val="22"/>
         </w:rPr>
-        <w:t xml:space="preserve">Q75. </w:t>
+        <w:t xml:space="preserve">Q77. </w:t>
       </w:r>
       <w:r>
         <w:rPr>
@@ -9570,6 +12084,89 @@
           <w:sz w:val="22"/>
           <w:szCs w:val="22"/>
         </w:rPr>
+        <w:t>C</w:t>
+      </w:r>
+    </w:p>
+    <w:p>
+      <w:pPr>
+        <w:spacing w:after="80"/>
+        <w:ind w:left="360"/>
+      </w:pPr>
+      <w:r>
+        <w:rPr>
+          <w:b/>
+          <w:bCs/>
+          <w:color w:val="1B365D"/>
+          <w:sz w:val="20"/>
+          <w:szCs w:val="20"/>
+        </w:rPr>
+        <w:t xml:space="preserve">Explanation: </w:t>
+      </w:r>
+      <w:r>
+        <w:rPr>
+          <w:color w:val="1A1A2E"/>
+          <w:sz w:val="20"/>
+          <w:szCs w:val="20"/>
+        </w:rPr>
+        <w:t xml:space="preserve">Retrieval fetches semantically similar documents using embedding similarity (cosine distance).</w:t>
+      </w:r>
+    </w:p>
+    <w:p>
+      <w:pPr>
+        <w:spacing w:after="200"/>
+        <w:ind w:left="360"/>
+      </w:pPr>
+      <w:r>
+        <w:rPr>
+          <w:b/>
+          <w:bCs/>
+          <w:color w:val="5A5A6E"/>
+          <w:sz w:val="18"/>
+          <w:szCs w:val="18"/>
+        </w:rPr>
+        <w:t xml:space="preserve">Topic Reference: </w:t>
+      </w:r>
+      <w:r>
+        <w:rPr>
+          <w:color w:val="5A5A6E"/>
+          <w:sz w:val="18"/>
+          <w:szCs w:val="18"/>
+        </w:rPr>
+        <w:t xml:space="preserve">RAG Systems | Week 6</w:t>
+      </w:r>
+    </w:p>
+    <w:p>
+      <w:pPr>
+        <w:spacing w:before="200" w:after="100"/>
+      </w:pPr>
+      <w:r>
+        <w:rPr>
+          <w:b/>
+          <w:bCs/>
+          <w:color w:val="2E86AB"/>
+          <w:sz w:val="22"/>
+          <w:szCs w:val="22"/>
+        </w:rPr>
+        <w:t xml:space="preserve">Q78. </w:t>
+      </w:r>
+      <w:r>
+        <w:rPr>
+          <w:b/>
+          <w:bCs/>
+          <w:color w:val="1A1A2E"/>
+          <w:sz w:val="22"/>
+          <w:szCs w:val="22"/>
+        </w:rPr>
+        <w:t xml:space="preserve">ANSWER: </w:t>
+      </w:r>
+      <w:r>
+        <w:rPr>
+          <w:b/>
+          <w:bCs/>
+          <w:color w:val="4CAF50"/>
+          <w:sz w:val="22"/>
+          <w:szCs w:val="22"/>
+        </w:rPr>
         <w:t xml:space="preserve">B</w:t>
       </w:r>
     </w:p>
@@ -9594,7 +12191,7 @@
           <w:sz w:val="20"/>
           <w:szCs w:val="20"/>
         </w:rPr>
-        <w:t xml:space="preserve">Embeddings are dense vector representations capturing semantic meaning, enabling similarity-based retrieval.</w:t>
+        <w:t xml:space="preserve">Context window limits how many tokens the LLM can process, affecting chunk and document selection.</w:t>
       </w:r>
     </w:p>
     <w:p>
@@ -9633,7 +12230,7 @@
           <w:sz w:val="22"/>
           <w:szCs w:val="22"/>
         </w:rPr>
-        <w:t xml:space="preserve">Q76. </w:t>
+        <w:t xml:space="preserve">Q79. </w:t>
       </w:r>
       <w:r>
         <w:rPr>
@@ -9653,6 +12250,89 @@
           <w:sz w:val="22"/>
           <w:szCs w:val="22"/>
         </w:rPr>
+        <w:t>D</w:t>
+      </w:r>
+    </w:p>
+    <w:p>
+      <w:pPr>
+        <w:spacing w:after="80"/>
+        <w:ind w:left="360"/>
+      </w:pPr>
+      <w:r>
+        <w:rPr>
+          <w:b/>
+          <w:bCs/>
+          <w:color w:val="1B365D"/>
+          <w:sz w:val="20"/>
+          <w:szCs w:val="20"/>
+        </w:rPr>
+        <w:t xml:space="preserve">Explanation: </w:t>
+      </w:r>
+      <w:r>
+        <w:rPr>
+          <w:color w:val="1A1A2E"/>
+          <w:sz w:val="20"/>
+          <w:szCs w:val="20"/>
+        </w:rPr>
+        <w:t xml:space="preserve">Knowledge graphs represent entities and their relationships, enabling structured semantic understanding.</w:t>
+      </w:r>
+    </w:p>
+    <w:p>
+      <w:pPr>
+        <w:spacing w:after="200"/>
+        <w:ind w:left="360"/>
+      </w:pPr>
+      <w:r>
+        <w:rPr>
+          <w:b/>
+          <w:bCs/>
+          <w:color w:val="5A5A6E"/>
+          <w:sz w:val="18"/>
+          <w:szCs w:val="18"/>
+        </w:rPr>
+        <w:t xml:space="preserve">Topic Reference: </w:t>
+      </w:r>
+      <w:r>
+        <w:rPr>
+          <w:color w:val="5A5A6E"/>
+          <w:sz w:val="18"/>
+          <w:szCs w:val="18"/>
+        </w:rPr>
+        <w:t xml:space="preserve">RAG Systems | Week 6</w:t>
+      </w:r>
+    </w:p>
+    <w:p>
+      <w:pPr>
+        <w:spacing w:before="200" w:after="100"/>
+      </w:pPr>
+      <w:r>
+        <w:rPr>
+          <w:b/>
+          <w:bCs/>
+          <w:color w:val="2E86AB"/>
+          <w:sz w:val="22"/>
+          <w:szCs w:val="22"/>
+        </w:rPr>
+        <w:t xml:space="preserve">Q80. </w:t>
+      </w:r>
+      <w:r>
+        <w:rPr>
+          <w:b/>
+          <w:bCs/>
+          <w:color w:val="1A1A2E"/>
+          <w:sz w:val="22"/>
+          <w:szCs w:val="22"/>
+        </w:rPr>
+        <w:t xml:space="preserve">ANSWER: </w:t>
+      </w:r>
+      <w:r>
+        <w:rPr>
+          <w:b/>
+          <w:bCs/>
+          <w:color w:val="4CAF50"/>
+          <w:sz w:val="22"/>
+          <w:szCs w:val="22"/>
+        </w:rPr>
         <w:t xml:space="preserve">B</w:t>
       </w:r>
     </w:p>
@@ -9677,7 +12357,7 @@
           <w:sz w:val="20"/>
           <w:szCs w:val="20"/>
         </w:rPr>
-        <w:t xml:space="preserve">Sentence-transformers and specialized embedding models convert text into vectors for semantic search.</w:t>
+        <w:t xml:space="preserve">Cosine similarity measures angular distance between embedding vectors, ideal for high-dimensional retrieval.</w:t>
       </w:r>
     </w:p>
     <w:p>
@@ -9716,7 +12396,7 @@
           <w:sz w:val="22"/>
           <w:szCs w:val="22"/>
         </w:rPr>
-        <w:t xml:space="preserve">Q77. </w:t>
+        <w:t xml:space="preserve">Q81. </w:t>
       </w:r>
       <w:r>
         <w:rPr>
@@ -9760,7 +12440,7 @@
           <w:sz w:val="20"/>
           <w:szCs w:val="20"/>
         </w:rPr>
-        <w:t xml:space="preserve">Retrieval fetches semantically similar documents using embedding similarity (cosine distance).</w:t>
+        <w:t xml:space="preserve">Reranking reorders retrieved documents using a more sophisticated model, improving relevance.</w:t>
       </w:r>
     </w:p>
     <w:p>
@@ -9799,7 +12479,7 @@
           <w:sz w:val="22"/>
           <w:szCs w:val="22"/>
         </w:rPr>
-        <w:t xml:space="preserve">Q78. </w:t>
+        <w:t xml:space="preserve">Q82. </w:t>
       </w:r>
       <w:r>
         <w:rPr>
@@ -9819,6 +12499,89 @@
           <w:sz w:val="22"/>
           <w:szCs w:val="22"/>
         </w:rPr>
+        <w:t>C</w:t>
+      </w:r>
+    </w:p>
+    <w:p>
+      <w:pPr>
+        <w:spacing w:after="80"/>
+        <w:ind w:left="360"/>
+      </w:pPr>
+      <w:r>
+        <w:rPr>
+          <w:b/>
+          <w:bCs/>
+          <w:color w:val="1B365D"/>
+          <w:sz w:val="20"/>
+          <w:szCs w:val="20"/>
+        </w:rPr>
+        <w:t xml:space="preserve">Explanation: </w:t>
+      </w:r>
+      <w:r>
+        <w:rPr>
+          <w:color w:val="1A1A2E"/>
+          <w:sz w:val="20"/>
+          <w:szCs w:val="20"/>
+        </w:rPr>
+        <w:t xml:space="preserve">RAG enables dynamic knowledge updates without model retraining, supporting knowledge cutoff solutions.</w:t>
+      </w:r>
+    </w:p>
+    <w:p>
+      <w:pPr>
+        <w:spacing w:after="200"/>
+        <w:ind w:left="360"/>
+      </w:pPr>
+      <w:r>
+        <w:rPr>
+          <w:b/>
+          <w:bCs/>
+          <w:color w:val="5A5A6E"/>
+          <w:sz w:val="18"/>
+          <w:szCs w:val="18"/>
+        </w:rPr>
+        <w:t xml:space="preserve">Topic Reference: </w:t>
+      </w:r>
+      <w:r>
+        <w:rPr>
+          <w:color w:val="5A5A6E"/>
+          <w:sz w:val="18"/>
+          <w:szCs w:val="18"/>
+        </w:rPr>
+        <w:t xml:space="preserve">RAG Systems | Week 6</w:t>
+      </w:r>
+    </w:p>
+    <w:p>
+      <w:pPr>
+        <w:spacing w:before="200" w:after="100"/>
+      </w:pPr>
+      <w:r>
+        <w:rPr>
+          <w:b/>
+          <w:bCs/>
+          <w:color w:val="2E86AB"/>
+          <w:sz w:val="22"/>
+          <w:szCs w:val="22"/>
+        </w:rPr>
+        <w:t xml:space="preserve">Q83. </w:t>
+      </w:r>
+      <w:r>
+        <w:rPr>
+          <w:b/>
+          <w:bCs/>
+          <w:color w:val="1A1A2E"/>
+          <w:sz w:val="22"/>
+          <w:szCs w:val="22"/>
+        </w:rPr>
+        <w:t xml:space="preserve">ANSWER: </w:t>
+      </w:r>
+      <w:r>
+        <w:rPr>
+          <w:b/>
+          <w:bCs/>
+          <w:color w:val="4CAF50"/>
+          <w:sz w:val="22"/>
+          <w:szCs w:val="22"/>
+        </w:rPr>
         <w:t xml:space="preserve">B</w:t>
       </w:r>
     </w:p>
@@ -9843,7 +12606,7 @@
           <w:sz w:val="20"/>
           <w:szCs w:val="20"/>
         </w:rPr>
-        <w:t xml:space="preserve">Context window limits how many tokens the LLM can process, affecting chunk and document selection.</w:t>
+        <w:t xml:space="preserve">Semantic search finds documents based on meaning similarity, not keyword matching.</w:t>
       </w:r>
     </w:p>
     <w:p>
@@ -9882,7 +12645,7 @@
           <w:sz w:val="22"/>
           <w:szCs w:val="22"/>
         </w:rPr>
-        <w:t xml:space="preserve">Q79. </w:t>
+        <w:t xml:space="preserve">Q84. </w:t>
       </w:r>
       <w:r>
         <w:rPr>
@@ -9902,422 +12665,7 @@
           <w:sz w:val="22"/>
           <w:szCs w:val="22"/>
         </w:rPr>
-        <w:t xml:space="preserve">B</w:t>
-      </w:r>
-    </w:p>
-    <w:p>
-      <w:pPr>
-        <w:spacing w:after="80"/>
-        <w:ind w:left="360"/>
-      </w:pPr>
-      <w:r>
-        <w:rPr>
-          <w:b/>
-          <w:bCs/>
-          <w:color w:val="1B365D"/>
-          <w:sz w:val="20"/>
-          <w:szCs w:val="20"/>
-        </w:rPr>
-        <w:t xml:space="preserve">Explanation: </w:t>
-      </w:r>
-      <w:r>
-        <w:rPr>
-          <w:color w:val="1A1A2E"/>
-          <w:sz w:val="20"/>
-          <w:szCs w:val="20"/>
-        </w:rPr>
-        <w:t xml:space="preserve">Knowledge graphs represent entities and their relationships, enabling structured semantic understanding.</w:t>
-      </w:r>
-    </w:p>
-    <w:p>
-      <w:pPr>
-        <w:spacing w:after="200"/>
-        <w:ind w:left="360"/>
-      </w:pPr>
-      <w:r>
-        <w:rPr>
-          <w:b/>
-          <w:bCs/>
-          <w:color w:val="5A5A6E"/>
-          <w:sz w:val="18"/>
-          <w:szCs w:val="18"/>
-        </w:rPr>
-        <w:t xml:space="preserve">Topic Reference: </w:t>
-      </w:r>
-      <w:r>
-        <w:rPr>
-          <w:color w:val="5A5A6E"/>
-          <w:sz w:val="18"/>
-          <w:szCs w:val="18"/>
-        </w:rPr>
-        <w:t xml:space="preserve">RAG Systems | Week 6</w:t>
-      </w:r>
-    </w:p>
-    <w:p>
-      <w:pPr>
-        <w:spacing w:before="200" w:after="100"/>
-      </w:pPr>
-      <w:r>
-        <w:rPr>
-          <w:b/>
-          <w:bCs/>
-          <w:color w:val="2E86AB"/>
-          <w:sz w:val="22"/>
-          <w:szCs w:val="22"/>
-        </w:rPr>
-        <w:t xml:space="preserve">Q80. </w:t>
-      </w:r>
-      <w:r>
-        <w:rPr>
-          <w:b/>
-          <w:bCs/>
-          <w:color w:val="1A1A2E"/>
-          <w:sz w:val="22"/>
-          <w:szCs w:val="22"/>
-        </w:rPr>
-        <w:t xml:space="preserve">ANSWER: </w:t>
-      </w:r>
-      <w:r>
-        <w:rPr>
-          <w:b/>
-          <w:bCs/>
-          <w:color w:val="4CAF50"/>
-          <w:sz w:val="22"/>
-          <w:szCs w:val="22"/>
-        </w:rPr>
-        <w:t xml:space="preserve">B</w:t>
-      </w:r>
-    </w:p>
-    <w:p>
-      <w:pPr>
-        <w:spacing w:after="80"/>
-        <w:ind w:left="360"/>
-      </w:pPr>
-      <w:r>
-        <w:rPr>
-          <w:b/>
-          <w:bCs/>
-          <w:color w:val="1B365D"/>
-          <w:sz w:val="20"/>
-          <w:szCs w:val="20"/>
-        </w:rPr>
-        <w:t xml:space="preserve">Explanation: </w:t>
-      </w:r>
-      <w:r>
-        <w:rPr>
-          <w:color w:val="1A1A2E"/>
-          <w:sz w:val="20"/>
-          <w:szCs w:val="20"/>
-        </w:rPr>
-        <w:t xml:space="preserve">Cosine similarity measures angular distance between embedding vectors, ideal for high-dimensional retrieval.</w:t>
-      </w:r>
-    </w:p>
-    <w:p>
-      <w:pPr>
-        <w:spacing w:after="200"/>
-        <w:ind w:left="360"/>
-      </w:pPr>
-      <w:r>
-        <w:rPr>
-          <w:b/>
-          <w:bCs/>
-          <w:color w:val="5A5A6E"/>
-          <w:sz w:val="18"/>
-          <w:szCs w:val="18"/>
-        </w:rPr>
-        <w:t xml:space="preserve">Topic Reference: </w:t>
-      </w:r>
-      <w:r>
-        <w:rPr>
-          <w:color w:val="5A5A6E"/>
-          <w:sz w:val="18"/>
-          <w:szCs w:val="18"/>
-        </w:rPr>
-        <w:t xml:space="preserve">RAG Systems | Week 6</w:t>
-      </w:r>
-    </w:p>
-    <w:p>
-      <w:pPr>
-        <w:spacing w:before="200" w:after="100"/>
-      </w:pPr>
-      <w:r>
-        <w:rPr>
-          <w:b/>
-          <w:bCs/>
-          <w:color w:val="2E86AB"/>
-          <w:sz w:val="22"/>
-          <w:szCs w:val="22"/>
-        </w:rPr>
-        <w:t xml:space="preserve">Q81. </w:t>
-      </w:r>
-      <w:r>
-        <w:rPr>
-          <w:b/>
-          <w:bCs/>
-          <w:color w:val="1A1A2E"/>
-          <w:sz w:val="22"/>
-          <w:szCs w:val="22"/>
-        </w:rPr>
-        <w:t xml:space="preserve">ANSWER: </w:t>
-      </w:r>
-      <w:r>
-        <w:rPr>
-          <w:b/>
-          <w:bCs/>
-          <w:color w:val="4CAF50"/>
-          <w:sz w:val="22"/>
-          <w:szCs w:val="22"/>
-        </w:rPr>
-        <w:t xml:space="preserve">B</w:t>
-      </w:r>
-    </w:p>
-    <w:p>
-      <w:pPr>
-        <w:spacing w:after="80"/>
-        <w:ind w:left="360"/>
-      </w:pPr>
-      <w:r>
-        <w:rPr>
-          <w:b/>
-          <w:bCs/>
-          <w:color w:val="1B365D"/>
-          <w:sz w:val="20"/>
-          <w:szCs w:val="20"/>
-        </w:rPr>
-        <w:t xml:space="preserve">Explanation: </w:t>
-      </w:r>
-      <w:r>
-        <w:rPr>
-          <w:color w:val="1A1A2E"/>
-          <w:sz w:val="20"/>
-          <w:szCs w:val="20"/>
-        </w:rPr>
-        <w:t xml:space="preserve">Reranking reorders retrieved documents using a more sophisticated model, improving relevance.</w:t>
-      </w:r>
-    </w:p>
-    <w:p>
-      <w:pPr>
-        <w:spacing w:after="200"/>
-        <w:ind w:left="360"/>
-      </w:pPr>
-      <w:r>
-        <w:rPr>
-          <w:b/>
-          <w:bCs/>
-          <w:color w:val="5A5A6E"/>
-          <w:sz w:val="18"/>
-          <w:szCs w:val="18"/>
-        </w:rPr>
-        <w:t xml:space="preserve">Topic Reference: </w:t>
-      </w:r>
-      <w:r>
-        <w:rPr>
-          <w:color w:val="5A5A6E"/>
-          <w:sz w:val="18"/>
-          <w:szCs w:val="18"/>
-        </w:rPr>
-        <w:t xml:space="preserve">RAG Systems | Week 6</w:t>
-      </w:r>
-    </w:p>
-    <w:p>
-      <w:pPr>
-        <w:spacing w:before="200" w:after="100"/>
-      </w:pPr>
-      <w:r>
-        <w:rPr>
-          <w:b/>
-          <w:bCs/>
-          <w:color w:val="2E86AB"/>
-          <w:sz w:val="22"/>
-          <w:szCs w:val="22"/>
-        </w:rPr>
-        <w:t xml:space="preserve">Q82. </w:t>
-      </w:r>
-      <w:r>
-        <w:rPr>
-          <w:b/>
-          <w:bCs/>
-          <w:color w:val="1A1A2E"/>
-          <w:sz w:val="22"/>
-          <w:szCs w:val="22"/>
-        </w:rPr>
-        <w:t xml:space="preserve">ANSWER: </w:t>
-      </w:r>
-      <w:r>
-        <w:rPr>
-          <w:b/>
-          <w:bCs/>
-          <w:color w:val="4CAF50"/>
-          <w:sz w:val="22"/>
-          <w:szCs w:val="22"/>
-        </w:rPr>
-        <w:t xml:space="preserve">B</w:t>
-      </w:r>
-    </w:p>
-    <w:p>
-      <w:pPr>
-        <w:spacing w:after="80"/>
-        <w:ind w:left="360"/>
-      </w:pPr>
-      <w:r>
-        <w:rPr>
-          <w:b/>
-          <w:bCs/>
-          <w:color w:val="1B365D"/>
-          <w:sz w:val="20"/>
-          <w:szCs w:val="20"/>
-        </w:rPr>
-        <w:t xml:space="preserve">Explanation: </w:t>
-      </w:r>
-      <w:r>
-        <w:rPr>
-          <w:color w:val="1A1A2E"/>
-          <w:sz w:val="20"/>
-          <w:szCs w:val="20"/>
-        </w:rPr>
-        <w:t xml:space="preserve">RAG enables dynamic knowledge updates without model retraining, supporting knowledge cutoff solutions.</w:t>
-      </w:r>
-    </w:p>
-    <w:p>
-      <w:pPr>
-        <w:spacing w:after="200"/>
-        <w:ind w:left="360"/>
-      </w:pPr>
-      <w:r>
-        <w:rPr>
-          <w:b/>
-          <w:bCs/>
-          <w:color w:val="5A5A6E"/>
-          <w:sz w:val="18"/>
-          <w:szCs w:val="18"/>
-        </w:rPr>
-        <w:t xml:space="preserve">Topic Reference: </w:t>
-      </w:r>
-      <w:r>
-        <w:rPr>
-          <w:color w:val="5A5A6E"/>
-          <w:sz w:val="18"/>
-          <w:szCs w:val="18"/>
-        </w:rPr>
-        <w:t xml:space="preserve">RAG Systems | Week 6</w:t>
-      </w:r>
-    </w:p>
-    <w:p>
-      <w:pPr>
-        <w:spacing w:before="200" w:after="100"/>
-      </w:pPr>
-      <w:r>
-        <w:rPr>
-          <w:b/>
-          <w:bCs/>
-          <w:color w:val="2E86AB"/>
-          <w:sz w:val="22"/>
-          <w:szCs w:val="22"/>
-        </w:rPr>
-        <w:t xml:space="preserve">Q83. </w:t>
-      </w:r>
-      <w:r>
-        <w:rPr>
-          <w:b/>
-          <w:bCs/>
-          <w:color w:val="1A1A2E"/>
-          <w:sz w:val="22"/>
-          <w:szCs w:val="22"/>
-        </w:rPr>
-        <w:t xml:space="preserve">ANSWER: </w:t>
-      </w:r>
-      <w:r>
-        <w:rPr>
-          <w:b/>
-          <w:bCs/>
-          <w:color w:val="4CAF50"/>
-          <w:sz w:val="22"/>
-          <w:szCs w:val="22"/>
-        </w:rPr>
-        <w:t xml:space="preserve">B</w:t>
-      </w:r>
-    </w:p>
-    <w:p>
-      <w:pPr>
-        <w:spacing w:after="80"/>
-        <w:ind w:left="360"/>
-      </w:pPr>
-      <w:r>
-        <w:rPr>
-          <w:b/>
-          <w:bCs/>
-          <w:color w:val="1B365D"/>
-          <w:sz w:val="20"/>
-          <w:szCs w:val="20"/>
-        </w:rPr>
-        <w:t xml:space="preserve">Explanation: </w:t>
-      </w:r>
-      <w:r>
-        <w:rPr>
-          <w:color w:val="1A1A2E"/>
-          <w:sz w:val="20"/>
-          <w:szCs w:val="20"/>
-        </w:rPr>
-        <w:t xml:space="preserve">Semantic search finds documents based on meaning similarity, not keyword matching.</w:t>
-      </w:r>
-    </w:p>
-    <w:p>
-      <w:pPr>
-        <w:spacing w:after="200"/>
-        <w:ind w:left="360"/>
-      </w:pPr>
-      <w:r>
-        <w:rPr>
-          <w:b/>
-          <w:bCs/>
-          <w:color w:val="5A5A6E"/>
-          <w:sz w:val="18"/>
-          <w:szCs w:val="18"/>
-        </w:rPr>
-        <w:t xml:space="preserve">Topic Reference: </w:t>
-      </w:r>
-      <w:r>
-        <w:rPr>
-          <w:color w:val="5A5A6E"/>
-          <w:sz w:val="18"/>
-          <w:szCs w:val="18"/>
-        </w:rPr>
-        <w:t xml:space="preserve">RAG Systems | Week 6</w:t>
-      </w:r>
-    </w:p>
-    <w:p>
-      <w:pPr>
-        <w:spacing w:before="200" w:after="100"/>
-      </w:pPr>
-      <w:r>
-        <w:rPr>
-          <w:b/>
-          <w:bCs/>
-          <w:color w:val="2E86AB"/>
-          <w:sz w:val="22"/>
-          <w:szCs w:val="22"/>
-        </w:rPr>
-        <w:t xml:space="preserve">Q84. </w:t>
-      </w:r>
-      <w:r>
-        <w:rPr>
-          <w:b/>
-          <w:bCs/>
-          <w:color w:val="1A1A2E"/>
-          <w:sz w:val="22"/>
-          <w:szCs w:val="22"/>
-        </w:rPr>
-        <w:t xml:space="preserve">ANSWER: </w:t>
-      </w:r>
-      <w:r>
-        <w:rPr>
-          <w:b/>
-          <w:bCs/>
-          <w:color w:val="4CAF50"/>
-          <w:sz w:val="22"/>
-          <w:szCs w:val="22"/>
-        </w:rPr>
-        <w:t xml:space="preserve">B</w:t>
+        <w:t>D</w:t>
       </w:r>
     </w:p>
     <w:p>
@@ -10671,6 +13019,172 @@
           <w:sz w:val="22"/>
           <w:szCs w:val="22"/>
         </w:rPr>
+        <w:t>A</w:t>
+      </w:r>
+    </w:p>
+    <w:p>
+      <w:pPr>
+        <w:spacing w:after="80"/>
+        <w:ind w:left="360"/>
+      </w:pPr>
+      <w:r>
+        <w:rPr>
+          <w:b/>
+          <w:bCs/>
+          <w:color w:val="1B365D"/>
+          <w:sz w:val="20"/>
+          <w:szCs w:val="20"/>
+        </w:rPr>
+        <w:t xml:space="preserve">Explanation: </w:t>
+      </w:r>
+      <w:r>
+        <w:rPr>
+          <w:color w:val="1A1A2E"/>
+          <w:sz w:val="20"/>
+          <w:szCs w:val="20"/>
+        </w:rPr>
+        <w:t xml:space="preserve">Monitoring tracks model performance metrics, API latency, resource usage, and detects anomalies.</w:t>
+      </w:r>
+    </w:p>
+    <w:p>
+      <w:pPr>
+        <w:spacing w:after="200"/>
+        <w:ind w:left="360"/>
+      </w:pPr>
+      <w:r>
+        <w:rPr>
+          <w:b/>
+          <w:bCs/>
+          <w:color w:val="5A5A6E"/>
+          <w:sz w:val="18"/>
+          <w:szCs w:val="18"/>
+        </w:rPr>
+        <w:t xml:space="preserve">Topic Reference: </w:t>
+      </w:r>
+      <w:r>
+        <w:rPr>
+          <w:color w:val="5A5A6E"/>
+          <w:sz w:val="18"/>
+          <w:szCs w:val="18"/>
+        </w:rPr>
+        <w:t xml:space="preserve">Deployment &amp; MLOps | Week 7</w:t>
+      </w:r>
+    </w:p>
+    <w:p>
+      <w:pPr>
+        <w:spacing w:before="200" w:after="100"/>
+      </w:pPr>
+      <w:r>
+        <w:rPr>
+          <w:b/>
+          <w:bCs/>
+          <w:color w:val="2E86AB"/>
+          <w:sz w:val="22"/>
+          <w:szCs w:val="22"/>
+        </w:rPr>
+        <w:t xml:space="preserve">Q89. </w:t>
+      </w:r>
+      <w:r>
+        <w:rPr>
+          <w:b/>
+          <w:bCs/>
+          <w:color w:val="1A1A2E"/>
+          <w:sz w:val="22"/>
+          <w:szCs w:val="22"/>
+        </w:rPr>
+        <w:t xml:space="preserve">ANSWER: </w:t>
+      </w:r>
+      <w:r>
+        <w:rPr>
+          <w:b/>
+          <w:bCs/>
+          <w:color w:val="4CAF50"/>
+          <w:sz w:val="22"/>
+          <w:szCs w:val="22"/>
+        </w:rPr>
+        <w:t>C</w:t>
+      </w:r>
+    </w:p>
+    <w:p>
+      <w:pPr>
+        <w:spacing w:after="80"/>
+        <w:ind w:left="360"/>
+      </w:pPr>
+      <w:r>
+        <w:rPr>
+          <w:b/>
+          <w:bCs/>
+          <w:color w:val="1B365D"/>
+          <w:sz w:val="20"/>
+          <w:szCs w:val="20"/>
+        </w:rPr>
+        <w:t xml:space="preserve">Explanation: </w:t>
+      </w:r>
+      <w:r>
+        <w:rPr>
+          <w:color w:val="1A1A2E"/>
+          <w:sz w:val="20"/>
+          <w:szCs w:val="20"/>
+        </w:rPr>
+        <w:t xml:space="preserve">Model drift occurs when real-world data distribution changes, degrading model performance over time.</w:t>
+      </w:r>
+    </w:p>
+    <w:p>
+      <w:pPr>
+        <w:spacing w:after="200"/>
+        <w:ind w:left="360"/>
+      </w:pPr>
+      <w:r>
+        <w:rPr>
+          <w:b/>
+          <w:bCs/>
+          <w:color w:val="5A5A6E"/>
+          <w:sz w:val="18"/>
+          <w:szCs w:val="18"/>
+        </w:rPr>
+        <w:t xml:space="preserve">Topic Reference: </w:t>
+      </w:r>
+      <w:r>
+        <w:rPr>
+          <w:color w:val="5A5A6E"/>
+          <w:sz w:val="18"/>
+          <w:szCs w:val="18"/>
+        </w:rPr>
+        <w:t xml:space="preserve">Deployment &amp; MLOps | Week 7</w:t>
+      </w:r>
+    </w:p>
+    <w:p>
+      <w:pPr>
+        <w:spacing w:before="200" w:after="100"/>
+      </w:pPr>
+      <w:r>
+        <w:rPr>
+          <w:b/>
+          <w:bCs/>
+          <w:color w:val="2E86AB"/>
+          <w:sz w:val="22"/>
+          <w:szCs w:val="22"/>
+        </w:rPr>
+        <w:t xml:space="preserve">Q90. </w:t>
+      </w:r>
+      <w:r>
+        <w:rPr>
+          <w:b/>
+          <w:bCs/>
+          <w:color w:val="1A1A2E"/>
+          <w:sz w:val="22"/>
+          <w:szCs w:val="22"/>
+        </w:rPr>
+        <w:t xml:space="preserve">ANSWER: </w:t>
+      </w:r>
+      <w:r>
+        <w:rPr>
+          <w:b/>
+          <w:bCs/>
+          <w:color w:val="4CAF50"/>
+          <w:sz w:val="22"/>
+          <w:szCs w:val="22"/>
+        </w:rPr>
         <w:t xml:space="preserve">B</w:t>
       </w:r>
     </w:p>
@@ -10695,7 +13209,7 @@
           <w:sz w:val="20"/>
           <w:szCs w:val="20"/>
         </w:rPr>
-        <w:t xml:space="preserve">Monitoring tracks model performance metrics, API latency, resource usage, and detects anomalies.</w:t>
+        <w:t xml:space="preserve">Kubernetes orchestrates containerized applications, managing scaling, updates, and high availability.</w:t>
       </w:r>
     </w:p>
     <w:p>
@@ -10734,7 +13248,7 @@
           <w:sz w:val="22"/>
           <w:szCs w:val="22"/>
         </w:rPr>
-        <w:t xml:space="preserve">Q89. </w:t>
+        <w:t xml:space="preserve">Q91. </w:t>
       </w:r>
       <w:r>
         <w:rPr>
@@ -10754,173 +13268,7 @@
           <w:sz w:val="22"/>
           <w:szCs w:val="22"/>
         </w:rPr>
-        <w:t xml:space="preserve">B</w:t>
-      </w:r>
-    </w:p>
-    <w:p>
-      <w:pPr>
-        <w:spacing w:after="80"/>
-        <w:ind w:left="360"/>
-      </w:pPr>
-      <w:r>
-        <w:rPr>
-          <w:b/>
-          <w:bCs/>
-          <w:color w:val="1B365D"/>
-          <w:sz w:val="20"/>
-          <w:szCs w:val="20"/>
-        </w:rPr>
-        <w:t xml:space="preserve">Explanation: </w:t>
-      </w:r>
-      <w:r>
-        <w:rPr>
-          <w:color w:val="1A1A2E"/>
-          <w:sz w:val="20"/>
-          <w:szCs w:val="20"/>
-        </w:rPr>
-        <w:t xml:space="preserve">Model drift occurs when real-world data distribution changes, degrading model performance over time.</w:t>
-      </w:r>
-    </w:p>
-    <w:p>
-      <w:pPr>
-        <w:spacing w:after="200"/>
-        <w:ind w:left="360"/>
-      </w:pPr>
-      <w:r>
-        <w:rPr>
-          <w:b/>
-          <w:bCs/>
-          <w:color w:val="5A5A6E"/>
-          <w:sz w:val="18"/>
-          <w:szCs w:val="18"/>
-        </w:rPr>
-        <w:t xml:space="preserve">Topic Reference: </w:t>
-      </w:r>
-      <w:r>
-        <w:rPr>
-          <w:color w:val="5A5A6E"/>
-          <w:sz w:val="18"/>
-          <w:szCs w:val="18"/>
-        </w:rPr>
-        <w:t xml:space="preserve">Deployment &amp; MLOps | Week 7</w:t>
-      </w:r>
-    </w:p>
-    <w:p>
-      <w:pPr>
-        <w:spacing w:before="200" w:after="100"/>
-      </w:pPr>
-      <w:r>
-        <w:rPr>
-          <w:b/>
-          <w:bCs/>
-          <w:color w:val="2E86AB"/>
-          <w:sz w:val="22"/>
-          <w:szCs w:val="22"/>
-        </w:rPr>
-        <w:t xml:space="preserve">Q90. </w:t>
-      </w:r>
-      <w:r>
-        <w:rPr>
-          <w:b/>
-          <w:bCs/>
-          <w:color w:val="1A1A2E"/>
-          <w:sz w:val="22"/>
-          <w:szCs w:val="22"/>
-        </w:rPr>
-        <w:t xml:space="preserve">ANSWER: </w:t>
-      </w:r>
-      <w:r>
-        <w:rPr>
-          <w:b/>
-          <w:bCs/>
-          <w:color w:val="4CAF50"/>
-          <w:sz w:val="22"/>
-          <w:szCs w:val="22"/>
-        </w:rPr>
-        <w:t xml:space="preserve">B</w:t>
-      </w:r>
-    </w:p>
-    <w:p>
-      <w:pPr>
-        <w:spacing w:after="80"/>
-        <w:ind w:left="360"/>
-      </w:pPr>
-      <w:r>
-        <w:rPr>
-          <w:b/>
-          <w:bCs/>
-          <w:color w:val="1B365D"/>
-          <w:sz w:val="20"/>
-          <w:szCs w:val="20"/>
-        </w:rPr>
-        <w:t xml:space="preserve">Explanation: </w:t>
-      </w:r>
-      <w:r>
-        <w:rPr>
-          <w:color w:val="1A1A2E"/>
-          <w:sz w:val="20"/>
-          <w:szCs w:val="20"/>
-        </w:rPr>
-        <w:t xml:space="preserve">Kubernetes orchestrates containerized applications, managing scaling, updates, and high availability.</w:t>
-      </w:r>
-    </w:p>
-    <w:p>
-      <w:pPr>
-        <w:spacing w:after="200"/>
-        <w:ind w:left="360"/>
-      </w:pPr>
-      <w:r>
-        <w:rPr>
-          <w:b/>
-          <w:bCs/>
-          <w:color w:val="5A5A6E"/>
-          <w:sz w:val="18"/>
-          <w:szCs w:val="18"/>
-        </w:rPr>
-        <w:t xml:space="preserve">Topic Reference: </w:t>
-      </w:r>
-      <w:r>
-        <w:rPr>
-          <w:color w:val="5A5A6E"/>
-          <w:sz w:val="18"/>
-          <w:szCs w:val="18"/>
-        </w:rPr>
-        <w:t xml:space="preserve">Deployment &amp; MLOps | Week 7</w:t>
-      </w:r>
-    </w:p>
-    <w:p>
-      <w:pPr>
-        <w:spacing w:before="200" w:after="100"/>
-      </w:pPr>
-      <w:r>
-        <w:rPr>
-          <w:b/>
-          <w:bCs/>
-          <w:color w:val="2E86AB"/>
-          <w:sz w:val="22"/>
-          <w:szCs w:val="22"/>
-        </w:rPr>
-        <w:t xml:space="preserve">Q91. </w:t>
-      </w:r>
-      <w:r>
-        <w:rPr>
-          <w:b/>
-          <w:bCs/>
-          <w:color w:val="1A1A2E"/>
-          <w:sz w:val="22"/>
-          <w:szCs w:val="22"/>
-        </w:rPr>
-        <w:t xml:space="preserve">ANSWER: </w:t>
-      </w:r>
-      <w:r>
-        <w:rPr>
-          <w:b/>
-          <w:bCs/>
-          <w:color w:val="4CAF50"/>
-          <w:sz w:val="22"/>
-          <w:szCs w:val="22"/>
-        </w:rPr>
-        <w:t xml:space="preserve">B</w:t>
+        <w:t>D</w:t>
       </w:r>
     </w:p>
     <w:p>
@@ -11274,6 +13622,89 @@
           <w:sz w:val="22"/>
           <w:szCs w:val="22"/>
         </w:rPr>
+        <w:t>D</w:t>
+      </w:r>
+    </w:p>
+    <w:p>
+      <w:pPr>
+        <w:spacing w:after="80"/>
+        <w:ind w:left="360"/>
+      </w:pPr>
+      <w:r>
+        <w:rPr>
+          <w:b/>
+          <w:bCs/>
+          <w:color w:val="1B365D"/>
+          <w:sz w:val="20"/>
+          <w:szCs w:val="20"/>
+        </w:rPr>
+        <w:t xml:space="preserve">Explanation: </w:t>
+      </w:r>
+      <w:r>
+        <w:rPr>
+          <w:color w:val="1A1A2E"/>
+          <w:sz w:val="20"/>
+          <w:szCs w:val="20"/>
+        </w:rPr>
+        <w:t xml:space="preserve">Rate limiting controls request frequency, preventing abuse and ensuring fair resource distribution.</w:t>
+      </w:r>
+    </w:p>
+    <w:p>
+      <w:pPr>
+        <w:spacing w:after="200"/>
+        <w:ind w:left="360"/>
+      </w:pPr>
+      <w:r>
+        <w:rPr>
+          <w:b/>
+          <w:bCs/>
+          <w:color w:val="5A5A6E"/>
+          <w:sz w:val="18"/>
+          <w:szCs w:val="18"/>
+        </w:rPr>
+        <w:t xml:space="preserve">Topic Reference: </w:t>
+      </w:r>
+      <w:r>
+        <w:rPr>
+          <w:color w:val="5A5A6E"/>
+          <w:sz w:val="18"/>
+          <w:szCs w:val="18"/>
+        </w:rPr>
+        <w:t xml:space="preserve">Production Systems | Week 8</w:t>
+      </w:r>
+    </w:p>
+    <w:p>
+      <w:pPr>
+        <w:spacing w:before="200" w:after="100"/>
+      </w:pPr>
+      <w:r>
+        <w:rPr>
+          <w:b/>
+          <w:bCs/>
+          <w:color w:val="2E86AB"/>
+          <w:sz w:val="22"/>
+          <w:szCs w:val="22"/>
+        </w:rPr>
+        <w:t xml:space="preserve">Q96. </w:t>
+      </w:r>
+      <w:r>
+        <w:rPr>
+          <w:b/>
+          <w:bCs/>
+          <w:color w:val="1A1A2E"/>
+          <w:sz w:val="22"/>
+          <w:szCs w:val="22"/>
+        </w:rPr>
+        <w:t xml:space="preserve">ANSWER: </w:t>
+      </w:r>
+      <w:r>
+        <w:rPr>
+          <w:b/>
+          <w:bCs/>
+          <w:color w:val="4CAF50"/>
+          <w:sz w:val="22"/>
+          <w:szCs w:val="22"/>
+        </w:rPr>
         <w:t xml:space="preserve">B</w:t>
       </w:r>
     </w:p>
@@ -11298,7 +13729,7 @@
           <w:sz w:val="20"/>
           <w:szCs w:val="20"/>
         </w:rPr>
-        <w:t xml:space="preserve">Rate limiting controls request frequency, preventing abuse and ensuring fair resource distribution.</w:t>
+        <w:t xml:space="preserve">Prompt injection inserts malicious instructions into prompts to manipulate LLM behavior.</w:t>
       </w:r>
     </w:p>
     <w:p>
@@ -11337,7 +13768,7 @@
           <w:sz w:val="22"/>
           <w:szCs w:val="22"/>
         </w:rPr>
-        <w:t xml:space="preserve">Q96. </w:t>
+        <w:t xml:space="preserve">Q97. </w:t>
       </w:r>
       <w:r>
         <w:rPr>
@@ -11357,7 +13788,7 @@
           <w:sz w:val="22"/>
           <w:szCs w:val="22"/>
         </w:rPr>
-        <w:t xml:space="preserve">B</w:t>
+        <w:t xml:space="preserve">A</w:t>
       </w:r>
     </w:p>
     <w:p>
@@ -11381,7 +13812,7 @@
           <w:sz w:val="20"/>
           <w:szCs w:val="20"/>
         </w:rPr>
-        <w:t xml:space="preserve">Prompt injection inserts malicious instructions into prompts to manipulate LLM behavior.</w:t>
+        <w:t xml:space="preserve">Horizontal scaling adds more servers to distribute load, improving throughput and availability.</w:t>
       </w:r>
     </w:p>
     <w:p>
@@ -11420,7 +13851,7 @@
           <w:sz w:val="22"/>
           <w:szCs w:val="22"/>
         </w:rPr>
-        <w:t xml:space="preserve">Q97. </w:t>
+        <w:t xml:space="preserve">Q98. </w:t>
       </w:r>
       <w:r>
         <w:rPr>
@@ -11464,7 +13895,7 @@
           <w:sz w:val="20"/>
           <w:szCs w:val="20"/>
         </w:rPr>
-        <w:t xml:space="preserve">Horizontal scaling adds more servers to distribute load, improving throughput and availability.</w:t>
+        <w:t xml:space="preserve">An SLA (Service Level Agreement) defines uptime guarantees and response times for production systems.</w:t>
       </w:r>
     </w:p>
     <w:p>
@@ -11503,7 +13934,7 @@
           <w:sz w:val="22"/>
           <w:szCs w:val="22"/>
         </w:rPr>
-        <w:t xml:space="preserve">Q98. </w:t>
+        <w:t xml:space="preserve">Q99. </w:t>
       </w:r>
       <w:r>
         <w:rPr>
@@ -11523,90 +13954,7 @@
           <w:sz w:val="22"/>
           <w:szCs w:val="22"/>
         </w:rPr>
-        <w:t xml:space="preserve">A</w:t>
-      </w:r>
-    </w:p>
-    <w:p>
-      <w:pPr>
-        <w:spacing w:after="80"/>
-        <w:ind w:left="360"/>
-      </w:pPr>
-      <w:r>
-        <w:rPr>
-          <w:b/>
-          <w:bCs/>
-          <w:color w:val="1B365D"/>
-          <w:sz w:val="20"/>
-          <w:szCs w:val="20"/>
-        </w:rPr>
-        <w:t xml:space="preserve">Explanation: </w:t>
-      </w:r>
-      <w:r>
-        <w:rPr>
-          <w:color w:val="1A1A2E"/>
-          <w:sz w:val="20"/>
-          <w:szCs w:val="20"/>
-        </w:rPr>
-        <w:t xml:space="preserve">An SLA (Service Level Agreement) defines uptime guarantees and response times for production systems.</w:t>
-      </w:r>
-    </w:p>
-    <w:p>
-      <w:pPr>
-        <w:spacing w:after="200"/>
-        <w:ind w:left="360"/>
-      </w:pPr>
-      <w:r>
-        <w:rPr>
-          <w:b/>
-          <w:bCs/>
-          <w:color w:val="5A5A6E"/>
-          <w:sz w:val="18"/>
-          <w:szCs w:val="18"/>
-        </w:rPr>
-        <w:t xml:space="preserve">Topic Reference: </w:t>
-      </w:r>
-      <w:r>
-        <w:rPr>
-          <w:color w:val="5A5A6E"/>
-          <w:sz w:val="18"/>
-          <w:szCs w:val="18"/>
-        </w:rPr>
-        <w:t xml:space="preserve">Production Systems | Week 8</w:t>
-      </w:r>
-    </w:p>
-    <w:p>
-      <w:pPr>
-        <w:spacing w:before="200" w:after="100"/>
-      </w:pPr>
-      <w:r>
-        <w:rPr>
-          <w:b/>
-          <w:bCs/>
-          <w:color w:val="2E86AB"/>
-          <w:sz w:val="22"/>
-          <w:szCs w:val="22"/>
-        </w:rPr>
-        <w:t xml:space="preserve">Q99. </w:t>
-      </w:r>
-      <w:r>
-        <w:rPr>
-          <w:b/>
-          <w:bCs/>
-          <w:color w:val="1A1A2E"/>
-          <w:sz w:val="22"/>
-          <w:szCs w:val="22"/>
-        </w:rPr>
-        <w:t xml:space="preserve">ANSWER: </w:t>
-      </w:r>
-      <w:r>
-        <w:rPr>
-          <w:b/>
-          <w:bCs/>
-          <w:color w:val="4CAF50"/>
-          <w:sz w:val="22"/>
-          <w:szCs w:val="22"/>
-        </w:rPr>
-        <w:t xml:space="preserve">B</w:t>
+        <w:t>A</w:t>
       </w:r>
     </w:p>
     <w:p>

--- a/AI for Engineers Course/AI_for_Engineers_Final_Certification_Test_Solution.docx
+++ b/AI for Engineers Course/AI_for_Engineers_Final_Certification_Test_Solution.docx
@@ -70,7 +70,7 @@
           <w:sz w:val="26"/>
           <w:szCs w:val="26"/>
         </w:rPr>
-        <w:t xml:space="preserve">PCAP Certification Exam</w:t>
+        <w:t>PCAIP Certification Exam</w:t>
       </w:r>
     </w:p>
     <w:p>
@@ -14393,6 +14393,8 @@
       </w:r>
     </w:p>
     <w:sectPr>
+      <w:footerReference w:type="default" r:id="rId7"/>
+      <w:headerReference w:type="default" r:id="rId8"/>
       <w:pgSz w:w="11906" w:h="16838" w:orient="portrait"/>
       <w:pgMar w:top="1440" w:right="1440" w:bottom="1440" w:left="1440" w:header="708" w:footer="708" w:gutter="0"/>
       <w:pgNumType/>
@@ -14406,6 +14408,16 @@
 <w:comments xmlns:cx="http://schemas.microsoft.com/office/drawing/2014/chartex" xmlns:cx1="http://schemas.microsoft.com/office/drawing/2015/9/8/chartex" xmlns:cx2="http://schemas.microsoft.com/office/drawing/2015/10/21/chartex" xmlns:cx3="http://schemas.microsoft.com/office/drawing/2016/5/9/chartex" xmlns:cx4="http://schemas.microsoft.com/office/drawing/2016/5/10/chartex" xmlns:cx5="http://schemas.microsoft.com/office/drawing/2016/5/11/chartex" xmlns:cx6="http://schemas.microsoft.com/office/drawing/2016/5/12/chartex" xmlns:cx7="http://schemas.microsoft.com/office/drawing/2016/5/13/chartex" xmlns:cx8="http://schemas.microsoft.com/office/drawing/2016/5/14/chartex" xmlns:mc="http://schemas.openxmlformats.org/markup-compatibility/2006" xmlns:aink="http://schemas.microsoft.com/office/drawing/2016/ink" xmlns:am3d="http://schemas.microsoft.com/office/drawing/2017/model3d" xmlns:o="urn:schemas-microsoft-com:office:office" xmlns:r="http://schemas.openxmlformats.org/officeDocument/2006/relationships" xmlns:m="http://schemas.openxmlformats.org/officeDocument/2006/math" xmlns:v="urn:schemas-microsoft-com:vml" xmlns:wp14="http://schemas.microsoft.com/office/word/2010/wordprocessingDrawing" xmlns:wp="http://schemas.openxmlformats.org/drawingml/2006/wordprocessingDrawing" xmlns:w10="urn:schemas-microsoft-com:office:word" xmlns:w="http://schemas.openxmlformats.org/wordprocessingml/2006/main" xmlns:w14="http://schemas.microsoft.com/office/word/2010/wordml" xmlns:w15="http://schemas.microsoft.com/office/word/2012/wordml" xmlns:w16cex="http://schemas.microsoft.com/office/word/2018/wordml/cex" xmlns:w16cid="http://schemas.microsoft.com/office/word/2016/wordml/cid" xmlns:w16="http://schemas.microsoft.com/office/word/2018/wordml" xmlns:w16sdtdh="http://schemas.microsoft.com/office/word/2020/wordml/sdtdatahash" xmlns:w16se="http://schemas.microsoft.com/office/word/2015/wordml/symex" xmlns:wpg="http://schemas.microsoft.com/office/word/2010/wordprocessingGroup" xmlns:wpi="http://schemas.microsoft.com/office/word/2010/wordprocessingInk" xmlns:wne="http://schemas.microsoft.com/office/word/2006/wordml" xmlns:wps="http://schemas.microsoft.com/office/word/2010/wordprocessingShape"/>
 </file>
 
+<file path=word/footer1.xml><?xml version="1.0" encoding="utf-8"?>
+<w:ftr xmlns:m="http://schemas.openxmlformats.org/officeDocument/2006/math" xmlns:mc="http://schemas.openxmlformats.org/markup-compatibility/2006" xmlns:mo="http://schemas.microsoft.com/office/mac/office/2008/main" xmlns:mv="urn:schemas-microsoft-com:mac:vml" xmlns:o="urn:schemas-microsoft-com:office:office" xmlns:r="http://schemas.openxmlformats.org/officeDocument/2006/relationships" xmlns:v="urn:schemas-microsoft-com:vml" xmlns:w10="urn:schemas-microsoft-com:office:word" xmlns:w14="http://schemas.microsoft.com/office/word/2010/wordml" xmlns:w="http://schemas.openxmlformats.org/wordprocessingml/2006/main" xmlns:wne="http://schemas.microsoft.com/office/word/2006/wordml" xmlns:wp14="http://schemas.microsoft.com/office/word/2010/wordprocessingDrawing" xmlns:wp="http://schemas.openxmlformats.org/drawingml/2006/wordprocessingDrawing" xmlns:wpc="http://schemas.microsoft.com/office/word/2010/wordprocessingCanvas" xmlns:wpg="http://schemas.microsoft.com/office/word/2010/wordprocessingGroup" xmlns:wpi="http://schemas.microsoft.com/office/word/2010/wordprocessingInk" xmlns:wps="http://schemas.microsoft.com/office/word/2010/wordprocessingShape" mc:Ignorable="w14 wp14">
+  <w:p>
+    <w:pPr>
+      <w:pStyle w:val="Footer"/>
+    </w:pPr>
+  </w:p>
+</w:ftr>
+</file>
+
 <file path=word/footnotes.xml><?xml version="1.0" encoding="utf-8"?>
 <w:footnotes xmlns:wpc="http://schemas.microsoft.com/office/word/2010/wordprocessingCanvas" xmlns:mc="http://schemas.openxmlformats.org/markup-compatibility/2006" xmlns:o="urn:schemas-microsoft-com:office:office" xmlns:r="http://schemas.openxmlformats.org/officeDocument/2006/relationships" xmlns:m="http://schemas.openxmlformats.org/officeDocument/2006/math" xmlns:v="urn:schemas-microsoft-com:vml" xmlns:wp14="http://schemas.microsoft.com/office/word/2010/wordprocessingDrawing" xmlns:wp="http://schemas.openxmlformats.org/drawingml/2006/wordprocessingDrawing" xmlns:w10="urn:schemas-microsoft-com:office:word" xmlns:w="http://schemas.openxmlformats.org/wordprocessingml/2006/main" xmlns:w14="http://schemas.microsoft.com/office/word/2010/wordml" xmlns:w15="http://schemas.microsoft.com/office/word/2012/wordml" xmlns:wpg="http://schemas.microsoft.com/office/word/2010/wordprocessingGroup" xmlns:wpi="http://schemas.microsoft.com/office/word/2010/wordprocessingInk" xmlns:wne="http://schemas.microsoft.com/office/word/2006/wordml" xmlns:wps="http://schemas.microsoft.com/office/word/2010/wordprocessingShape" mc:Ignorable="w14 w15 wp14">
   <w:footnote w:type="separator" w:id="-1">
@@ -14441,6 +14453,16 @@
     </w:p>
   </w:footnote>
 </w:footnotes>
+</file>
+
+<file path=word/header1.xml><?xml version="1.0" encoding="utf-8"?>
+<w:hdr xmlns:m="http://schemas.openxmlformats.org/officeDocument/2006/math" xmlns:mc="http://schemas.openxmlformats.org/markup-compatibility/2006" xmlns:mo="http://schemas.microsoft.com/office/mac/office/2008/main" xmlns:mv="urn:schemas-microsoft-com:mac:vml" xmlns:o="urn:schemas-microsoft-com:office:office" xmlns:r="http://schemas.openxmlformats.org/officeDocument/2006/relationships" xmlns:v="urn:schemas-microsoft-com:vml" xmlns:w10="urn:schemas-microsoft-com:office:word" xmlns:w14="http://schemas.microsoft.com/office/word/2010/wordml" xmlns:w="http://schemas.openxmlformats.org/wordprocessingml/2006/main" xmlns:wne="http://schemas.microsoft.com/office/word/2006/wordml" xmlns:wp14="http://schemas.microsoft.com/office/word/2010/wordprocessingDrawing" xmlns:wp="http://schemas.openxmlformats.org/drawingml/2006/wordprocessingDrawing" xmlns:wpc="http://schemas.microsoft.com/office/word/2010/wordprocessingCanvas" xmlns:wpg="http://schemas.microsoft.com/office/word/2010/wordprocessingGroup" xmlns:wpi="http://schemas.microsoft.com/office/word/2010/wordprocessingInk" xmlns:wps="http://schemas.microsoft.com/office/word/2010/wordprocessingShape" mc:Ignorable="w14 wp14">
+  <w:p>
+    <w:pPr>
+      <w:pStyle w:val="Header"/>
+    </w:pPr>
+  </w:p>
+</w:hdr>
 </file>
 
 <file path=word/numbering.xml><?xml version="1.0" encoding="utf-8"?>
